--- a/Document1.docx
+++ b/Document1.docx
@@ -2,121 +2,805 @@
 <file path=word/document.xml><?xml version="1.0" encoding="utf-8"?>
 <w:document xmlns:wpc="http://schemas.microsoft.com/office/word/2010/wordprocessingCanvas" xmlns:mc="http://schemas.openxmlformats.org/markup-compatibility/2006" xmlns:o="urn:schemas-microsoft-com:office:office" xmlns:r="http://schemas.openxmlformats.org/officeDocument/2006/relationships" xmlns:m="http://schemas.openxmlformats.org/officeDocument/2006/math" xmlns:v="urn:schemas-microsoft-com:vml" xmlns:wp="http://schemas.openxmlformats.org/drawingml/2006/wordprocessingDrawing" xmlns:w="http://schemas.openxmlformats.org/wordprocessingml/2006/main" xmlns:wpg="http://schemas.microsoft.com/office/word/2010/wordprocessingGroup" xmlns:wpi="http://schemas.microsoft.com/office/word/2010/wordprocessingInk" xmlns:a="http://schemas.openxmlformats.org/drawingml/2006/main" xmlns:wne="http://schemas.microsoft.com/office/word/2006/wordml" xmlns:wps="http://schemas.microsoft.com/office/word/2010/wordprocessingShape" xmlns:w10="urn:schemas-microsoft-com:office:word" xmlns:wp14="http://schemas.microsoft.com/office/word/2010/wordprocessingDrawing" xmlns:w14="http://schemas.microsoft.com/office/word/2010/wordml" xmlns:w15="http://schemas.microsoft.com/office/word/2012/wordml" xmlns:w16cex="http://schemas.microsoft.com/office/word/2018/wordml/cex" xmlns:w16cid="http://schemas.microsoft.com/office/word/2016/wordml/cid" xmlns:w16="http://schemas.microsoft.com/office/word/2018/wordml" xmlns:w16sdtdh="http://schemas.microsoft.com/office/word/2020/wordml/sdtdatahash" xmlns:w16se="http://schemas.microsoft.com/office/word/2015/wordml/symex" mc:Ignorable="w14 w15 w16se w16cid w16 w16cex w16sdtdh wp14">
   <w:body>
+    <w:p>
+      <w:pPr>
+        <w:pBdr/>
+        <w:spacing/>
+        <w:ind/>
+        <w:rPr/>
+      </w:pPr>
+      <w:r>
+        <w:t xml:space="preserve">1. Identity and Access Management (IAM)</w:t>
+      </w:r>
+      <w:r/>
+    </w:p>
+    <w:p>
+      <w:pPr>
+        <w:pBdr/>
+        <w:spacing/>
+        <w:ind/>
+        <w:rPr/>
+      </w:pPr>
+      <w:r>
+        <w:t xml:space="preserve">• Default Security Controls:</w:t>
+      </w:r>
+      <w:r/>
+    </w:p>
+    <w:p>
+      <w:pPr>
+        <w:pBdr/>
+        <w:spacing/>
+        <w:ind/>
+        <w:rPr/>
+      </w:pPr>
+      <w:r>
+        <w:t xml:space="preserve">    ◦ Role-Based Access Control (RBAC): Built-in for all tenants to manage user permissions.</w:t>
+      </w:r>
+      <w:r/>
+    </w:p>
+    <w:p>
+      <w:pPr>
+        <w:pBdr/>
+        <w:spacing/>
+        <w:ind/>
+        <w:rPr/>
+      </w:pPr>
+      <w:r>
+        <w:t xml:space="preserve">    ◦ Tenant Isolation: Logical separation using unique tenant identifiers ensures users only access their own organization's records.</w:t>
+      </w:r>
+      <w:r/>
+    </w:p>
+    <w:p>
+      <w:pPr>
+        <w:pBdr/>
+        <w:spacing/>
+        <w:ind/>
+        <w:rPr/>
+      </w:pPr>
+      <w:r>
+        <w:t xml:space="preserve">    ◦ Least Privilege for Admins: Administrative access is internally restricted to authorized DevOps personnel using separate support accounts.</w:t>
+      </w:r>
+      <w:r/>
+    </w:p>
+    <w:p>
+      <w:pPr>
+        <w:pBdr/>
+        <w:spacing/>
+        <w:ind/>
+        <w:rPr/>
+      </w:pPr>
+      <w:r>
+        <w:t xml:space="preserve">• Recommended for Secure Deployment:</w:t>
+      </w:r>
+      <w:r/>
+    </w:p>
+    <w:p>
+      <w:pPr>
+        <w:pBdr/>
+        <w:spacing/>
+        <w:ind/>
+        <w:rPr/>
+      </w:pPr>
+      <w:r>
+        <w:t xml:space="preserve">    ◦ Multi-Factor Authentication (MFA): Should be enabled for all administrative functions, including 2FA or third-party authentication integration.</w:t>
+      </w:r>
+      <w:r/>
+    </w:p>
+    <w:p>
+      <w:pPr>
+        <w:pBdr/>
+        <w:spacing/>
+        <w:ind/>
+        <w:rPr/>
+      </w:pPr>
+      <w:r>
+        <w:t xml:space="preserve">    ◦ Separation of Duties (SoD): Enable SoD policies to identify and prevent "toxic combinations" of access, such as a user who can both create a vendor and approve a payment.</w:t>
+      </w:r>
+      <w:r/>
+    </w:p>
+    <w:p>
+      <w:pPr>
+        <w:pBdr/>
+        <w:spacing/>
+        <w:ind/>
+        <w:rPr/>
+      </w:pPr>
+      <w:r>
+        <w:t xml:space="preserve">    ◦ Custom User Levels: Use these to define precise rights for IT admins, ensuring they have exactly the access needed for their role and no more.</w:t>
+      </w:r>
+      <w:r/>
+    </w:p>
+    <w:p>
+      <w:pPr>
+        <w:pBdr/>
+        <w:spacing/>
+        <w:ind/>
+        <w:rPr/>
+      </w:pPr>
+      <w:r>
+        <w:t xml:space="preserve">    ◦ Time-Bound Access: Implement this to grant elevated permissions only for a defined duration, moving toward a "zero standing privilege" environment.</w:t>
+      </w:r>
+      <w:r/>
+    </w:p>
+    <w:p>
+      <w:pPr>
+        <w:pBdr/>
+        <w:spacing/>
+        <w:ind/>
+        <w:rPr/>
+      </w:pPr>
+      <w:r>
+        <w:t xml:space="preserve">    ◦ AI-Driven Outlier Detection: Use the Identity Outliers dashboard to identify and remediate identities with abnormal access compared to their peers.</w:t>
+      </w:r>
+      <w:r/>
+    </w:p>
+    <w:p>
+      <w:pPr>
+        <w:pBdr/>
+        <w:spacing/>
+        <w:ind/>
+        <w:rPr/>
+      </w:pPr>
+      <w:r>
+        <w:t xml:space="preserve">2. Data Protection</w:t>
+      </w:r>
+      <w:r/>
+    </w:p>
+    <w:p>
+      <w:pPr>
+        <w:pBdr/>
+        <w:spacing/>
+        <w:ind/>
+        <w:rPr/>
+      </w:pPr>
+      <w:r>
+        <w:t xml:space="preserve">• Default Security Controls:</w:t>
+      </w:r>
+      <w:r/>
+    </w:p>
+    <w:p>
+      <w:pPr>
+        <w:pBdr/>
+        <w:spacing/>
+        <w:ind/>
+        <w:rPr/>
+      </w:pPr>
+      <w:r>
+        <w:t xml:space="preserve">    ◦ AES-256 Encryption: Standardized for data at rest using managed, restricted, and non-exportable keys.</w:t>
+      </w:r>
+      <w:r/>
+    </w:p>
+    <w:p>
+      <w:pPr>
+        <w:pBdr/>
+        <w:spacing/>
+        <w:ind/>
+        <w:rPr/>
+      </w:pPr>
+      <w:r>
+        <w:t xml:space="preserve">    ◦ Zero Knowledge Encryption: A patented algorithm where credentials are encrypted on the user's device or Virtual Appliance (VA) before transmission, ensuring SailPoint never sees administrative passwords or sensitive keys.</w:t>
+      </w:r>
+      <w:r/>
+    </w:p>
+    <w:p>
+      <w:pPr>
+        <w:pBdr/>
+        <w:spacing/>
+        <w:ind/>
+        <w:rPr/>
+      </w:pPr>
+      <w:r>
+        <w:t xml:space="preserve">    ◦ Encryption in Transit: All data moving to the cloud is protected via TLS 1.2 or above.</w:t>
+      </w:r>
+      <w:r/>
+    </w:p>
+    <w:p>
+      <w:pPr>
+        <w:pBdr/>
+        <w:spacing/>
+        <w:ind/>
+        <w:rPr/>
+      </w:pPr>
+      <w:r>
+        <w:t xml:space="preserve">• Recommended for Secure Deployment:</w:t>
+      </w:r>
+      <w:r/>
+    </w:p>
+    <w:p>
+      <w:pPr>
+        <w:pBdr/>
+        <w:spacing/>
+        <w:ind/>
+        <w:rPr/>
+      </w:pPr>
+      <w:r>
+        <w:t xml:space="preserve">    ◦ Data Access Security (DAS): Enable this to discover and classify sensitive unstructured data (such as PII or Intellectual Property) across cloud storage like Box and Google Drive.</w:t>
+      </w:r>
+      <w:r/>
+    </w:p>
+    <w:p>
+      <w:pPr>
+        <w:pBdr/>
+        <w:spacing/>
+        <w:ind/>
+        <w:rPr/>
+      </w:pPr>
+      <w:r>
+        <w:t xml:space="preserve">    ◦ Data Certification: Empower data owners to periodically certify who has access to their specific files and repositories to meet GDPR or HIPAA requirements.</w:t>
+      </w:r>
+      <w:r/>
+    </w:p>
+    <w:p>
+      <w:pPr>
+        <w:pBdr/>
+        <w:spacing/>
+        <w:ind/>
+        <w:rPr/>
+      </w:pPr>
+      <w:r>
+        <w:t xml:space="preserve">3. Integration</w:t>
+      </w:r>
+      <w:r/>
+    </w:p>
+    <w:p>
+      <w:pPr>
+        <w:pBdr/>
+        <w:spacing/>
+        <w:ind/>
+        <w:rPr/>
+      </w:pPr>
+      <w:r>
+        <w:t xml:space="preserve">• Default Security Controls:</w:t>
+      </w:r>
+      <w:r/>
+    </w:p>
+    <w:p>
+      <w:pPr>
+        <w:pBdr/>
+        <w:spacing/>
+        <w:ind/>
+        <w:rPr/>
+      </w:pPr>
+      <w:r>
+        <w:t xml:space="preserve">    ◦ Outbound-Only Connectivity: The Virtual Appliance (VA) uses an outbound-only communication model, requiring no inbound firewall ports to be opened.</w:t>
+      </w:r>
+      <w:r/>
+    </w:p>
+    <w:p>
+      <w:pPr>
+        <w:pBdr/>
+        <w:spacing/>
+        <w:ind/>
+        <w:rPr/>
+      </w:pPr>
+      <w:r>
+        <w:t xml:space="preserve">    ◦ Standards-Based Connectors: Out-of-the-box support for REST, SCIM, JDBC, and LDAP for secure information exchange.</w:t>
+      </w:r>
+      <w:r/>
+    </w:p>
+    <w:p>
+      <w:pPr>
+        <w:pBdr/>
+        <w:spacing/>
+        <w:ind/>
+        <w:rPr/>
+      </w:pPr>
+      <w:r>
+        <w:t xml:space="preserve">• Recommended for Secure Deployment:</w:t>
+      </w:r>
+      <w:r/>
+    </w:p>
+    <w:p>
+      <w:pPr>
+        <w:pBdr/>
+        <w:spacing/>
+        <w:ind/>
+        <w:rPr/>
+      </w:pPr>
+      <w:r>
+        <w:t xml:space="preserve">    ◦ SIEM/SOAR Integration: Integrate with tools like Splunk or Microsoft Sentinel via the Search API to correlate identity events with broader network security signals.</w:t>
+      </w:r>
+      <w:r/>
+    </w:p>
+    <w:p>
+      <w:pPr>
+        <w:pBdr/>
+        <w:spacing/>
+        <w:ind/>
+        <w:rPr/>
+      </w:pPr>
+      <w:r>
+        <w:t xml:space="preserve">    ◦ Event Triggers: Use webhooks to notify third-party security orchestration tools (like CrowdStrike) in real-time when risky events, such as an "Access Request Denied," occur.</w:t>
+      </w:r>
+      <w:r/>
+    </w:p>
+    <w:p>
+      <w:pPr>
+        <w:pBdr/>
+        <w:spacing/>
+        <w:ind/>
+        <w:rPr/>
+      </w:pPr>
+      <w:r>
+        <w:t xml:space="preserve">4. Network Security</w:t>
+      </w:r>
+      <w:r/>
+    </w:p>
+    <w:p>
+      <w:pPr>
+        <w:pBdr/>
+        <w:spacing/>
+        <w:ind/>
+        <w:rPr/>
+      </w:pPr>
+      <w:r>
+        <w:t xml:space="preserve">• Default Security Controls:</w:t>
+      </w:r>
+      <w:r/>
+    </w:p>
+    <w:p>
+      <w:pPr>
+        <w:pBdr/>
+        <w:spacing/>
+        <w:ind/>
+        <w:rPr/>
+      </w:pPr>
+      <w:r>
+        <w:t xml:space="preserve">    ◦ AWS Infrastructure Protections: AWS prohibits all ports and protocols that do not have a specific business purpose and performs regular network scanning.</w:t>
+      </w:r>
+      <w:r/>
+    </w:p>
+    <w:p>
+      <w:pPr>
+        <w:pBdr/>
+        <w:spacing/>
+        <w:ind/>
+        <w:rPr/>
+      </w:pPr>
+      <w:r>
+        <w:t xml:space="preserve">    ◦ Logical Segmentation: Distributed databases and logical models partition data internally to minimize the "blast radius" of any potential compromise.</w:t>
+      </w:r>
+      <w:r/>
+    </w:p>
+    <w:p>
+      <w:pPr>
+        <w:pBdr/>
+        <w:spacing/>
+        <w:ind/>
+        <w:rPr/>
+      </w:pPr>
+      <w:r>
+        <w:t xml:space="preserve">• Recommended for Secure Deployment:</w:t>
+      </w:r>
+      <w:r/>
+    </w:p>
+    <w:p>
+      <w:pPr>
+        <w:pBdr/>
+        <w:spacing/>
+        <w:ind/>
+        <w:rPr/>
+      </w:pPr>
+      <w:r>
+        <w:t xml:space="preserve">    ◦ Network Tunneling: For highly restricted environments, configure network tunnel servers to ensure traffic only moves through domain-based allow lists.</w:t>
+      </w:r>
+      <w:r/>
+    </w:p>
+    <w:p>
+      <w:pPr>
+        <w:pBdr/>
+        <w:spacing/>
+        <w:ind/>
+        <w:rPr/>
+      </w:pPr>
+      <w:r>
+        <w:t xml:space="preserve">    ◦ FIPS Mode: For organizations with high-security or federal mandates, the VA can be configured at the Linux kernel level for FIPS compliance.</w:t>
+      </w:r>
+      <w:r/>
+    </w:p>
+    <w:p>
+      <w:pPr>
+        <w:pBdr/>
+        <w:spacing/>
+        <w:ind/>
+        <w:rPr/>
+      </w:pPr>
+      <w:r>
+        <w:t xml:space="preserve">5. Application Security</w:t>
+      </w:r>
+      <w:r/>
+    </w:p>
+    <w:p>
+      <w:pPr>
+        <w:pBdr/>
+        <w:spacing/>
+        <w:ind/>
+        <w:rPr/>
+      </w:pPr>
+      <w:r>
+        <w:t xml:space="preserve">• Default Security Controls:</w:t>
+      </w:r>
+      <w:r/>
+    </w:p>
+    <w:p>
+      <w:pPr>
+        <w:pBdr/>
+        <w:spacing/>
+        <w:ind/>
+        <w:rPr/>
+      </w:pPr>
+      <w:r>
+        <w:t xml:space="preserve">    ◦ Secure Software Development Lifecycle (SSDLC): Proactive code assurance and monitoring are built into the development process.</w:t>
+      </w:r>
+      <w:r/>
+    </w:p>
+    <w:p>
+      <w:pPr>
+        <w:pBdr/>
+        <w:spacing/>
+        <w:ind/>
+        <w:rPr/>
+      </w:pPr>
+      <w:r>
+        <w:t xml:space="preserve">    ◦ Regular Penetration Testing: External security organizations conduct penetration tests at least every six months.</w:t>
+      </w:r>
+      <w:r/>
+    </w:p>
+    <w:p>
+      <w:pPr>
+        <w:pBdr/>
+        <w:spacing/>
+        <w:ind/>
+        <w:rPr/>
+      </w:pPr>
+      <w:r>
+        <w:t xml:space="preserve">    ◦ Bug Bounty Program: Ongoing engagement with the external research community to identify vulnerabilities.</w:t>
+      </w:r>
+      <w:r/>
+    </w:p>
+    <w:p>
+      <w:pPr>
+        <w:pBdr/>
+        <w:spacing/>
+        <w:ind/>
+        <w:rPr/>
+      </w:pPr>
+      <w:r>
+        <w:t xml:space="preserve">• Recommended for Secure Deployment:</w:t>
+      </w:r>
+      <w:r/>
+    </w:p>
+    <w:p>
+      <w:pPr>
+        <w:pBdr/>
+        <w:spacing/>
+        <w:ind/>
+        <w:rPr/>
+      </w:pPr>
+      <w:r>
+        <w:t xml:space="preserve">    ◦ Rule Security Review: Any custom Beanshell rules developed for the platform must be reviewed by SailPoint Expert Services to ensure they do not introduce security vulnerabilities or performance issues.</w:t>
+      </w:r>
+      <w:r/>
+    </w:p>
+    <w:p>
+      <w:pPr>
+        <w:pBdr/>
+        <w:spacing/>
+        <w:ind/>
+        <w:rPr/>
+      </w:pPr>
+      <w:r>
+        <w:t xml:space="preserve">    ◦ SQL Injection Prevention: Ensure managed applications (like IdentityIQ) use parameterized statements and industry-standard packages like Hibernate.</w:t>
+      </w:r>
+      <w:r/>
+    </w:p>
+    <w:p>
+      <w:pPr>
+        <w:pBdr/>
+        <w:spacing/>
+        <w:ind/>
+        <w:rPr/>
+      </w:pPr>
+      <w:r>
+        <w:t xml:space="preserve">6. Logging and Monitoring</w:t>
+      </w:r>
+      <w:r/>
+    </w:p>
+    <w:p>
+      <w:pPr>
+        <w:pBdr/>
+        <w:spacing/>
+        <w:ind/>
+        <w:rPr/>
+      </w:pPr>
+      <w:r>
+        <w:t xml:space="preserve">• Default Security Controls:</w:t>
+      </w:r>
+      <w:r/>
+    </w:p>
+    <w:p>
+      <w:pPr>
+        <w:pBdr/>
+        <w:spacing/>
+        <w:ind/>
+        <w:rPr/>
+      </w:pPr>
+      <w:r>
+        <w:t xml:space="preserve">    ◦ Real-Time Audit Trails: Nearly every action in the system is tracked and stored for at least one year.</w:t>
+      </w:r>
+      <w:r/>
+    </w:p>
+    <w:p>
+      <w:pPr>
+        <w:pBdr/>
+        <w:spacing/>
+        <w:ind/>
+        <w:rPr/>
+      </w:pPr>
+      <w:r>
+        <w:t xml:space="preserve">    ◦ Admin Dashboard: Provides at-a-glance visibility into system component health and certification progress.</w:t>
+      </w:r>
+      <w:r/>
+    </w:p>
+    <w:p>
+      <w:pPr>
+        <w:pBdr/>
+        <w:spacing/>
+        <w:ind/>
+        <w:rPr/>
+      </w:pPr>
+      <w:r>
+        <w:t xml:space="preserve">• Recommended for Secure Deployment:</w:t>
+      </w:r>
+      <w:r/>
+    </w:p>
+    <w:p>
+      <w:pPr>
+        <w:pBdr/>
+        <w:spacing/>
+        <w:ind/>
+        <w:rPr/>
+      </w:pPr>
+      <w:r>
+        <w:t xml:space="preserve">    ◦ System Health Notifications: Configure these to receive immediate alerts if a source enters an error state or a Virtual Appliance cluster becomes unhealthy.</w:t>
+      </w:r>
+      <w:r/>
+    </w:p>
+    <w:p>
+      <w:pPr>
+        <w:pBdr/>
+        <w:spacing/>
+        <w:ind/>
+        <w:rPr/>
+      </w:pPr>
+      <w:r>
+        <w:t xml:space="preserve">    ◦ Long-Term Retention: For compliance requirements exceeding one year, export audit logs to a SIEM for long-term storage and forensics.</w:t>
+      </w:r>
+      <w:r/>
+    </w:p>
+    <w:p>
+      <w:pPr>
+        <w:pBdr/>
+        <w:spacing/>
+        <w:ind/>
+        <w:rPr/>
+      </w:pPr>
+      <w:r>
+        <w:t xml:space="preserve">7. Infrastructure Security</w:t>
+      </w:r>
+      <w:r/>
+    </w:p>
+    <w:p>
+      <w:pPr>
+        <w:pBdr/>
+        <w:spacing/>
+        <w:ind/>
+        <w:rPr/>
+      </w:pPr>
+      <w:r>
+        <w:t xml:space="preserve">• Default Security Controls:</w:t>
+      </w:r>
+      <w:r/>
+    </w:p>
+    <w:p>
+      <w:pPr>
+        <w:pBdr/>
+        <w:spacing/>
+        <w:ind/>
+        <w:rPr/>
+      </w:pPr>
+      <w:r>
+        <w:t xml:space="preserve">    ◦ Hardened Virtual Appliance: The VA uses the Flatcar operating system, which is stripped of non-essential services and does not support root access or additional user accounts.</w:t>
+      </w:r>
+      <w:r/>
+    </w:p>
+    <w:p>
+      <w:pPr>
+        <w:pBdr/>
+        <w:spacing/>
+        <w:ind/>
+        <w:rPr/>
+      </w:pPr>
+      <w:r>
+        <w:t xml:space="preserve">    ◦ Automated VA Patching: SailPoint manages and pushes software maintenance and security updates to the VA cluster automatically.</w:t>
+      </w:r>
+      <w:r/>
+    </w:p>
+    <w:p>
+      <w:pPr>
+        <w:pBdr/>
+        <w:spacing/>
+        <w:ind/>
+        <w:rPr/>
+      </w:pPr>
+      <w:r>
+        <w:t xml:space="preserve">• Recommended for Secure Deployment:</w:t>
+      </w:r>
+      <w:r/>
+    </w:p>
+    <w:p>
+      <w:pPr>
+        <w:pBdr/>
+        <w:spacing/>
+        <w:ind/>
+        <w:rPr/>
+      </w:pPr>
+      <w:r>
+        <w:t xml:space="preserve">    ◦ Redundancy (VA Clusters): Deploy VAs in a 1:1 ratio to virtual machines and spread them across different physical servers or Availability Zones to avoid single points of failure.</w:t>
+      </w:r>
+      <w:r/>
+    </w:p>
+    <w:p>
+      <w:pPr>
+        <w:pBdr/>
+        <w:spacing/>
+        <w:ind/>
+        <w:rPr/>
+      </w:pPr>
+      <w:r>
+        <w:t xml:space="preserve">    ◦ Authoritative Source Accuracy: Regularly audit the accuracy of identity data in the primary HR system, as the platform's security logic depends on this "source of truth".</w:t>
+      </w:r>
+      <w:r/>
+    </w:p>
+    <w:p>
+      <w:pPr>
+        <w:pBdr/>
+        <w:spacing/>
+        <w:ind/>
+        <w:rPr/>
+      </w:pPr>
+      <w:r>
+        <w:t xml:space="preserve">8. Cloud Infrastructure</w:t>
+      </w:r>
+      <w:r/>
+    </w:p>
+    <w:p>
+      <w:pPr>
+        <w:pBdr/>
+        <w:spacing/>
+        <w:ind/>
+        <w:rPr/>
+      </w:pPr>
+      <w:r>
+        <w:t xml:space="preserve">• Default Security Controls:</w:t>
+      </w:r>
+      <w:r/>
+    </w:p>
+    <w:p>
+      <w:pPr>
+        <w:pBdr/>
+        <w:spacing/>
+        <w:ind/>
+        <w:rPr/>
+      </w:pPr>
+      <w:r>
+        <w:t xml:space="preserve">    ◦ AWS Multi-AZ Redundancy: Redundant hardware, software, and network infrastructure are maintained across three Availability Zones in each region.</w:t>
+      </w:r>
+      <w:r/>
+    </w:p>
+    <w:p>
+      <w:pPr>
+        <w:pBdr/>
+        <w:spacing/>
+        <w:ind/>
+        <w:rPr/>
+      </w:pPr>
+      <w:r>
+        <w:t xml:space="preserve">    ◦ Automated Failover: Built-in measures for quick restoration from backups in the event of a site or service failure.</w:t>
+      </w:r>
+      <w:r/>
+    </w:p>
+    <w:p>
+      <w:pPr>
+        <w:pBdr/>
+        <w:spacing/>
+        <w:ind/>
+        <w:rPr/>
+      </w:pPr>
+      <w:r>
+        <w:t xml:space="preserve">• Recommended for Secure Deployment:</w:t>
+      </w:r>
+      <w:r/>
+    </w:p>
+    <w:p>
+      <w:pPr>
+        <w:pBdr/>
+        <w:spacing/>
+        <w:ind/>
+        <w:rPr/>
+      </w:pPr>
+      <w:r>
+        <w:t xml:space="preserve">    ◦ CIEM (Cloud Infrastructure Entitlement Management): Enable this to manage access and entitlements across multi-cloud environments (AWS, Azure, GCP), identifying over-privileged accounts.</w:t>
+      </w:r>
+      <w:r/>
+    </w:p>
+    <w:p>
+      <w:pPr>
+        <w:pBdr/>
+        <w:spacing/>
+        <w:ind/>
+        <w:rPr>
+          <w:highlight w:val="none"/>
+        </w:rPr>
+      </w:pPr>
+      <w:r>
+        <w:t xml:space="preserve">    ◦ Zero Trust Architecture: Align deployment with NIST 800-207 concepts, utilizing identity as the primary control plane for all cloud resources.</w:t>
+      </w:r>
+      <w:r/>
+      <w:r/>
+      <w:r/>
+    </w:p>
+    <w:p>
+      <w:pPr>
+        <w:pBdr/>
+        <w:spacing/>
+        <w:ind/>
+        <w:rPr/>
+      </w:pPr>
+      <w:r/>
+      <w:r/>
+      <w:r/>
+    </w:p>
     <w:tbl>
       <w:tblPr>
-        <w:tblStyle w:val="11"/>
+        <w:tblStyle w:val="12"/>
+        <w:tblInd w:w="0" w:type="dxa"/>
         <w:tblW w:w="0" w:type="auto"/>
-        <w:tblInd w:w="0" w:type="dxa"/>
         <w:tblBorders>
-          <w:top w:val="none" w:color="000000" w:sz="4" w:space="0"/>
-          <w:left w:val="none" w:color="000000" w:sz="4" w:space="0"/>
-          <w:bottom w:val="none" w:color="000000" w:sz="4" w:space="0"/>
-          <w:right w:val="none" w:color="000000" w:sz="4" w:space="0"/>
+          <w:top w:val="single" w:color="e8eaed" w:sz="6" w:space="0"/>
+          <w:left w:val="single" w:color="e8eaed" w:sz="6" w:space="0"/>
+          <w:bottom w:val="single" w:color="e8eaed" w:sz="6" w:space="0"/>
+          <w:right w:val="single" w:color="e8eaed" w:sz="6" w:space="0"/>
           <w:insideH w:val="none" w:color="000000" w:sz="4" w:space="0"/>
           <w:insideV w:val="none" w:color="000000" w:sz="4" w:space="0"/>
         </w:tblBorders>
+        <w:shd w:val="clear" w:color="22262b" w:fill="22262b"/>
         <w:tblLayout w:type="autofit"/>
         <w:tblLook w:val="04A0" w:firstRow="1" w:lastRow="0" w:firstColumn="1" w:lastColumn="0" w:noHBand="0" w:noVBand="1"/>
       </w:tblPr>
       <w:tblGrid>
-        <w:gridCol w:w="1395"/>
-        <w:gridCol w:w="1395"/>
-        <w:gridCol w:w="1485"/>
+        <w:gridCol w:w="672"/>
+        <w:gridCol w:w="3903"/>
+        <w:gridCol w:w="4780"/>
       </w:tblGrid>
       <w:tr>
-        <w:trPr>
-          <w:trHeight w:val="315"/>
-        </w:trPr>
+        <w:trPr/>
         <w:tc>
           <w:tcPr>
             <w:tcBorders>
-              <w:top w:val="single" w:color="cccccc" w:sz="6" w:space="0"/>
-              <w:left w:val="single" w:color="cccccc" w:sz="6" w:space="0"/>
-              <w:bottom w:val="single" w:color="cccccc" w:sz="6" w:space="0"/>
-              <w:right w:val="single" w:color="cccccc" w:sz="6" w:space="0"/>
+              <w:top w:val="single" w:color="e8eaed" w:sz="6" w:space="0"/>
+              <w:left w:val="single" w:color="e8eaed" w:sz="6" w:space="0"/>
+              <w:bottom w:val="single" w:color="e8eaed" w:sz="6" w:space="0"/>
+              <w:right w:val="single" w:color="e8eaed" w:sz="6" w:space="0"/>
             </w:tcBorders>
             <w:tcMar>
-              <w:left w:w="45" w:type="dxa"/>
-              <w:top w:w="30" w:type="dxa"/>
-              <w:right w:w="45" w:type="dxa"/>
-              <w:bottom w:w="30" w:type="dxa"/>
+              <w:left w:w="60" w:type="dxa"/>
+              <w:top w:w="60" w:type="dxa"/>
+              <w:right w:w="60" w:type="dxa"/>
+              <w:bottom w:w="60" w:type="dxa"/>
             </w:tcMar>
-            <w:tcW w:w="1395" w:type="dxa"/>
-            <w:vAlign w:val="bottom"/>
-            <w:textDirection w:val="lrTb"/>
-            <w:noWrap w:val="false"/>
-          </w:tcPr>
-          <w:p>
-            <w:pPr>
-              <w:pBdr/>
-              <w:spacing w:after="0" w:before="0" w:line="240"/>
-              <w:ind/>
-              <w:rPr/>
-            </w:pPr>
-            <w:r>
-              <w:rPr>
-                <w:rFonts w:ascii="Arial" w:hAnsi="Arial" w:eastAsia="Arial" w:cs="Arial"/>
-                <w:color w:val="000000"/>
-                <w:sz w:val="20"/>
-              </w:rPr>
-              <w:t xml:space="preserve">Feature / Aspect</w:t>
-            </w:r>
-            <w:r/>
-          </w:p>
-        </w:tc>
-        <w:tc>
-          <w:tcPr>
-            <w:tcBorders>
-              <w:top w:val="single" w:color="cccccc" w:sz="6" w:space="0"/>
-              <w:left w:val="single" w:color="cccccc" w:sz="6" w:space="0"/>
-              <w:bottom w:val="single" w:color="cccccc" w:sz="6" w:space="0"/>
-              <w:right w:val="single" w:color="cccccc" w:sz="6" w:space="0"/>
-            </w:tcBorders>
-            <w:tcMar>
-              <w:left w:w="45" w:type="dxa"/>
-              <w:top w:w="30" w:type="dxa"/>
-              <w:right w:w="45" w:type="dxa"/>
-              <w:bottom w:w="30" w:type="dxa"/>
-            </w:tcMar>
-            <w:tcW w:w="1395" w:type="dxa"/>
-            <w:vAlign w:val="bottom"/>
-            <w:textDirection w:val="lrTb"/>
-            <w:noWrap w:val="false"/>
-          </w:tcPr>
-          <w:p>
-            <w:pPr>
-              <w:pBdr/>
-              <w:spacing w:after="0" w:before="0" w:line="240"/>
-              <w:ind/>
-              <w:rPr/>
-            </w:pPr>
-            <w:r>
-              <w:rPr>
-                <w:rFonts w:ascii="Arial" w:hAnsi="Arial" w:eastAsia="Arial" w:cs="Arial"/>
-                <w:color w:val="000000"/>
-                <w:sz w:val="20"/>
-              </w:rPr>
-              <w:t xml:space="preserve">Option 1: Akamai G2O Header Auth with IP Restriction (Shape's IPs)</w:t>
-            </w:r>
-            <w:r/>
-          </w:p>
-        </w:tc>
-        <w:tc>
-          <w:tcPr>
-            <w:tcBorders>
-              <w:top w:val="single" w:color="cccccc" w:sz="6" w:space="0"/>
-              <w:left w:val="single" w:color="cccccc" w:sz="6" w:space="0"/>
-              <w:bottom w:val="single" w:color="cccccc" w:sz="6" w:space="0"/>
-              <w:right w:val="single" w:color="000000" w:sz="6" w:space="0"/>
-            </w:tcBorders>
-            <w:tcMar>
-              <w:left w:w="0" w:type="dxa"/>
-              <w:top w:w="30" w:type="dxa"/>
-              <w:right w:w="0" w:type="dxa"/>
-              <w:bottom w:w="30" w:type="dxa"/>
-            </w:tcMar>
-            <w:tcW w:w="1485" w:type="dxa"/>
-            <w:vAlign w:val="bottom"/>
+            <w:tcW w:w="672" w:type="dxa"/>
+            <w:vAlign w:val="center"/>
             <w:textDirection w:val="lrTb"/>
             <w:noWrap w:val="false"/>
           </w:tcPr>
@@ -128,59 +812,19 @@
                 <w:bottom w:val="none" w:color="000000" w:sz="4" w:space="0"/>
                 <w:right w:val="none" w:color="000000" w:sz="4" w:space="0"/>
               </w:pBdr>
-              <w:spacing/>
+              <w:shd w:val="clear" w:color="22262b" w:fill="22262b"/>
+              <w:spacing w:line="358" w:lineRule="atLeast"/>
               <w:ind w:right="0" w:firstLine="0" w:left="0"/>
+              <w:jc w:val="center"/>
               <w:rPr/>
             </w:pPr>
             <w:r>
               <w:rPr>
-                <w:rFonts w:ascii="Arial" w:hAnsi="Arial" w:eastAsia="Arial" w:cs="Arial"/>
-                <w:color w:val="000000"/>
-                <w:sz w:val="20"/>
+                <w:rFonts w:ascii="Liberation Sans" w:hAnsi="Liberation Sans" w:eastAsia="Liberation Sans" w:cs="Liberation Sans"/>
+                <w:color w:val="c7c7c7"/>
+                <w:sz w:val="21"/>
               </w:rPr>
-              <w:t xml:space="preserve">Option 2: Akamai G2O Header Authentication (No IP Restrictions)</w:t>
-            </w:r>
-            <w:r/>
-          </w:p>
-        </w:tc>
-      </w:tr>
-      <w:tr>
-        <w:trPr>
-          <w:trHeight w:val="315"/>
-        </w:trPr>
-        <w:tc>
-          <w:tcPr>
-            <w:tcBorders>
-              <w:top w:val="single" w:color="cccccc" w:sz="6" w:space="0"/>
-              <w:left w:val="single" w:color="cccccc" w:sz="6" w:space="0"/>
-              <w:bottom w:val="single" w:color="cccccc" w:sz="6" w:space="0"/>
-              <w:right w:val="single" w:color="cccccc" w:sz="6" w:space="0"/>
-            </w:tcBorders>
-            <w:tcMar>
-              <w:left w:w="45" w:type="dxa"/>
-              <w:top w:w="30" w:type="dxa"/>
-              <w:right w:w="45" w:type="dxa"/>
-              <w:bottom w:w="30" w:type="dxa"/>
-            </w:tcMar>
-            <w:tcW w:w="1395" w:type="dxa"/>
-            <w:vAlign w:val="bottom"/>
-            <w:textDirection w:val="lrTb"/>
-            <w:noWrap w:val="false"/>
-          </w:tcPr>
-          <w:p>
-            <w:pPr>
-              <w:pBdr/>
-              <w:spacing w:after="0" w:before="0" w:line="240"/>
-              <w:ind/>
-              <w:rPr/>
-            </w:pPr>
-            <w:r>
-              <w:rPr>
-                <w:rFonts w:ascii="Arial" w:hAnsi="Arial" w:eastAsia="Arial" w:cs="Arial"/>
-                <w:color w:val="000000"/>
-                <w:sz w:val="20"/>
-              </w:rPr>
-              <w:t xml:space="preserve">Description</w:t>
+              <w:t xml:space="preserve">Security Domain</w:t>
             </w:r>
             <w:r/>
           </w:p>
@@ -188,56 +832,19 @@
         <w:tc>
           <w:tcPr>
             <w:tcBorders>
-              <w:top w:val="single" w:color="cccccc" w:sz="6" w:space="0"/>
-              <w:left w:val="single" w:color="cccccc" w:sz="6" w:space="0"/>
-              <w:bottom w:val="single" w:color="cccccc" w:sz="6" w:space="0"/>
-              <w:right w:val="single" w:color="cccccc" w:sz="6" w:space="0"/>
+              <w:top w:val="single" w:color="e8eaed" w:sz="6" w:space="0"/>
+              <w:left w:val="single" w:color="e8eaed" w:sz="6" w:space="0"/>
+              <w:bottom w:val="single" w:color="e8eaed" w:sz="6" w:space="0"/>
+              <w:right w:val="single" w:color="e8eaed" w:sz="6" w:space="0"/>
             </w:tcBorders>
             <w:tcMar>
-              <w:left w:w="45" w:type="dxa"/>
-              <w:top w:w="30" w:type="dxa"/>
-              <w:right w:w="45" w:type="dxa"/>
-              <w:bottom w:w="30" w:type="dxa"/>
+              <w:left w:w="60" w:type="dxa"/>
+              <w:top w:w="60" w:type="dxa"/>
+              <w:right w:w="60" w:type="dxa"/>
+              <w:bottom w:w="60" w:type="dxa"/>
             </w:tcMar>
-            <w:tcW w:w="1395" w:type="dxa"/>
-            <w:vAlign w:val="bottom"/>
-            <w:textDirection w:val="lrTb"/>
-            <w:noWrap w:val="false"/>
-          </w:tcPr>
-          <w:p>
-            <w:pPr>
-              <w:pBdr/>
-              <w:spacing w:after="0" w:before="0" w:line="240"/>
-              <w:ind/>
-              <w:rPr/>
-            </w:pPr>
-            <w:r>
-              <w:rPr>
-                <w:rFonts w:ascii="Arial" w:hAnsi="Arial" w:eastAsia="Arial" w:cs="Arial"/>
-                <w:color w:val="000000"/>
-                <w:sz w:val="20"/>
-              </w:rPr>
-              <w:t xml:space="preserve">Traffic from Akamai hits your origin. Your origin only accepts requests if: 1. They originate from Shape Security's specific IP addresses (whitelisted). 2. They possess a valid Akamai G2O header.</w:t>
-            </w:r>
-            <w:r/>
-          </w:p>
-        </w:tc>
-        <w:tc>
-          <w:tcPr>
-            <w:tcBorders>
-              <w:top w:val="single" w:color="cccccc" w:sz="6" w:space="0"/>
-              <w:left w:val="single" w:color="cccccc" w:sz="6" w:space="0"/>
-              <w:bottom w:val="single" w:color="cccccc" w:sz="6" w:space="0"/>
-              <w:right w:val="single" w:color="000000" w:sz="6" w:space="0"/>
-            </w:tcBorders>
-            <w:tcMar>
-              <w:left w:w="0" w:type="dxa"/>
-              <w:top w:w="30" w:type="dxa"/>
-              <w:right w:w="0" w:type="dxa"/>
-              <w:bottom w:w="30" w:type="dxa"/>
-            </w:tcMar>
-            <w:tcW w:w="1485" w:type="dxa"/>
-            <w:vAlign w:val="bottom"/>
+            <w:tcW w:w="3903" w:type="dxa"/>
+            <w:vAlign w:val="center"/>
             <w:textDirection w:val="lrTb"/>
             <w:noWrap w:val="false"/>
           </w:tcPr>
@@ -249,59 +856,19 @@
                 <w:bottom w:val="none" w:color="000000" w:sz="4" w:space="0"/>
                 <w:right w:val="none" w:color="000000" w:sz="4" w:space="0"/>
               </w:pBdr>
-              <w:spacing/>
+              <w:shd w:val="clear" w:color="22262b" w:fill="22262b"/>
+              <w:spacing w:line="358" w:lineRule="atLeast"/>
               <w:ind w:right="0" w:firstLine="0" w:left="0"/>
+              <w:jc w:val="center"/>
               <w:rPr/>
             </w:pPr>
             <w:r>
               <w:rPr>
-                <w:rFonts w:ascii="Arial" w:hAnsi="Arial" w:eastAsia="Arial" w:cs="Arial"/>
-                <w:color w:val="000000"/>
-                <w:sz w:val="20"/>
+                <w:rFonts w:ascii="Liberation Sans" w:hAnsi="Liberation Sans" w:eastAsia="Liberation Sans" w:cs="Liberation Sans"/>
+                <w:color w:val="c7c7c7"/>
+                <w:sz w:val="21"/>
               </w:rPr>
-              <w:t xml:space="preserve">Traffic from Akamai hits your origin. Your origin only accepts requests if: 1. They possess a valid Akamai G2O header. (No network-level IP filtering on the origin).</w:t>
-            </w:r>
-            <w:r/>
-          </w:p>
-        </w:tc>
-      </w:tr>
-      <w:tr>
-        <w:trPr>
-          <w:trHeight w:val="315"/>
-        </w:trPr>
-        <w:tc>
-          <w:tcPr>
-            <w:tcBorders>
-              <w:top w:val="single" w:color="cccccc" w:sz="6" w:space="0"/>
-              <w:left w:val="single" w:color="cccccc" w:sz="6" w:space="0"/>
-              <w:bottom w:val="single" w:color="cccccc" w:sz="6" w:space="0"/>
-              <w:right w:val="single" w:color="cccccc" w:sz="6" w:space="0"/>
-            </w:tcBorders>
-            <w:tcMar>
-              <w:left w:w="45" w:type="dxa"/>
-              <w:top w:w="30" w:type="dxa"/>
-              <w:right w:w="45" w:type="dxa"/>
-              <w:bottom w:w="30" w:type="dxa"/>
-            </w:tcMar>
-            <w:tcW w:w="1395" w:type="dxa"/>
-            <w:vAlign w:val="bottom"/>
-            <w:textDirection w:val="lrTb"/>
-            <w:noWrap w:val="false"/>
-          </w:tcPr>
-          <w:p>
-            <w:pPr>
-              <w:pBdr/>
-              <w:spacing w:after="0" w:before="0" w:line="240"/>
-              <w:ind/>
-              <w:rPr/>
-            </w:pPr>
-            <w:r>
-              <w:rPr>
-                <w:rFonts w:ascii="Arial" w:hAnsi="Arial" w:eastAsia="Arial" w:cs="Arial"/>
-                <w:color w:val="000000"/>
-                <w:sz w:val="20"/>
-              </w:rPr>
-              <w:t xml:space="preserve">Pros</w:t>
+              <w:t xml:space="preserve">Security Controls Enabled by Default</w:t>
             </w:r>
             <w:r/>
           </w:p>
@@ -309,64 +876,19 @@
         <w:tc>
           <w:tcPr>
             <w:tcBorders>
-              <w:top w:val="single" w:color="cccccc" w:sz="6" w:space="0"/>
-              <w:left w:val="single" w:color="cccccc" w:sz="6" w:space="0"/>
-              <w:bottom w:val="single" w:color="cccccc" w:sz="6" w:space="0"/>
-              <w:right w:val="single" w:color="cccccc" w:sz="6" w:space="0"/>
+              <w:top w:val="single" w:color="e8eaed" w:sz="6" w:space="0"/>
+              <w:left w:val="single" w:color="e8eaed" w:sz="6" w:space="0"/>
+              <w:bottom w:val="single" w:color="e8eaed" w:sz="6" w:space="0"/>
+              <w:right w:val="single" w:color="e8eaed" w:sz="6" w:space="0"/>
             </w:tcBorders>
             <w:tcMar>
-              <w:left w:w="45" w:type="dxa"/>
-              <w:top w:w="30" w:type="dxa"/>
-              <w:right w:w="45" w:type="dxa"/>
-              <w:bottom w:w="30" w:type="dxa"/>
+              <w:left w:w="60" w:type="dxa"/>
+              <w:top w:w="60" w:type="dxa"/>
+              <w:right w:w="60" w:type="dxa"/>
+              <w:bottom w:w="60" w:type="dxa"/>
             </w:tcMar>
-            <w:tcW w:w="1395" w:type="dxa"/>
-            <w:vAlign w:val="bottom"/>
-            <w:textDirection w:val="lrTb"/>
-            <w:noWrap w:val="false"/>
-          </w:tcPr>
-          <w:p>
-            <w:pPr>
-              <w:pBdr/>
-              <w:spacing w:after="0" w:before="0" w:line="240"/>
-              <w:ind/>
-              <w:rPr/>
-            </w:pPr>
-            <w:r>
-              <w:rPr>
-                <w:rFonts w:ascii="Arial" w:hAnsi="Arial" w:eastAsia="Arial" w:cs="Arial"/>
-                <w:color w:val="000000"/>
-                <w:sz w:val="20"/>
-              </w:rPr>
-              <w:t xml:space="preserve">1. Robust Layered Origin Access: Provides two distinct checks (IP and G2O signature) for traffic reaching your origin, making direct origin bypass extremely difficult for non-Akamai/Shape traffic. 2. Clear Firewall Enforcement: Easy to understand and imple</w:t>
-            </w:r>
-            <w:r>
-              <w:rPr>
-                <w:rFonts w:ascii="Arial" w:hAnsi="Arial" w:eastAsia="Arial" w:cs="Arial"/>
-                <w:color w:val="000000"/>
-                <w:sz w:val="20"/>
-              </w:rPr>
-              <w:t xml:space="preserve">ment a network-level "hard block" at the firewall/load balancer level for unauthorized IPs.</w:t>
-            </w:r>
-            <w:r/>
-          </w:p>
-        </w:tc>
-        <w:tc>
-          <w:tcPr>
-            <w:tcBorders>
-              <w:top w:val="single" w:color="cccccc" w:sz="6" w:space="0"/>
-              <w:left w:val="single" w:color="cccccc" w:sz="6" w:space="0"/>
-              <w:bottom w:val="single" w:color="cccccc" w:sz="6" w:space="0"/>
-              <w:right w:val="single" w:color="000000" w:sz="6" w:space="0"/>
-            </w:tcBorders>
-            <w:tcMar>
-              <w:left w:w="0" w:type="dxa"/>
-              <w:top w:w="30" w:type="dxa"/>
-              <w:right w:w="0" w:type="dxa"/>
-              <w:bottom w:w="30" w:type="dxa"/>
-            </w:tcMar>
-            <w:tcW w:w="1485" w:type="dxa"/>
-            <w:vAlign w:val="bottom"/>
+            <w:tcW w:w="4780" w:type="dxa"/>
+            <w:vAlign w:val="center"/>
             <w:textDirection w:val="lrTb"/>
             <w:noWrap w:val="false"/>
           </w:tcPr>
@@ -378,156 +900,42 @@
                 <w:bottom w:val="none" w:color="000000" w:sz="4" w:space="0"/>
                 <w:right w:val="none" w:color="000000" w:sz="4" w:space="0"/>
               </w:pBdr>
-              <w:spacing/>
+              <w:shd w:val="clear" w:color="22262b" w:fill="22262b"/>
+              <w:spacing w:line="358" w:lineRule="atLeast"/>
               <w:ind w:right="0" w:firstLine="0" w:left="0"/>
+              <w:jc w:val="center"/>
               <w:rPr/>
             </w:pPr>
             <w:r>
               <w:rPr>
-                <w:rFonts w:ascii="Arial" w:hAnsi="Arial" w:eastAsia="Arial" w:cs="Arial"/>
-                <w:color w:val="000000"/>
-                <w:sz w:val="20"/>
+                <w:rFonts w:ascii="Liberation Sans" w:hAnsi="Liberation Sans" w:eastAsia="Liberation Sans" w:cs="Liberation Sans"/>
+                <w:color w:val="c7c7c7"/>
+                <w:sz w:val="21"/>
               </w:rPr>
-              <w:t xml:space="preserve">1. Zero IP Management Overhead: Eliminates the significant operational burden of maintaining and updating dynamic Akamai/Shape IP address lists. 2. Reduced Risk of Self-Inflicted Outages: Prevents legitimate traffic blocks due to outdated IP whitelists. 3.</w:t>
-            </w:r>
-            <w:r>
-              <w:rPr>
-                <w:rFonts w:ascii="Arial" w:hAnsi="Arial" w:eastAsia="Arial" w:cs="Arial"/>
-                <w:color w:val="000000"/>
-                <w:sz w:val="20"/>
-              </w:rPr>
-              <w:t xml:space="preserve"> Focus on Cryptographic Trust: Relies on the strong cryptographic guarantee of G2O, which is more reliable than static IP lists for a global CDN. 4. Scalability &amp; Agility: Easier to scale Akamai/Shape deployment or changes without needing origin firewall m</w:t>
-            </w:r>
-            <w:r>
-              <w:rPr>
-                <w:rFonts w:ascii="Arial" w:hAnsi="Arial" w:eastAsia="Arial" w:cs="Arial"/>
-                <w:color w:val="000000"/>
-                <w:sz w:val="20"/>
-              </w:rPr>
-              <w:t xml:space="preserve">odifications.</w:t>
+              <w:t xml:space="preserve">Security Features Recommended for Secure Deployment</w:t>
             </w:r>
             <w:r/>
           </w:p>
         </w:tc>
       </w:tr>
       <w:tr>
-        <w:trPr>
-          <w:trHeight w:val="315"/>
-        </w:trPr>
+        <w:trPr/>
         <w:tc>
           <w:tcPr>
             <w:tcBorders>
-              <w:top w:val="single" w:color="cccccc" w:sz="6" w:space="0"/>
-              <w:left w:val="single" w:color="cccccc" w:sz="6" w:space="0"/>
-              <w:bottom w:val="single" w:color="cccccc" w:sz="6" w:space="0"/>
-              <w:right w:val="single" w:color="cccccc" w:sz="6" w:space="0"/>
+              <w:top w:val="single" w:color="e8eaed" w:sz="6" w:space="0"/>
+              <w:left w:val="single" w:color="e8eaed" w:sz="6" w:space="0"/>
+              <w:bottom w:val="single" w:color="e8eaed" w:sz="6" w:space="0"/>
+              <w:right w:val="single" w:color="e8eaed" w:sz="6" w:space="0"/>
             </w:tcBorders>
             <w:tcMar>
-              <w:left w:w="45" w:type="dxa"/>
-              <w:top w:w="30" w:type="dxa"/>
-              <w:right w:w="45" w:type="dxa"/>
-              <w:bottom w:w="30" w:type="dxa"/>
+              <w:left w:w="60" w:type="dxa"/>
+              <w:top w:w="60" w:type="dxa"/>
+              <w:right w:w="60" w:type="dxa"/>
+              <w:bottom w:w="60" w:type="dxa"/>
             </w:tcMar>
-            <w:tcW w:w="1395" w:type="dxa"/>
-            <w:vAlign w:val="bottom"/>
-            <w:textDirection w:val="lrTb"/>
-            <w:noWrap w:val="false"/>
-          </w:tcPr>
-          <w:p>
-            <w:pPr>
-              <w:pBdr/>
-              <w:spacing w:after="0" w:before="0" w:line="240"/>
-              <w:ind/>
-              <w:rPr/>
-            </w:pPr>
-            <w:r>
-              <w:rPr>
-                <w:rFonts w:ascii="Arial" w:hAnsi="Arial" w:eastAsia="Arial" w:cs="Arial"/>
-                <w:color w:val="000000"/>
-                <w:sz w:val="20"/>
-              </w:rPr>
-              <w:t xml:space="preserve">Cons</w:t>
-            </w:r>
-            <w:r/>
-          </w:p>
-        </w:tc>
-        <w:tc>
-          <w:tcPr>
-            <w:tcBorders>
-              <w:top w:val="single" w:color="cccccc" w:sz="6" w:space="0"/>
-              <w:left w:val="single" w:color="cccccc" w:sz="6" w:space="0"/>
-              <w:bottom w:val="single" w:color="cccccc" w:sz="6" w:space="0"/>
-              <w:right w:val="single" w:color="cccccc" w:sz="6" w:space="0"/>
-            </w:tcBorders>
-            <w:tcMar>
-              <w:left w:w="45" w:type="dxa"/>
-              <w:top w:w="30" w:type="dxa"/>
-              <w:right w:w="45" w:type="dxa"/>
-              <w:bottom w:w="30" w:type="dxa"/>
-            </w:tcMar>
-            <w:tcW w:w="1395" w:type="dxa"/>
-            <w:vAlign w:val="bottom"/>
-            <w:textDirection w:val="lrTb"/>
-            <w:noWrap w:val="false"/>
-          </w:tcPr>
-          <w:p>
-            <w:pPr>
-              <w:pBdr/>
-              <w:spacing w:after="0" w:before="0" w:line="240"/>
-              <w:ind/>
-              <w:rPr/>
-            </w:pPr>
-            <w:r>
-              <w:rPr>
-                <w:rFonts w:ascii="Arial" w:hAnsi="Arial" w:eastAsia="Arial" w:cs="Arial"/>
-                <w:color w:val="000000"/>
-                <w:sz w:val="20"/>
-              </w:rPr>
-              <w:t xml:space="preserve">1. High Maintenance Overhead: Akamai's and Shape's global IP ranges are vast and dynamic. Continuously managing and updating these IPs is a significant, error-prone, and ongoing operational burden. 2. High Risk of Service Outages: Failure to promptly updat</w:t>
-            </w:r>
-            <w:r>
-              <w:rPr>
-                <w:rFonts w:ascii="Arial" w:hAnsi="Arial" w:eastAsia="Arial" w:cs="Arial"/>
-                <w:color w:val="000000"/>
-                <w:sz w:val="20"/>
-              </w:rPr>
-              <w:t xml:space="preserve">e IP whitelists will block legitimate Akamai/Shape traffic, leading to a severe denial of service for your users. This is the most critical operational risk. 3. Doesn't Solve Token Compromise Issue Directly: While it prevents direct origin access, if the c</w:t>
-            </w:r>
-            <w:r>
-              <w:rPr>
-                <w:rFonts w:ascii="Arial" w:hAnsi="Arial" w:eastAsia="Arial" w:cs="Arial"/>
-                <w:color w:val="000000"/>
-                <w:sz w:val="20"/>
-              </w:rPr>
-              <w:t xml:space="preserve">ompromised token is used in a request that comes through Akamai and Shape (via their whitelisted IPs), this option offers no additional protection against the abuse of the token itself. 4. False Sense of Security Against Advanced Threats: The IP restrictio</w:t>
-            </w:r>
-            <w:r>
-              <w:rPr>
-                <w:rFonts w:ascii="Arial" w:hAnsi="Arial" w:eastAsia="Arial" w:cs="Arial"/>
-                <w:color w:val="000000"/>
-                <w:sz w:val="20"/>
-              </w:rPr>
-              <w:t xml:space="preserve">n offers no defense against sophisticated bots or human-driven attacks that successfully proxy through Akamai/Shape's legitimate infrastructure.</w:t>
-            </w:r>
-            <w:r/>
-          </w:p>
-        </w:tc>
-        <w:tc>
-          <w:tcPr>
-            <w:tcBorders>
-              <w:top w:val="single" w:color="cccccc" w:sz="6" w:space="0"/>
-              <w:left w:val="single" w:color="cccccc" w:sz="6" w:space="0"/>
-              <w:bottom w:val="single" w:color="cccccc" w:sz="6" w:space="0"/>
-              <w:right w:val="single" w:color="000000" w:sz="6" w:space="0"/>
-            </w:tcBorders>
-            <w:tcMar>
-              <w:left w:w="0" w:type="dxa"/>
-              <w:top w:w="30" w:type="dxa"/>
-              <w:right w:w="0" w:type="dxa"/>
-              <w:bottom w:w="30" w:type="dxa"/>
-            </w:tcMar>
-            <w:tcW w:w="1485" w:type="dxa"/>
-            <w:vAlign w:val="bottom"/>
+            <w:tcW w:w="672" w:type="dxa"/>
+            <w:vAlign w:val="center"/>
             <w:textDirection w:val="lrTb"/>
             <w:noWrap w:val="false"/>
           </w:tcPr>
@@ -539,58 +947,39 @@
                 <w:bottom w:val="none" w:color="000000" w:sz="4" w:space="0"/>
                 <w:right w:val="none" w:color="000000" w:sz="4" w:space="0"/>
               </w:pBdr>
-              <w:spacing/>
+              <w:shd w:val="clear" w:color="22262b" w:fill="22262b"/>
+              <w:spacing w:line="358" w:lineRule="atLeast"/>
               <w:ind w:right="0" w:firstLine="0" w:left="0"/>
               <w:rPr/>
             </w:pPr>
             <w:r>
               <w:rPr>
-                <w:rFonts w:ascii="Arial" w:hAnsi="Arial" w:eastAsia="Arial" w:cs="Arial"/>
-                <w:color w:val="000000"/>
-                <w:sz w:val="20"/>
+                <w:rFonts w:ascii="Liberation Sans" w:hAnsi="Liberation Sans" w:eastAsia="Liberation Sans" w:cs="Liberation Sans"/>
+                <w:b/>
+                <w:color w:val="c7c7c7"/>
+                <w:sz w:val="21"/>
               </w:rPr>
-              <w:t xml:space="preserve">1. Sole Reliance on G2O for Origin Gatekeeping: If G2O is misconfigured or a severe vulnerability allows its bypass, there's no immediate network-level "kill switch" for non-Akamai traffic trying to hit the origin directly. However, G2O is designed to be r</w:t>
-            </w:r>
-            <w:r>
-              <w:rPr>
-                <w:rFonts w:ascii="Arial" w:hAnsi="Arial" w:eastAsia="Arial" w:cs="Arial"/>
-                <w:color w:val="000000"/>
-                <w:sz w:val="20"/>
-              </w:rPr>
-              <w:t xml:space="preserve">obust. 2. Doesn't Solve Token Compromise Issue Directly: Similar to Option 1, G2O authenticates the source (Akamai), but doesn't, by itself, validate the legitimacy of the token use within the application context. This is where Gigya's token validation and</w:t>
-            </w:r>
-            <w:r>
-              <w:rPr>
-                <w:rFonts w:ascii="Arial" w:hAnsi="Arial" w:eastAsia="Arial" w:cs="Arial"/>
-                <w:color w:val="000000"/>
-                <w:sz w:val="20"/>
-              </w:rPr>
-              <w:t xml:space="preserve"> Shape's behavioral analysis come in.</w:t>
+              <w:t xml:space="preserve">Identity and Access Management</w:t>
             </w:r>
             <w:r/>
           </w:p>
         </w:tc>
-      </w:tr>
-      <w:tr>
-        <w:trPr>
-          <w:trHeight w:val="315"/>
-        </w:trPr>
         <w:tc>
           <w:tcPr>
             <w:tcBorders>
-              <w:top w:val="single" w:color="cccccc" w:sz="6" w:space="0"/>
-              <w:left w:val="single" w:color="cccccc" w:sz="6" w:space="0"/>
-              <w:bottom w:val="single" w:color="cccccc" w:sz="6" w:space="0"/>
-              <w:right w:val="single" w:color="000000" w:sz="6" w:space="0"/>
+              <w:top w:val="single" w:color="e8eaed" w:sz="6" w:space="0"/>
+              <w:left w:val="single" w:color="e8eaed" w:sz="6" w:space="0"/>
+              <w:bottom w:val="single" w:color="e8eaed" w:sz="6" w:space="0"/>
+              <w:right w:val="single" w:color="e8eaed" w:sz="6" w:space="0"/>
             </w:tcBorders>
             <w:tcMar>
-              <w:left w:w="0" w:type="dxa"/>
-              <w:top w:w="30" w:type="dxa"/>
-              <w:right w:w="0" w:type="dxa"/>
-              <w:bottom w:w="30" w:type="dxa"/>
+              <w:left w:w="60" w:type="dxa"/>
+              <w:top w:w="60" w:type="dxa"/>
+              <w:right w:w="60" w:type="dxa"/>
+              <w:bottom w:w="60" w:type="dxa"/>
             </w:tcMar>
-            <w:tcW w:w="1395" w:type="dxa"/>
-            <w:vAlign w:val="bottom"/>
+            <w:tcW w:w="3903" w:type="dxa"/>
+            <w:vAlign w:val="center"/>
             <w:textDirection w:val="lrTb"/>
             <w:noWrap w:val="false"/>
           </w:tcPr>
@@ -602,17 +991,61 @@
                 <w:bottom w:val="none" w:color="000000" w:sz="4" w:space="0"/>
                 <w:right w:val="none" w:color="000000" w:sz="4" w:space="0"/>
               </w:pBdr>
-              <w:spacing/>
+              <w:shd w:val="clear" w:color="22262b" w:fill="22262b"/>
+              <w:spacing w:line="358" w:lineRule="atLeast"/>
               <w:ind w:right="0" w:firstLine="0" w:left="0"/>
               <w:rPr/>
             </w:pPr>
             <w:r>
               <w:rPr>
-                <w:rFonts w:ascii="Arial" w:hAnsi="Arial" w:eastAsia="Arial" w:cs="Arial"/>
-                <w:color w:val="000000"/>
-                <w:sz w:val="20"/>
+                <w:rFonts w:ascii="Liberation Sans" w:hAnsi="Liberation Sans" w:eastAsia="Liberation Sans" w:cs="Liberation Sans"/>
+                <w:b/>
+                <w:color w:val="c7c7c7"/>
+                <w:sz w:val="21"/>
               </w:rPr>
-              <w:t xml:space="preserve">Relevant Threats &amp; Attacks (with Impact vs. Likelihood)</w:t>
+              <w:t xml:space="preserve">Role-Based Access Control (RBAC)</w:t>
+            </w:r>
+            <w:r>
+              <w:rPr>
+                <w:rFonts w:ascii="Liberation Sans" w:hAnsi="Liberation Sans" w:eastAsia="Liberation Sans" w:cs="Liberation Sans"/>
+                <w:color w:val="c7c7c7"/>
+                <w:sz w:val="21"/>
+              </w:rPr>
+              <w:t xml:space="preserve">; </w:t>
+            </w:r>
+            <w:r>
+              <w:rPr>
+                <w:rFonts w:ascii="Liberation Sans" w:hAnsi="Liberation Sans" w:eastAsia="Liberation Sans" w:cs="Liberation Sans"/>
+                <w:b/>
+                <w:color w:val="c7c7c7"/>
+                <w:sz w:val="21"/>
+              </w:rPr>
+              <w:t xml:space="preserve">Multi-Factor Authentication (MFA)</w:t>
+            </w:r>
+            <w:r>
+              <w:rPr>
+                <w:rFonts w:ascii="Liberation Sans" w:hAnsi="Liberation Sans" w:eastAsia="Liberation Sans" w:cs="Liberation Sans"/>
+                <w:color w:val="c7c7c7"/>
+                <w:sz w:val="21"/>
+              </w:rPr>
+              <w:t xml:space="preserve"> for administrative functions; </w:t>
+            </w:r>
+            <w:r>
+              <w:rPr>
+                <w:rFonts w:ascii="Liberation Sans" w:hAnsi="Liberation Sans" w:eastAsia="Liberation Sans" w:cs="Liberation Sans"/>
+                <w:b/>
+                <w:color w:val="c7c7c7"/>
+                <w:sz w:val="21"/>
+              </w:rPr>
+              <w:t xml:space="preserve">Logical tenant separation</w:t>
+            </w:r>
+            <w:r>
+              <w:rPr>
+                <w:rFonts w:ascii="Liberation Sans" w:hAnsi="Liberation Sans" w:eastAsia="Liberation Sans" w:cs="Liberation Sans"/>
+                <w:color w:val="c7c7c7"/>
+                <w:sz w:val="21"/>
+              </w:rPr>
+              <w:t xml:space="preserve"> using unique identifiers; Basic audit history.</w:t>
             </w:r>
             <w:r/>
           </w:p>
@@ -620,164 +1053,19 @@
         <w:tc>
           <w:tcPr>
             <w:tcBorders>
-              <w:top w:val="single" w:color="cccccc" w:sz="6" w:space="0"/>
-              <w:left w:val="single" w:color="cccccc" w:sz="6" w:space="0"/>
-              <w:bottom w:val="single" w:color="cccccc" w:sz="6" w:space="0"/>
-              <w:right w:val="single" w:color="000000" w:sz="6" w:space="0"/>
+              <w:top w:val="single" w:color="e8eaed" w:sz="6" w:space="0"/>
+              <w:left w:val="single" w:color="e8eaed" w:sz="6" w:space="0"/>
+              <w:bottom w:val="single" w:color="e8eaed" w:sz="6" w:space="0"/>
+              <w:right w:val="single" w:color="e8eaed" w:sz="6" w:space="0"/>
             </w:tcBorders>
             <w:tcMar>
-              <w:left w:w="45" w:type="dxa"/>
-              <w:top w:w="30" w:type="dxa"/>
-              <w:right w:w="45" w:type="dxa"/>
-              <w:bottom w:w="30" w:type="dxa"/>
+              <w:left w:w="60" w:type="dxa"/>
+              <w:top w:w="60" w:type="dxa"/>
+              <w:right w:w="60" w:type="dxa"/>
+              <w:bottom w:w="60" w:type="dxa"/>
             </w:tcMar>
-            <w:tcW w:w="1395" w:type="dxa"/>
-            <w:vAlign w:val="bottom"/>
-            <w:textDirection w:val="lrTb"/>
-            <w:noWrap w:val="false"/>
-          </w:tcPr>
-          <w:p>
-            <w:pPr>
-              <w:pBdr/>
-              <w:spacing w:after="0" w:before="0" w:line="240"/>
-              <w:ind/>
-              <w:rPr/>
-            </w:pPr>
-            <w:r/>
-          </w:p>
-        </w:tc>
-        <w:tc>
-          <w:tcPr>
-            <w:tcBorders>
-              <w:top w:val="single" w:color="cccccc" w:sz="6" w:space="0"/>
-              <w:left w:val="single" w:color="cccccc" w:sz="6" w:space="0"/>
-              <w:bottom w:val="single" w:color="cccccc" w:sz="6" w:space="0"/>
-              <w:right w:val="single" w:color="000000" w:sz="6" w:space="0"/>
-            </w:tcBorders>
-            <w:tcMar>
-              <w:left w:w="45" w:type="dxa"/>
-              <w:top w:w="30" w:type="dxa"/>
-              <w:right w:w="45" w:type="dxa"/>
-              <w:bottom w:w="30" w:type="dxa"/>
-            </w:tcMar>
-            <w:tcW w:w="1485" w:type="dxa"/>
-            <w:vAlign w:val="bottom"/>
-            <w:textDirection w:val="lrTb"/>
-            <w:noWrap w:val="false"/>
-          </w:tcPr>
-          <w:p>
-            <w:pPr>
-              <w:pBdr/>
-              <w:spacing w:after="0" w:before="0" w:line="240"/>
-              <w:ind/>
-              <w:rPr/>
-            </w:pPr>
-            <w:r/>
-          </w:p>
-        </w:tc>
-      </w:tr>
-      <w:tr>
-        <w:trPr>
-          <w:trHeight w:val="315"/>
-        </w:trPr>
-        <w:tc>
-          <w:tcPr>
-            <w:tcBorders>
-              <w:top w:val="single" w:color="cccccc" w:sz="6" w:space="0"/>
-              <w:left w:val="single" w:color="cccccc" w:sz="6" w:space="0"/>
-              <w:bottom w:val="single" w:color="cccccc" w:sz="6" w:space="0"/>
-              <w:right w:val="single" w:color="cccccc" w:sz="6" w:space="0"/>
-            </w:tcBorders>
-            <w:tcMar>
-              <w:left w:w="45" w:type="dxa"/>
-              <w:top w:w="30" w:type="dxa"/>
-              <w:right w:w="45" w:type="dxa"/>
-              <w:bottom w:w="30" w:type="dxa"/>
-            </w:tcMar>
-            <w:tcW w:w="1395" w:type="dxa"/>
-            <w:vAlign w:val="bottom"/>
-            <w:textDirection w:val="lrTb"/>
-            <w:noWrap w:val="false"/>
-          </w:tcPr>
-          <w:p>
-            <w:pPr>
-              <w:pBdr/>
-              <w:spacing w:after="0" w:before="0" w:line="240"/>
-              <w:ind/>
-              <w:rPr/>
-            </w:pPr>
-            <w:r>
-              <w:rPr>
-                <w:rFonts w:ascii="Arial" w:hAnsi="Arial" w:eastAsia="Arial" w:cs="Arial"/>
-                <w:color w:val="000000"/>
-                <w:sz w:val="20"/>
-              </w:rPr>
-              <w:t xml:space="preserve">1. API Token Compromise &amp; Abuse (Scenario you experienced)</w:t>
-            </w:r>
-            <w:r/>
-          </w:p>
-        </w:tc>
-        <w:tc>
-          <w:tcPr>
-            <w:tcBorders>
-              <w:top w:val="single" w:color="cccccc" w:sz="6" w:space="0"/>
-              <w:left w:val="single" w:color="cccccc" w:sz="6" w:space="0"/>
-              <w:bottom w:val="single" w:color="cccccc" w:sz="6" w:space="0"/>
-              <w:right w:val="single" w:color="cccccc" w:sz="6" w:space="0"/>
-            </w:tcBorders>
-            <w:tcMar>
-              <w:left w:w="45" w:type="dxa"/>
-              <w:top w:w="30" w:type="dxa"/>
-              <w:right w:w="45" w:type="dxa"/>
-              <w:bottom w:w="30" w:type="dxa"/>
-            </w:tcMar>
-            <w:tcW w:w="1395" w:type="dxa"/>
-            <w:vAlign w:val="bottom"/>
-            <w:textDirection w:val="lrTb"/>
-            <w:noWrap w:val="false"/>
-          </w:tcPr>
-          <w:p>
-            <w:pPr>
-              <w:pBdr/>
-              <w:spacing w:after="0" w:before="0" w:line="240"/>
-              <w:ind/>
-              <w:rPr/>
-            </w:pPr>
-            <w:r>
-              <w:rPr>
-                <w:rFonts w:ascii="Arial" w:hAnsi="Arial" w:eastAsia="Arial" w:cs="Arial"/>
-                <w:color w:val="000000"/>
-                <w:sz w:val="20"/>
-              </w:rPr>
-              <w:t xml:space="preserve">* Impact: High (data modification, account takeover, fraud, reputational damage) * Likelihood: Medium-High (if token validation is weak, or if XSS/credential stuffing leads to token theft) Mitigation: IP whitelisting does NOT directly mitigate this if the </w:t>
-            </w:r>
-            <w:r>
-              <w:rPr>
-                <w:rFonts w:ascii="Arial" w:hAnsi="Arial" w:eastAsia="Arial" w:cs="Arial"/>
-                <w:color w:val="000000"/>
-                <w:sz w:val="20"/>
-              </w:rPr>
-              <w:t xml:space="preserve">malicious request comes through Akamai/Shape's legitimate IPs. The attack is at the application layer, not the network layer in this specific context. Shape Security's analysis is the key mitigation here.</w:t>
-            </w:r>
-            <w:r/>
-          </w:p>
-        </w:tc>
-        <w:tc>
-          <w:tcPr>
-            <w:tcBorders>
-              <w:top w:val="single" w:color="cccccc" w:sz="6" w:space="0"/>
-              <w:left w:val="single" w:color="cccccc" w:sz="6" w:space="0"/>
-              <w:bottom w:val="single" w:color="cccccc" w:sz="6" w:space="0"/>
-              <w:right w:val="single" w:color="000000" w:sz="6" w:space="0"/>
-            </w:tcBorders>
-            <w:tcMar>
-              <w:left w:w="0" w:type="dxa"/>
-              <w:top w:w="30" w:type="dxa"/>
-              <w:right w:w="0" w:type="dxa"/>
-              <w:bottom w:w="30" w:type="dxa"/>
-            </w:tcMar>
-            <w:tcW w:w="1485" w:type="dxa"/>
-            <w:vAlign w:val="bottom"/>
+            <w:tcW w:w="4780" w:type="dxa"/>
+            <w:vAlign w:val="center"/>
             <w:textDirection w:val="lrTb"/>
             <w:noWrap w:val="false"/>
           </w:tcPr>
@@ -789,124 +1077,118 @@
                 <w:bottom w:val="none" w:color="000000" w:sz="4" w:space="0"/>
                 <w:right w:val="none" w:color="000000" w:sz="4" w:space="0"/>
               </w:pBdr>
-              <w:spacing/>
+              <w:shd w:val="clear" w:color="22262b" w:fill="22262b"/>
+              <w:spacing w:line="358" w:lineRule="atLeast"/>
               <w:ind w:right="0" w:firstLine="0" w:left="0"/>
               <w:rPr/>
             </w:pPr>
             <w:r>
               <w:rPr>
-                <w:rFonts w:ascii="Arial" w:hAnsi="Arial" w:eastAsia="Arial" w:cs="Arial"/>
-                <w:color w:val="000000"/>
-                <w:sz w:val="20"/>
+                <w:rFonts w:ascii="Liberation Sans" w:hAnsi="Liberation Sans" w:eastAsia="Liberation Sans" w:cs="Liberation Sans"/>
+                <w:b/>
+                <w:color w:val="c7c7c7"/>
+                <w:sz w:val="21"/>
               </w:rPr>
-              <w:t xml:space="preserve">* Impact: High * Likelihood: Medium-High Mitigation: G2O does NOT directly mitigate this. The attack is at the application layer. This requires strong token validation from Gigya, and behavioral analysis from Shape to detect anomalous token usage or bot-dr</w:t>
+              <w:t xml:space="preserve">Custom User Levels</w:t>
             </w:r>
             <w:r>
               <w:rPr>
-                <w:rFonts w:ascii="Arial" w:hAnsi="Arial" w:eastAsia="Arial" w:cs="Arial"/>
-                <w:color w:val="000000"/>
-                <w:sz w:val="20"/>
+                <w:rFonts w:ascii="Liberation Sans" w:hAnsi="Liberation Sans" w:eastAsia="Liberation Sans" w:cs="Liberation Sans"/>
+                <w:color w:val="c7c7c7"/>
+                <w:sz w:val="21"/>
               </w:rPr>
-              <w:t xml:space="preserve">iven attempts to obtain/use tokens.</w:t>
+              <w:t xml:space="preserve"> for granular admin rights; </w:t>
+            </w:r>
+            <w:r>
+              <w:rPr>
+                <w:rFonts w:ascii="Liberation Sans" w:hAnsi="Liberation Sans" w:eastAsia="Liberation Sans" w:cs="Liberation Sans"/>
+                <w:b/>
+                <w:color w:val="c7c7c7"/>
+                <w:sz w:val="21"/>
+              </w:rPr>
+              <w:t xml:space="preserve">Separation of Duties (SoD)</w:t>
+            </w:r>
+            <w:r>
+              <w:rPr>
+                <w:rFonts w:ascii="Liberation Sans" w:hAnsi="Liberation Sans" w:eastAsia="Liberation Sans" w:cs="Liberation Sans"/>
+                <w:color w:val="c7c7c7"/>
+                <w:sz w:val="21"/>
+              </w:rPr>
+              <w:t xml:space="preserve"> policies; </w:t>
+            </w:r>
+            <w:r>
+              <w:rPr>
+                <w:rFonts w:ascii="Liberation Sans" w:hAnsi="Liberation Sans" w:eastAsia="Liberation Sans" w:cs="Liberation Sans"/>
+                <w:b/>
+                <w:color w:val="c7c7c7"/>
+                <w:sz w:val="21"/>
+              </w:rPr>
+              <w:t xml:space="preserve">Time-bound access</w:t>
+            </w:r>
+            <w:r>
+              <w:rPr>
+                <w:rFonts w:ascii="Liberation Sans" w:hAnsi="Liberation Sans" w:eastAsia="Liberation Sans" w:cs="Liberation Sans"/>
+                <w:color w:val="c7c7c7"/>
+                <w:sz w:val="21"/>
+              </w:rPr>
+              <w:t xml:space="preserve"> to minimize standing privilege; </w:t>
+            </w:r>
+            <w:r>
+              <w:rPr>
+                <w:rFonts w:ascii="Liberation Sans" w:hAnsi="Liberation Sans" w:eastAsia="Liberation Sans" w:cs="Liberation Sans"/>
+                <w:b/>
+                <w:color w:val="c7c7c7"/>
+                <w:sz w:val="21"/>
+              </w:rPr>
+              <w:t xml:space="preserve">AI-driven Identity Outlier detection</w:t>
+            </w:r>
+            <w:r>
+              <w:rPr>
+                <w:rFonts w:ascii="Liberation Sans" w:hAnsi="Liberation Sans" w:eastAsia="Liberation Sans" w:cs="Liberation Sans"/>
+                <w:color w:val="c7c7c7"/>
+                <w:sz w:val="21"/>
+              </w:rPr>
+              <w:t xml:space="preserve">; </w:t>
+            </w:r>
+            <w:r>
+              <w:rPr>
+                <w:rFonts w:ascii="Liberation Sans" w:hAnsi="Liberation Sans" w:eastAsia="Liberation Sans" w:cs="Liberation Sans"/>
+                <w:b/>
+                <w:color w:val="c7c7c7"/>
+                <w:sz w:val="21"/>
+              </w:rPr>
+              <w:t xml:space="preserve">Least privilege</w:t>
+            </w:r>
+            <w:r>
+              <w:rPr>
+                <w:rFonts w:ascii="Liberation Sans" w:hAnsi="Liberation Sans" w:eastAsia="Liberation Sans" w:cs="Liberation Sans"/>
+                <w:color w:val="c7c7c7"/>
+                <w:sz w:val="21"/>
+              </w:rPr>
+              <w:t xml:space="preserve"> enforcement for all roles.</w:t>
             </w:r>
             <w:r/>
           </w:p>
         </w:tc>
       </w:tr>
       <w:tr>
-        <w:trPr>
-          <w:trHeight w:val="315"/>
-        </w:trPr>
+        <w:trPr/>
         <w:tc>
           <w:tcPr>
             <w:tcBorders>
-              <w:top w:val="single" w:color="cccccc" w:sz="6" w:space="0"/>
-              <w:left w:val="single" w:color="cccccc" w:sz="6" w:space="0"/>
-              <w:bottom w:val="single" w:color="cccccc" w:sz="6" w:space="0"/>
-              <w:right w:val="single" w:color="cccccc" w:sz="6" w:space="0"/>
+              <w:top w:val="single" w:color="e8eaed" w:sz="6" w:space="0"/>
+              <w:left w:val="single" w:color="e8eaed" w:sz="6" w:space="0"/>
+              <w:bottom w:val="single" w:color="e8eaed" w:sz="6" w:space="0"/>
+              <w:right w:val="single" w:color="e8eaed" w:sz="6" w:space="0"/>
             </w:tcBorders>
             <w:tcMar>
-              <w:left w:w="45" w:type="dxa"/>
-              <w:top w:w="30" w:type="dxa"/>
-              <w:right w:w="45" w:type="dxa"/>
-              <w:bottom w:w="30" w:type="dxa"/>
+              <w:left w:w="60" w:type="dxa"/>
+              <w:top w:w="60" w:type="dxa"/>
+              <w:right w:w="60" w:type="dxa"/>
+              <w:bottom w:w="60" w:type="dxa"/>
             </w:tcMar>
-            <w:tcW w:w="1395" w:type="dxa"/>
-            <w:vAlign w:val="bottom"/>
-            <w:textDirection w:val="lrTb"/>
-            <w:noWrap w:val="false"/>
-          </w:tcPr>
-          <w:p>
-            <w:pPr>
-              <w:pBdr/>
-              <w:spacing w:after="0" w:before="0" w:line="240"/>
-              <w:ind/>
-              <w:rPr/>
-            </w:pPr>
-            <w:r>
-              <w:rPr>
-                <w:rFonts w:ascii="Arial" w:hAnsi="Arial" w:eastAsia="Arial" w:cs="Arial"/>
-                <w:color w:val="000000"/>
-                <w:sz w:val="20"/>
-              </w:rPr>
-              <w:t xml:space="preserve">2. Direct-to-Origin Attack (Bypass CDN)</w:t>
-            </w:r>
-            <w:r/>
-          </w:p>
-        </w:tc>
-        <w:tc>
-          <w:tcPr>
-            <w:tcBorders>
-              <w:top w:val="single" w:color="cccccc" w:sz="6" w:space="0"/>
-              <w:left w:val="single" w:color="cccccc" w:sz="6" w:space="0"/>
-              <w:bottom w:val="single" w:color="cccccc" w:sz="6" w:space="0"/>
-              <w:right w:val="single" w:color="cccccc" w:sz="6" w:space="0"/>
-            </w:tcBorders>
-            <w:tcMar>
-              <w:left w:w="45" w:type="dxa"/>
-              <w:top w:w="30" w:type="dxa"/>
-              <w:right w:w="45" w:type="dxa"/>
-              <w:bottom w:w="30" w:type="dxa"/>
-            </w:tcMar>
-            <w:tcW w:w="1395" w:type="dxa"/>
-            <w:vAlign w:val="bottom"/>
-            <w:textDirection w:val="lrTb"/>
-            <w:noWrap w:val="false"/>
-          </w:tcPr>
-          <w:p>
-            <w:pPr>
-              <w:pBdr/>
-              <w:spacing w:after="0" w:before="0" w:line="240"/>
-              <w:ind/>
-              <w:rPr/>
-            </w:pPr>
-            <w:r>
-              <w:rPr>
-                <w:rFonts w:ascii="Arial" w:hAnsi="Arial" w:eastAsia="Arial" w:cs="Arial"/>
-                <w:color w:val="000000"/>
-                <w:sz w:val="20"/>
-              </w:rPr>
-              <w:t xml:space="preserve">* Impact: Low (unlikely to succeed) * Likelihood: Low Mitigation: Excellent. Both IP whitelisting and G2O header validation must be bypassed, which is extremely difficult.</w:t>
-            </w:r>
-            <w:r/>
-          </w:p>
-        </w:tc>
-        <w:tc>
-          <w:tcPr>
-            <w:tcBorders>
-              <w:top w:val="single" w:color="cccccc" w:sz="6" w:space="0"/>
-              <w:left w:val="single" w:color="cccccc" w:sz="6" w:space="0"/>
-              <w:bottom w:val="single" w:color="cccccc" w:sz="6" w:space="0"/>
-              <w:right w:val="single" w:color="000000" w:sz="6" w:space="0"/>
-            </w:tcBorders>
-            <w:tcMar>
-              <w:left w:w="0" w:type="dxa"/>
-              <w:top w:w="30" w:type="dxa"/>
-              <w:right w:w="0" w:type="dxa"/>
-              <w:bottom w:w="30" w:type="dxa"/>
-            </w:tcMar>
-            <w:tcW w:w="1485" w:type="dxa"/>
-            <w:vAlign w:val="bottom"/>
+            <w:tcW w:w="672" w:type="dxa"/>
+            <w:vAlign w:val="center"/>
             <w:textDirection w:val="lrTb"/>
             <w:noWrap w:val="false"/>
           </w:tcPr>
@@ -918,67 +1200,19 @@
                 <w:bottom w:val="none" w:color="000000" w:sz="4" w:space="0"/>
                 <w:right w:val="none" w:color="000000" w:sz="4" w:space="0"/>
               </w:pBdr>
-              <w:spacing/>
+              <w:shd w:val="clear" w:color="22262b" w:fill="22262b"/>
+              <w:spacing w:line="358" w:lineRule="atLeast"/>
               <w:ind w:right="0" w:firstLine="0" w:left="0"/>
               <w:rPr/>
             </w:pPr>
             <w:r>
               <w:rPr>
-                <w:rFonts w:ascii="Arial" w:hAnsi="Arial" w:eastAsia="Arial" w:cs="Arial"/>
-                <w:color w:val="000000"/>
-                <w:sz w:val="20"/>
+                <w:rFonts w:ascii="Liberation Sans" w:hAnsi="Liberation Sans" w:eastAsia="Liberation Sans" w:cs="Liberation Sans"/>
+                <w:b/>
+                <w:color w:val="c7c7c7"/>
+                <w:sz w:val="21"/>
               </w:rPr>
-              <w:t xml:space="preserve">* Impact: Medium-High (if successful, could expose origin directly) * Likelihood: Low Mitigation: Good. G2O provides strong cryptographic protection. Bypassing G2O would require significant cryptographic expertise or a severe vulnerability/misconfiguration</w:t>
-            </w:r>
-            <w:r>
-              <w:rPr>
-                <w:rFonts w:ascii="Arial" w:hAnsi="Arial" w:eastAsia="Arial" w:cs="Arial"/>
-                <w:color w:val="000000"/>
-                <w:sz w:val="20"/>
-              </w:rPr>
-              <w:t xml:space="preserve">.</w:t>
-            </w:r>
-            <w:r/>
-          </w:p>
-        </w:tc>
-      </w:tr>
-      <w:tr>
-        <w:trPr>
-          <w:trHeight w:val="315"/>
-        </w:trPr>
-        <w:tc>
-          <w:tcPr>
-            <w:tcBorders>
-              <w:top w:val="single" w:color="cccccc" w:sz="6" w:space="0"/>
-              <w:left w:val="single" w:color="cccccc" w:sz="6" w:space="0"/>
-              <w:bottom w:val="single" w:color="cccccc" w:sz="6" w:space="0"/>
-              <w:right w:val="single" w:color="cccccc" w:sz="6" w:space="0"/>
-            </w:tcBorders>
-            <w:tcMar>
-              <w:left w:w="45" w:type="dxa"/>
-              <w:top w:w="30" w:type="dxa"/>
-              <w:right w:w="45" w:type="dxa"/>
-              <w:bottom w:w="30" w:type="dxa"/>
-            </w:tcMar>
-            <w:tcW w:w="1395" w:type="dxa"/>
-            <w:vAlign w:val="bottom"/>
-            <w:textDirection w:val="lrTb"/>
-            <w:noWrap w:val="false"/>
-          </w:tcPr>
-          <w:p>
-            <w:pPr>
-              <w:pBdr/>
-              <w:spacing w:after="0" w:before="0" w:line="240"/>
-              <w:ind/>
-              <w:rPr/>
-            </w:pPr>
-            <w:r>
-              <w:rPr>
-                <w:rFonts w:ascii="Arial" w:hAnsi="Arial" w:eastAsia="Arial" w:cs="Arial"/>
-                <w:color w:val="000000"/>
-                <w:sz w:val="20"/>
-              </w:rPr>
-              <w:t xml:space="preserve">3. Credential Stuffing/Account Takeover (ATO)</w:t>
+              <w:t xml:space="preserve">Data Protection</w:t>
             </w:r>
             <w:r/>
           </w:p>
@@ -986,64 +1220,19 @@
         <w:tc>
           <w:tcPr>
             <w:tcBorders>
-              <w:top w:val="single" w:color="cccccc" w:sz="6" w:space="0"/>
-              <w:left w:val="single" w:color="cccccc" w:sz="6" w:space="0"/>
-              <w:bottom w:val="single" w:color="cccccc" w:sz="6" w:space="0"/>
-              <w:right w:val="single" w:color="cccccc" w:sz="6" w:space="0"/>
+              <w:top w:val="single" w:color="e8eaed" w:sz="6" w:space="0"/>
+              <w:left w:val="single" w:color="e8eaed" w:sz="6" w:space="0"/>
+              <w:bottom w:val="single" w:color="e8eaed" w:sz="6" w:space="0"/>
+              <w:right w:val="single" w:color="e8eaed" w:sz="6" w:space="0"/>
             </w:tcBorders>
             <w:tcMar>
-              <w:left w:w="45" w:type="dxa"/>
-              <w:top w:w="30" w:type="dxa"/>
-              <w:right w:w="45" w:type="dxa"/>
-              <w:bottom w:w="30" w:type="dxa"/>
+              <w:left w:w="60" w:type="dxa"/>
+              <w:top w:w="60" w:type="dxa"/>
+              <w:right w:w="60" w:type="dxa"/>
+              <w:bottom w:w="60" w:type="dxa"/>
             </w:tcMar>
-            <w:tcW w:w="1395" w:type="dxa"/>
-            <w:vAlign w:val="bottom"/>
-            <w:textDirection w:val="lrTb"/>
-            <w:noWrap w:val="false"/>
-          </w:tcPr>
-          <w:p>
-            <w:pPr>
-              <w:pBdr/>
-              <w:spacing w:after="0" w:before="0" w:line="240"/>
-              <w:ind/>
-              <w:rPr/>
-            </w:pPr>
-            <w:r>
-              <w:rPr>
-                <w:rFonts w:ascii="Arial" w:hAnsi="Arial" w:eastAsia="Arial" w:cs="Arial"/>
-                <w:color w:val="000000"/>
-                <w:sz w:val="20"/>
-              </w:rPr>
-              <w:t xml:space="preserve">* Impact: High (financial loss, data breach, reputational damage) * Likelihood: High Mitigation: IP whitelisting offers NO direct mitigation against this, as these attacks often originate from distributed botnets that tunnel through legitimate CDN paths. S</w:t>
-            </w:r>
-            <w:r>
-              <w:rPr>
-                <w:rFonts w:ascii="Arial" w:hAnsi="Arial" w:eastAsia="Arial" w:cs="Arial"/>
-                <w:color w:val="000000"/>
-                <w:sz w:val="20"/>
-              </w:rPr>
-              <w:t xml:space="preserve">hape Security is the primary defense here.</w:t>
-            </w:r>
-            <w:r/>
-          </w:p>
-        </w:tc>
-        <w:tc>
-          <w:tcPr>
-            <w:tcBorders>
-              <w:top w:val="single" w:color="cccccc" w:sz="6" w:space="0"/>
-              <w:left w:val="single" w:color="cccccc" w:sz="6" w:space="0"/>
-              <w:bottom w:val="single" w:color="cccccc" w:sz="6" w:space="0"/>
-              <w:right w:val="single" w:color="000000" w:sz="6" w:space="0"/>
-            </w:tcBorders>
-            <w:tcMar>
-              <w:left w:w="0" w:type="dxa"/>
-              <w:top w:w="30" w:type="dxa"/>
-              <w:right w:w="0" w:type="dxa"/>
-              <w:bottom w:w="30" w:type="dxa"/>
-            </w:tcMar>
-            <w:tcW w:w="1485" w:type="dxa"/>
-            <w:vAlign w:val="bottom"/>
+            <w:tcW w:w="3903" w:type="dxa"/>
+            <w:vAlign w:val="center"/>
             <w:textDirection w:val="lrTb"/>
             <w:noWrap w:val="false"/>
           </w:tcPr>
@@ -1055,67 +1244,61 @@
                 <w:bottom w:val="none" w:color="000000" w:sz="4" w:space="0"/>
                 <w:right w:val="none" w:color="000000" w:sz="4" w:space="0"/>
               </w:pBdr>
-              <w:spacing/>
+              <w:shd w:val="clear" w:color="22262b" w:fill="22262b"/>
+              <w:spacing w:line="358" w:lineRule="atLeast"/>
               <w:ind w:right="0" w:firstLine="0" w:left="0"/>
               <w:rPr/>
             </w:pPr>
             <w:r>
               <w:rPr>
-                <w:rFonts w:ascii="Arial" w:hAnsi="Arial" w:eastAsia="Arial" w:cs="Arial"/>
-                <w:color w:val="000000"/>
-                <w:sz w:val="20"/>
+                <w:rFonts w:ascii="Liberation Sans" w:hAnsi="Liberation Sans" w:eastAsia="Liberation Sans" w:cs="Liberation Sans"/>
+                <w:b/>
+                <w:color w:val="c7c7c7"/>
+                <w:sz w:val="21"/>
               </w:rPr>
-              <w:t xml:space="preserve">* Impact: High * Likelihood: High Mitigation: G2O offers NO direct mitigation against this. Shape Security is your primary defense. Its behavioral analysis detects and blocks automated credential stuffing and ATO attempts by identifying non-human patterns,</w:t>
+              <w:t xml:space="preserve">AES-256 encryption</w:t>
             </w:r>
             <w:r>
               <w:rPr>
-                <w:rFonts w:ascii="Arial" w:hAnsi="Arial" w:eastAsia="Arial" w:cs="Arial"/>
-                <w:color w:val="000000"/>
-                <w:sz w:val="20"/>
+                <w:rFonts w:ascii="Liberation Sans" w:hAnsi="Liberation Sans" w:eastAsia="Liberation Sans" w:cs="Liberation Sans"/>
+                <w:color w:val="c7c7c7"/>
+                <w:sz w:val="21"/>
               </w:rPr>
-              <w:t xml:space="preserve"> even if the traffic comes from "clean" IPs.</w:t>
+              <w:t xml:space="preserve"> for data at rest; </w:t>
             </w:r>
-            <w:r/>
-          </w:p>
-        </w:tc>
-      </w:tr>
-      <w:tr>
-        <w:trPr>
-          <w:trHeight w:val="315"/>
-        </w:trPr>
-        <w:tc>
-          <w:tcPr>
-            <w:tcBorders>
-              <w:top w:val="single" w:color="cccccc" w:sz="6" w:space="0"/>
-              <w:left w:val="single" w:color="cccccc" w:sz="6" w:space="0"/>
-              <w:bottom w:val="single" w:color="cccccc" w:sz="6" w:space="0"/>
-              <w:right w:val="single" w:color="cccccc" w:sz="6" w:space="0"/>
-            </w:tcBorders>
-            <w:tcMar>
-              <w:left w:w="45" w:type="dxa"/>
-              <w:top w:w="30" w:type="dxa"/>
-              <w:right w:w="45" w:type="dxa"/>
-              <w:bottom w:w="30" w:type="dxa"/>
-            </w:tcMar>
-            <w:tcW w:w="1395" w:type="dxa"/>
-            <w:vAlign w:val="bottom"/>
-            <w:textDirection w:val="lrTb"/>
-            <w:noWrap w:val="false"/>
-          </w:tcPr>
-          <w:p>
-            <w:pPr>
-              <w:pBdr/>
-              <w:spacing w:after="0" w:before="0" w:line="240"/>
-              <w:ind/>
-              <w:rPr/>
-            </w:pPr>
             <w:r>
               <w:rPr>
-                <w:rFonts w:ascii="Arial" w:hAnsi="Arial" w:eastAsia="Arial" w:cs="Arial"/>
-                <w:color w:val="000000"/>
-                <w:sz w:val="20"/>
+                <w:rFonts w:ascii="Liberation Sans" w:hAnsi="Liberation Sans" w:eastAsia="Liberation Sans" w:cs="Liberation Sans"/>
+                <w:b/>
+                <w:color w:val="c7c7c7"/>
+                <w:sz w:val="21"/>
               </w:rPr>
-              <w:t xml:space="preserve">4. Web Scraping/Data Exfiltration</w:t>
+              <w:t xml:space="preserve">TLS 1.2 or above</w:t>
+            </w:r>
+            <w:r>
+              <w:rPr>
+                <w:rFonts w:ascii="Liberation Sans" w:hAnsi="Liberation Sans" w:eastAsia="Liberation Sans" w:cs="Liberation Sans"/>
+                <w:color w:val="c7c7c7"/>
+                <w:sz w:val="21"/>
+              </w:rPr>
+              <w:t xml:space="preserve"> for data in transit; </w:t>
+            </w:r>
+            <w:r>
+              <w:rPr>
+                <w:rFonts w:ascii="Liberation Sans" w:hAnsi="Liberation Sans" w:eastAsia="Liberation Sans" w:cs="Liberation Sans"/>
+                <w:b/>
+                <w:color w:val="c7c7c7"/>
+                <w:sz w:val="21"/>
+              </w:rPr>
+              <w:t xml:space="preserve">Zero Knowledge Encryption</w:t>
+            </w:r>
+            <w:r>
+              <w:rPr>
+                <w:rFonts w:ascii="Liberation Sans" w:hAnsi="Liberation Sans" w:eastAsia="Liberation Sans" w:cs="Liberation Sans"/>
+                <w:color w:val="c7c7c7"/>
+                <w:sz w:val="21"/>
+              </w:rPr>
+              <w:t xml:space="preserve"> for credentials.</w:t>
             </w:r>
             <w:r/>
           </w:p>
@@ -1123,56 +1306,19 @@
         <w:tc>
           <w:tcPr>
             <w:tcBorders>
-              <w:top w:val="single" w:color="cccccc" w:sz="6" w:space="0"/>
-              <w:left w:val="single" w:color="cccccc" w:sz="6" w:space="0"/>
-              <w:bottom w:val="single" w:color="cccccc" w:sz="6" w:space="0"/>
-              <w:right w:val="single" w:color="cccccc" w:sz="6" w:space="0"/>
+              <w:top w:val="single" w:color="e8eaed" w:sz="6" w:space="0"/>
+              <w:left w:val="single" w:color="e8eaed" w:sz="6" w:space="0"/>
+              <w:bottom w:val="single" w:color="e8eaed" w:sz="6" w:space="0"/>
+              <w:right w:val="single" w:color="e8eaed" w:sz="6" w:space="0"/>
             </w:tcBorders>
             <w:tcMar>
-              <w:left w:w="45" w:type="dxa"/>
-              <w:top w:w="30" w:type="dxa"/>
-              <w:right w:w="45" w:type="dxa"/>
-              <w:bottom w:w="30" w:type="dxa"/>
+              <w:left w:w="60" w:type="dxa"/>
+              <w:top w:w="60" w:type="dxa"/>
+              <w:right w:w="60" w:type="dxa"/>
+              <w:bottom w:w="60" w:type="dxa"/>
             </w:tcMar>
-            <w:tcW w:w="1395" w:type="dxa"/>
-            <w:vAlign w:val="bottom"/>
-            <w:textDirection w:val="lrTb"/>
-            <w:noWrap w:val="false"/>
-          </w:tcPr>
-          <w:p>
-            <w:pPr>
-              <w:pBdr/>
-              <w:spacing w:after="0" w:before="0" w:line="240"/>
-              <w:ind/>
-              <w:rPr/>
-            </w:pPr>
-            <w:r>
-              <w:rPr>
-                <w:rFonts w:ascii="Arial" w:hAnsi="Arial" w:eastAsia="Arial" w:cs="Arial"/>
-                <w:color w:val="000000"/>
-                <w:sz w:val="20"/>
-              </w:rPr>
-              <w:t xml:space="preserve">* Impact: Medium-High (competitive disadvantage, intellectual property loss, privacy violation) * Likelihood: High Mitigation: IP whitelisting offers NO direct mitigation if the scraping traffic routes through Akamai/Shape. Shape Security is crucial here.</w:t>
-            </w:r>
-            <w:r/>
-          </w:p>
-        </w:tc>
-        <w:tc>
-          <w:tcPr>
-            <w:tcBorders>
-              <w:top w:val="single" w:color="cccccc" w:sz="6" w:space="0"/>
-              <w:left w:val="single" w:color="cccccc" w:sz="6" w:space="0"/>
-              <w:bottom w:val="single" w:color="cccccc" w:sz="6" w:space="0"/>
-              <w:right w:val="single" w:color="000000" w:sz="6" w:space="0"/>
-            </w:tcBorders>
-            <w:tcMar>
-              <w:left w:w="0" w:type="dxa"/>
-              <w:top w:w="30" w:type="dxa"/>
-              <w:right w:w="0" w:type="dxa"/>
-              <w:bottom w:w="30" w:type="dxa"/>
-            </w:tcMar>
-            <w:tcW w:w="1485" w:type="dxa"/>
-            <w:vAlign w:val="bottom"/>
+            <w:tcW w:w="4780" w:type="dxa"/>
+            <w:vAlign w:val="center"/>
             <w:textDirection w:val="lrTb"/>
             <w:noWrap w:val="false"/>
           </w:tcPr>
@@ -1184,116 +1330,84 @@
                 <w:bottom w:val="none" w:color="000000" w:sz="4" w:space="0"/>
                 <w:right w:val="none" w:color="000000" w:sz="4" w:space="0"/>
               </w:pBdr>
-              <w:spacing/>
+              <w:shd w:val="clear" w:color="22262b" w:fill="22262b"/>
+              <w:spacing w:line="358" w:lineRule="atLeast"/>
               <w:ind w:right="0" w:firstLine="0" w:left="0"/>
               <w:rPr/>
             </w:pPr>
             <w:r>
               <w:rPr>
-                <w:rFonts w:ascii="Arial" w:hAnsi="Arial" w:eastAsia="Arial" w:cs="Arial"/>
-                <w:color w:val="000000"/>
-                <w:sz w:val="20"/>
+                <w:rFonts w:ascii="Liberation Sans" w:hAnsi="Liberation Sans" w:eastAsia="Liberation Sans" w:cs="Liberation Sans"/>
+                <w:b/>
+                <w:color w:val="c7c7c7"/>
+                <w:sz w:val="21"/>
               </w:rPr>
-              <w:t xml:space="preserve">* Impact: Medium-High * Likelihood: High Mitigation: G2O offers NO direct mitigation. Shape Security is your primary defense, as it's designed to detect and block automated scraping activities.</w:t>
+              <w:t xml:space="preserve">Data Access Security (DAS)</w:t>
+            </w:r>
+            <w:r>
+              <w:rPr>
+                <w:rFonts w:ascii="Liberation Sans" w:hAnsi="Liberation Sans" w:eastAsia="Liberation Sans" w:cs="Liberation Sans"/>
+                <w:color w:val="c7c7c7"/>
+                <w:sz w:val="21"/>
+              </w:rPr>
+              <w:t xml:space="preserve"> for unstructured data governance; </w:t>
+            </w:r>
+            <w:r>
+              <w:rPr>
+                <w:rFonts w:ascii="Liberation Sans" w:hAnsi="Liberation Sans" w:eastAsia="Liberation Sans" w:cs="Liberation Sans"/>
+                <w:b/>
+                <w:color w:val="c7c7c7"/>
+                <w:sz w:val="21"/>
+              </w:rPr>
+              <w:t xml:space="preserve">Data Certification</w:t>
+            </w:r>
+            <w:r>
+              <w:rPr>
+                <w:rFonts w:ascii="Liberation Sans" w:hAnsi="Liberation Sans" w:eastAsia="Liberation Sans" w:cs="Liberation Sans"/>
+                <w:color w:val="c7c7c7"/>
+                <w:sz w:val="21"/>
+              </w:rPr>
+              <w:t xml:space="preserve"> by resource owners; </w:t>
+            </w:r>
+            <w:r>
+              <w:rPr>
+                <w:rFonts w:ascii="Liberation Sans" w:hAnsi="Liberation Sans" w:eastAsia="Liberation Sans" w:cs="Liberation Sans"/>
+                <w:b/>
+                <w:color w:val="c7c7c7"/>
+                <w:sz w:val="21"/>
+              </w:rPr>
+              <w:t xml:space="preserve">Automated discovery and classification</w:t>
+            </w:r>
+            <w:r>
+              <w:rPr>
+                <w:rFonts w:ascii="Liberation Sans" w:hAnsi="Liberation Sans" w:eastAsia="Liberation Sans" w:cs="Liberation Sans"/>
+                <w:color w:val="c7c7c7"/>
+                <w:sz w:val="21"/>
+              </w:rPr>
+              <w:t xml:space="preserve"> of PII/IP.</w:t>
             </w:r>
             <w:r/>
           </w:p>
         </w:tc>
       </w:tr>
       <w:tr>
-        <w:trPr>
-          <w:trHeight w:val="315"/>
-        </w:trPr>
+        <w:trPr/>
         <w:tc>
           <w:tcPr>
             <w:tcBorders>
-              <w:top w:val="single" w:color="cccccc" w:sz="6" w:space="0"/>
-              <w:left w:val="single" w:color="cccccc" w:sz="6" w:space="0"/>
-              <w:bottom w:val="single" w:color="cccccc" w:sz="6" w:space="0"/>
-              <w:right w:val="single" w:color="cccccc" w:sz="6" w:space="0"/>
+              <w:top w:val="single" w:color="e8eaed" w:sz="6" w:space="0"/>
+              <w:left w:val="single" w:color="e8eaed" w:sz="6" w:space="0"/>
+              <w:bottom w:val="single" w:color="e8eaed" w:sz="6" w:space="0"/>
+              <w:right w:val="single" w:color="e8eaed" w:sz="6" w:space="0"/>
             </w:tcBorders>
             <w:tcMar>
-              <w:left w:w="45" w:type="dxa"/>
-              <w:top w:w="30" w:type="dxa"/>
-              <w:right w:w="45" w:type="dxa"/>
-              <w:bottom w:w="30" w:type="dxa"/>
+              <w:left w:w="60" w:type="dxa"/>
+              <w:top w:w="60" w:type="dxa"/>
+              <w:right w:w="60" w:type="dxa"/>
+              <w:bottom w:w="60" w:type="dxa"/>
             </w:tcMar>
-            <w:tcW w:w="1395" w:type="dxa"/>
-            <w:vAlign w:val="bottom"/>
-            <w:textDirection w:val="lrTb"/>
-            <w:noWrap w:val="false"/>
-          </w:tcPr>
-          <w:p>
-            <w:pPr>
-              <w:pBdr/>
-              <w:spacing w:after="0" w:before="0" w:line="240"/>
-              <w:ind/>
-              <w:rPr/>
-            </w:pPr>
-            <w:r>
-              <w:rPr>
-                <w:rFonts w:ascii="Arial" w:hAnsi="Arial" w:eastAsia="Arial" w:cs="Arial"/>
-                <w:color w:val="000000"/>
-                <w:sz w:val="20"/>
-              </w:rPr>
-              <w:t xml:space="preserve">5. Accidental Self-Inflicted DoS (from IP list errors)</w:t>
-            </w:r>
-            <w:r/>
-          </w:p>
-        </w:tc>
-        <w:tc>
-          <w:tcPr>
-            <w:tcBorders>
-              <w:top w:val="single" w:color="cccccc" w:sz="6" w:space="0"/>
-              <w:left w:val="single" w:color="cccccc" w:sz="6" w:space="0"/>
-              <w:bottom w:val="single" w:color="cccccc" w:sz="6" w:space="0"/>
-              <w:right w:val="single" w:color="cccccc" w:sz="6" w:space="0"/>
-            </w:tcBorders>
-            <w:tcMar>
-              <w:left w:w="45" w:type="dxa"/>
-              <w:top w:w="30" w:type="dxa"/>
-              <w:right w:w="45" w:type="dxa"/>
-              <w:bottom w:w="30" w:type="dxa"/>
-            </w:tcMar>
-            <w:tcW w:w="1395" w:type="dxa"/>
-            <w:vAlign w:val="bottom"/>
-            <w:textDirection w:val="lrTb"/>
-            <w:noWrap w:val="false"/>
-          </w:tcPr>
-          <w:p>
-            <w:pPr>
-              <w:pBdr/>
-              <w:spacing w:after="0" w:before="0" w:line="240"/>
-              <w:ind/>
-              <w:rPr/>
-            </w:pPr>
-            <w:r>
-              <w:rPr>
-                <w:rFonts w:ascii="Arial" w:hAnsi="Arial" w:eastAsia="Arial" w:cs="Arial"/>
-                <w:color w:val="000000"/>
-                <w:sz w:val="20"/>
-              </w:rPr>
-              <w:t xml:space="preserve">* Impact: High (site outage, revenue loss, reputational damage) * Likelihood: Medium-High (given the dynamic nature of CDN IPs and human error) Mitigation: High Risk. Requires constant, diligent IP list management.</w:t>
-            </w:r>
-            <w:r/>
-          </w:p>
-        </w:tc>
-        <w:tc>
-          <w:tcPr>
-            <w:tcBorders>
-              <w:top w:val="single" w:color="cccccc" w:sz="6" w:space="0"/>
-              <w:left w:val="single" w:color="cccccc" w:sz="6" w:space="0"/>
-              <w:bottom w:val="single" w:color="cccccc" w:sz="6" w:space="0"/>
-              <w:right w:val="single" w:color="000000" w:sz="6" w:space="0"/>
-            </w:tcBorders>
-            <w:tcMar>
-              <w:left w:w="0" w:type="dxa"/>
-              <w:top w:w="30" w:type="dxa"/>
-              <w:right w:w="0" w:type="dxa"/>
-              <w:bottom w:w="30" w:type="dxa"/>
-            </w:tcMar>
-            <w:tcW w:w="1485" w:type="dxa"/>
-            <w:vAlign w:val="bottom"/>
+            <w:tcW w:w="672" w:type="dxa"/>
+            <w:vAlign w:val="center"/>
             <w:textDirection w:val="lrTb"/>
             <w:noWrap w:val="false"/>
           </w:tcPr>
@@ -1305,59 +1419,19 @@
                 <w:bottom w:val="none" w:color="000000" w:sz="4" w:space="0"/>
                 <w:right w:val="none" w:color="000000" w:sz="4" w:space="0"/>
               </w:pBdr>
-              <w:spacing/>
+              <w:shd w:val="clear" w:color="22262b" w:fill="22262b"/>
+              <w:spacing w:line="358" w:lineRule="atLeast"/>
               <w:ind w:right="0" w:firstLine="0" w:left="0"/>
               <w:rPr/>
             </w:pPr>
             <w:r>
               <w:rPr>
-                <w:rFonts w:ascii="Arial" w:hAnsi="Arial" w:eastAsia="Arial" w:cs="Arial"/>
-                <w:color w:val="000000"/>
-                <w:sz w:val="20"/>
+                <w:rFonts w:ascii="Liberation Sans" w:hAnsi="Liberation Sans" w:eastAsia="Liberation Sans" w:cs="Liberation Sans"/>
+                <w:b/>
+                <w:color w:val="c7c7c7"/>
+                <w:sz w:val="21"/>
               </w:rPr>
-              <w:t xml:space="preserve">* Impact: Low * Likelihood: Very Low Mitigation: Almost entirely eliminated. No IP list to manage.</w:t>
-            </w:r>
-            <w:r/>
-          </w:p>
-        </w:tc>
-      </w:tr>
-      <w:tr>
-        <w:trPr>
-          <w:trHeight w:val="315"/>
-        </w:trPr>
-        <w:tc>
-          <w:tcPr>
-            <w:tcBorders>
-              <w:top w:val="single" w:color="cccccc" w:sz="6" w:space="0"/>
-              <w:left w:val="single" w:color="cccccc" w:sz="6" w:space="0"/>
-              <w:bottom w:val="single" w:color="cccccc" w:sz="6" w:space="0"/>
-              <w:right w:val="single" w:color="cccccc" w:sz="6" w:space="0"/>
-            </w:tcBorders>
-            <w:tcMar>
-              <w:left w:w="45" w:type="dxa"/>
-              <w:top w:w="30" w:type="dxa"/>
-              <w:right w:w="45" w:type="dxa"/>
-              <w:bottom w:w="30" w:type="dxa"/>
-            </w:tcMar>
-            <w:tcW w:w="1395" w:type="dxa"/>
-            <w:vAlign w:val="bottom"/>
-            <w:textDirection w:val="lrTb"/>
-            <w:noWrap w:val="false"/>
-          </w:tcPr>
-          <w:p>
-            <w:pPr>
-              <w:pBdr/>
-              <w:spacing w:after="0" w:before="0" w:line="240"/>
-              <w:ind/>
-              <w:rPr/>
-            </w:pPr>
-            <w:r>
-              <w:rPr>
-                <w:rFonts w:ascii="Arial" w:hAnsi="Arial" w:eastAsia="Arial" w:cs="Arial"/>
-                <w:color w:val="000000"/>
-                <w:sz w:val="20"/>
-              </w:rPr>
-              <w:t xml:space="preserve">Most Practical Option</w:t>
+              <w:t xml:space="preserve">Integration</w:t>
             </w:r>
             <w:r/>
           </w:p>
@@ -1365,56 +1439,19 @@
         <w:tc>
           <w:tcPr>
             <w:tcBorders>
-              <w:top w:val="single" w:color="cccccc" w:sz="6" w:space="0"/>
-              <w:left w:val="single" w:color="cccccc" w:sz="6" w:space="0"/>
-              <w:bottom w:val="single" w:color="cccccc" w:sz="6" w:space="0"/>
-              <w:right w:val="single" w:color="cccccc" w:sz="6" w:space="0"/>
+              <w:top w:val="single" w:color="e8eaed" w:sz="6" w:space="0"/>
+              <w:left w:val="single" w:color="e8eaed" w:sz="6" w:space="0"/>
+              <w:bottom w:val="single" w:color="e8eaed" w:sz="6" w:space="0"/>
+              <w:right w:val="single" w:color="e8eaed" w:sz="6" w:space="0"/>
             </w:tcBorders>
             <w:tcMar>
-              <w:left w:w="45" w:type="dxa"/>
-              <w:top w:w="30" w:type="dxa"/>
-              <w:right w:w="45" w:type="dxa"/>
-              <w:bottom w:w="30" w:type="dxa"/>
+              <w:left w:w="60" w:type="dxa"/>
+              <w:top w:w="60" w:type="dxa"/>
+              <w:right w:w="60" w:type="dxa"/>
+              <w:bottom w:w="60" w:type="dxa"/>
             </w:tcMar>
-            <w:tcW w:w="1395" w:type="dxa"/>
-            <w:vAlign w:val="bottom"/>
-            <w:textDirection w:val="lrTb"/>
-            <w:noWrap w:val="false"/>
-          </w:tcPr>
-          <w:p>
-            <w:pPr>
-              <w:pBdr/>
-              <w:spacing w:after="0" w:before="0" w:line="240"/>
-              <w:ind/>
-              <w:rPr/>
-            </w:pPr>
-            <w:r>
-              <w:rPr>
-                <w:rFonts w:ascii="Arial" w:hAnsi="Arial" w:eastAsia="Arial" w:cs="Arial"/>
-                <w:color w:val="000000"/>
-                <w:sz w:val="20"/>
-              </w:rPr>
-              <w:t xml:space="preserve">Less Practical due to the severe operational burden, the high risk of outages, and its inability to directly address the sophisticated bot/fraud attacks (like the token abuse you experienced) that bypass simple IP checks.</w:t>
-            </w:r>
-            <w:r/>
-          </w:p>
-        </w:tc>
-        <w:tc>
-          <w:tcPr>
-            <w:tcBorders>
-              <w:top w:val="single" w:color="cccccc" w:sz="6" w:space="0"/>
-              <w:left w:val="single" w:color="cccccc" w:sz="6" w:space="0"/>
-              <w:bottom w:val="single" w:color="cccccc" w:sz="6" w:space="0"/>
-              <w:right w:val="single" w:color="000000" w:sz="6" w:space="0"/>
-            </w:tcBorders>
-            <w:tcMar>
-              <w:left w:w="0" w:type="dxa"/>
-              <w:top w:w="30" w:type="dxa"/>
-              <w:right w:w="0" w:type="dxa"/>
-              <w:bottom w:w="30" w:type="dxa"/>
-            </w:tcMar>
-            <w:tcW w:w="1485" w:type="dxa"/>
-            <w:vAlign w:val="bottom"/>
+            <w:tcW w:w="3903" w:type="dxa"/>
+            <w:vAlign w:val="center"/>
             <w:textDirection w:val="lrTb"/>
             <w:noWrap w:val="false"/>
           </w:tcPr>
@@ -1426,25 +1463,1114 @@
                 <w:bottom w:val="none" w:color="000000" w:sz="4" w:space="0"/>
                 <w:right w:val="none" w:color="000000" w:sz="4" w:space="0"/>
               </w:pBdr>
-              <w:spacing/>
+              <w:shd w:val="clear" w:color="22262b" w:fill="22262b"/>
+              <w:spacing w:line="358" w:lineRule="atLeast"/>
               <w:ind w:right="0" w:firstLine="0" w:left="0"/>
               <w:rPr/>
             </w:pPr>
             <w:r>
               <w:rPr>
-                <w:rFonts w:ascii="Arial" w:hAnsi="Arial" w:eastAsia="Arial" w:cs="Arial"/>
-                <w:color w:val="000000"/>
-                <w:sz w:val="20"/>
+                <w:rFonts w:ascii="Liberation Sans" w:hAnsi="Liberation Sans" w:eastAsia="Liberation Sans" w:cs="Liberation Sans"/>
+                <w:b/>
+                <w:color w:val="c7c7c7"/>
+                <w:sz w:val="21"/>
               </w:rPr>
-              <w:t xml:space="preserve">Most Practical. It focuses on reliable cryptographic authentication (G2O) and allows Shape Security to perform its specialized, higher-value bot/fraud prevention without brittle network-level constraints. This frees up resources to focus on the application</w:t>
+              <w:t xml:space="preserve">Outbound-only communication model</w:t>
             </w:r>
             <w:r>
               <w:rPr>
-                <w:rFonts w:ascii="Arial" w:hAnsi="Arial" w:eastAsia="Arial" w:cs="Arial"/>
-                <w:color w:val="000000"/>
-                <w:sz w:val="20"/>
+                <w:rFonts w:ascii="Liberation Sans" w:hAnsi="Liberation Sans" w:eastAsia="Liberation Sans" w:cs="Liberation Sans"/>
+                <w:color w:val="c7c7c7"/>
+                <w:sz w:val="21"/>
               </w:rPr>
-              <w:t xml:space="preserve">-layer security that was demonstrably exploited.</w:t>
+              <w:t xml:space="preserve"> for Virtual Appliances (no inbound ports required); Standards-based connectors (REST, SCIM, JDBC, LDAP).</w:t>
+            </w:r>
+            <w:r/>
+          </w:p>
+        </w:tc>
+        <w:tc>
+          <w:tcPr>
+            <w:tcBorders>
+              <w:top w:val="single" w:color="e8eaed" w:sz="6" w:space="0"/>
+              <w:left w:val="single" w:color="e8eaed" w:sz="6" w:space="0"/>
+              <w:bottom w:val="single" w:color="e8eaed" w:sz="6" w:space="0"/>
+              <w:right w:val="single" w:color="e8eaed" w:sz="6" w:space="0"/>
+            </w:tcBorders>
+            <w:tcMar>
+              <w:left w:w="60" w:type="dxa"/>
+              <w:top w:w="60" w:type="dxa"/>
+              <w:right w:w="60" w:type="dxa"/>
+              <w:bottom w:w="60" w:type="dxa"/>
+            </w:tcMar>
+            <w:tcW w:w="4780" w:type="dxa"/>
+            <w:vAlign w:val="center"/>
+            <w:textDirection w:val="lrTb"/>
+            <w:noWrap w:val="false"/>
+          </w:tcPr>
+          <w:p>
+            <w:pPr>
+              <w:pBdr>
+                <w:top w:val="none" w:color="000000" w:sz="4" w:space="0"/>
+                <w:left w:val="none" w:color="000000" w:sz="4" w:space="0"/>
+                <w:bottom w:val="none" w:color="000000" w:sz="4" w:space="0"/>
+                <w:right w:val="none" w:color="000000" w:sz="4" w:space="0"/>
+              </w:pBdr>
+              <w:shd w:val="clear" w:color="22262b" w:fill="22262b"/>
+              <w:spacing w:line="358" w:lineRule="atLeast"/>
+              <w:ind w:right="0" w:firstLine="0" w:left="0"/>
+              <w:rPr/>
+            </w:pPr>
+            <w:r>
+              <w:rPr>
+                <w:rFonts w:ascii="Liberation Sans" w:hAnsi="Liberation Sans" w:eastAsia="Liberation Sans" w:cs="Liberation Sans"/>
+                <w:b/>
+                <w:color w:val="c7c7c7"/>
+                <w:sz w:val="21"/>
+              </w:rPr>
+              <w:t xml:space="preserve">SIEM/SOAR integration</w:t>
+            </w:r>
+            <w:r>
+              <w:rPr>
+                <w:rFonts w:ascii="Liberation Sans" w:hAnsi="Liberation Sans" w:eastAsia="Liberation Sans" w:cs="Liberation Sans"/>
+                <w:color w:val="c7c7c7"/>
+                <w:sz w:val="21"/>
+              </w:rPr>
+              <w:t xml:space="preserve"> (e.g., Splunk, Microsoft Sentinel); </w:t>
+            </w:r>
+            <w:r>
+              <w:rPr>
+                <w:rFonts w:ascii="Liberation Sans" w:hAnsi="Liberation Sans" w:eastAsia="Liberation Sans" w:cs="Liberation Sans"/>
+                <w:b/>
+                <w:color w:val="c7c7c7"/>
+                <w:sz w:val="21"/>
+              </w:rPr>
+              <w:t xml:space="preserve">Event Triggers</w:t>
+            </w:r>
+            <w:r>
+              <w:rPr>
+                <w:rFonts w:ascii="Liberation Sans" w:hAnsi="Liberation Sans" w:eastAsia="Liberation Sans" w:cs="Liberation Sans"/>
+                <w:color w:val="c7c7c7"/>
+                <w:sz w:val="21"/>
+              </w:rPr>
+              <w:t xml:space="preserve"> for real-time incident orchestration; </w:t>
+            </w:r>
+            <w:r>
+              <w:rPr>
+                <w:rFonts w:ascii="Liberation Sans" w:hAnsi="Liberation Sans" w:eastAsia="Liberation Sans" w:cs="Liberation Sans"/>
+                <w:b/>
+                <w:color w:val="c7c7c7"/>
+                <w:sz w:val="21"/>
+              </w:rPr>
+              <w:t xml:space="preserve">ITSM integration</w:t>
+            </w:r>
+            <w:r>
+              <w:rPr>
+                <w:rFonts w:ascii="Liberation Sans" w:hAnsi="Liberation Sans" w:eastAsia="Liberation Sans" w:cs="Liberation Sans"/>
+                <w:color w:val="c7c7c7"/>
+                <w:sz w:val="21"/>
+              </w:rPr>
+              <w:t xml:space="preserve"> for request fulfillment.</w:t>
+            </w:r>
+            <w:r/>
+          </w:p>
+        </w:tc>
+      </w:tr>
+      <w:tr>
+        <w:trPr/>
+        <w:tc>
+          <w:tcPr>
+            <w:tcBorders>
+              <w:top w:val="single" w:color="e8eaed" w:sz="6" w:space="0"/>
+              <w:left w:val="single" w:color="e8eaed" w:sz="6" w:space="0"/>
+              <w:bottom w:val="single" w:color="e8eaed" w:sz="6" w:space="0"/>
+              <w:right w:val="single" w:color="e8eaed" w:sz="6" w:space="0"/>
+            </w:tcBorders>
+            <w:tcMar>
+              <w:left w:w="60" w:type="dxa"/>
+              <w:top w:w="60" w:type="dxa"/>
+              <w:right w:w="60" w:type="dxa"/>
+              <w:bottom w:w="60" w:type="dxa"/>
+            </w:tcMar>
+            <w:tcW w:w="672" w:type="dxa"/>
+            <w:vAlign w:val="center"/>
+            <w:textDirection w:val="lrTb"/>
+            <w:noWrap w:val="false"/>
+          </w:tcPr>
+          <w:p>
+            <w:pPr>
+              <w:pBdr>
+                <w:top w:val="none" w:color="000000" w:sz="4" w:space="0"/>
+                <w:left w:val="none" w:color="000000" w:sz="4" w:space="0"/>
+                <w:bottom w:val="none" w:color="000000" w:sz="4" w:space="0"/>
+                <w:right w:val="none" w:color="000000" w:sz="4" w:space="0"/>
+              </w:pBdr>
+              <w:shd w:val="clear" w:color="22262b" w:fill="22262b"/>
+              <w:spacing w:line="358" w:lineRule="atLeast"/>
+              <w:ind w:right="0" w:firstLine="0" w:left="0"/>
+              <w:rPr/>
+            </w:pPr>
+            <w:r>
+              <w:rPr>
+                <w:rFonts w:ascii="Liberation Sans" w:hAnsi="Liberation Sans" w:eastAsia="Liberation Sans" w:cs="Liberation Sans"/>
+                <w:b/>
+                <w:color w:val="c7c7c7"/>
+                <w:sz w:val="21"/>
+              </w:rPr>
+              <w:t xml:space="preserve">Network Security</w:t>
+            </w:r>
+            <w:r/>
+          </w:p>
+        </w:tc>
+        <w:tc>
+          <w:tcPr>
+            <w:tcBorders>
+              <w:top w:val="single" w:color="e8eaed" w:sz="6" w:space="0"/>
+              <w:left w:val="single" w:color="e8eaed" w:sz="6" w:space="0"/>
+              <w:bottom w:val="single" w:color="e8eaed" w:sz="6" w:space="0"/>
+              <w:right w:val="single" w:color="e8eaed" w:sz="6" w:space="0"/>
+            </w:tcBorders>
+            <w:tcMar>
+              <w:left w:w="60" w:type="dxa"/>
+              <w:top w:w="60" w:type="dxa"/>
+              <w:right w:w="60" w:type="dxa"/>
+              <w:bottom w:w="60" w:type="dxa"/>
+            </w:tcMar>
+            <w:tcW w:w="3903" w:type="dxa"/>
+            <w:vAlign w:val="center"/>
+            <w:textDirection w:val="lrTb"/>
+            <w:noWrap w:val="false"/>
+          </w:tcPr>
+          <w:p>
+            <w:pPr>
+              <w:pBdr>
+                <w:top w:val="none" w:color="000000" w:sz="4" w:space="0"/>
+                <w:left w:val="none" w:color="000000" w:sz="4" w:space="0"/>
+                <w:bottom w:val="none" w:color="000000" w:sz="4" w:space="0"/>
+                <w:right w:val="none" w:color="000000" w:sz="4" w:space="0"/>
+              </w:pBdr>
+              <w:shd w:val="clear" w:color="22262b" w:fill="22262b"/>
+              <w:spacing w:line="358" w:lineRule="atLeast"/>
+              <w:ind w:right="0" w:firstLine="0" w:left="0"/>
+              <w:rPr/>
+            </w:pPr>
+            <w:r>
+              <w:rPr>
+                <w:rFonts w:ascii="Liberation Sans" w:hAnsi="Liberation Sans" w:eastAsia="Liberation Sans" w:cs="Liberation Sans"/>
+                <w:b/>
+                <w:color w:val="c7c7c7"/>
+                <w:sz w:val="21"/>
+              </w:rPr>
+              <w:t xml:space="preserve">Logical segmentation</w:t>
+            </w:r>
+            <w:r>
+              <w:rPr>
+                <w:rFonts w:ascii="Liberation Sans" w:hAnsi="Liberation Sans" w:eastAsia="Liberation Sans" w:cs="Liberation Sans"/>
+                <w:color w:val="c7c7c7"/>
+                <w:sz w:val="21"/>
+              </w:rPr>
+              <w:t xml:space="preserve"> and data partitioning; AWS-level </w:t>
+            </w:r>
+            <w:r>
+              <w:rPr>
+                <w:rFonts w:ascii="Liberation Sans" w:hAnsi="Liberation Sans" w:eastAsia="Liberation Sans" w:cs="Liberation Sans"/>
+                <w:b/>
+                <w:color w:val="c7c7c7"/>
+                <w:sz w:val="21"/>
+              </w:rPr>
+              <w:t xml:space="preserve">port and protocol prohibitions</w:t>
+            </w:r>
+            <w:r>
+              <w:rPr>
+                <w:rFonts w:ascii="Liberation Sans" w:hAnsi="Liberation Sans" w:eastAsia="Liberation Sans" w:cs="Liberation Sans"/>
+                <w:color w:val="c7c7c7"/>
+                <w:sz w:val="21"/>
+              </w:rPr>
+              <w:t xml:space="preserve"> (least privilege); Built-in firewalls and VPN controls.</w:t>
+            </w:r>
+            <w:r/>
+          </w:p>
+        </w:tc>
+        <w:tc>
+          <w:tcPr>
+            <w:tcBorders>
+              <w:top w:val="single" w:color="e8eaed" w:sz="6" w:space="0"/>
+              <w:left w:val="single" w:color="e8eaed" w:sz="6" w:space="0"/>
+              <w:bottom w:val="single" w:color="e8eaed" w:sz="6" w:space="0"/>
+              <w:right w:val="single" w:color="e8eaed" w:sz="6" w:space="0"/>
+            </w:tcBorders>
+            <w:tcMar>
+              <w:left w:w="60" w:type="dxa"/>
+              <w:top w:w="60" w:type="dxa"/>
+              <w:right w:w="60" w:type="dxa"/>
+              <w:bottom w:w="60" w:type="dxa"/>
+            </w:tcMar>
+            <w:tcW w:w="4780" w:type="dxa"/>
+            <w:vAlign w:val="center"/>
+            <w:textDirection w:val="lrTb"/>
+            <w:noWrap w:val="false"/>
+          </w:tcPr>
+          <w:p>
+            <w:pPr>
+              <w:pBdr>
+                <w:top w:val="none" w:color="000000" w:sz="4" w:space="0"/>
+                <w:left w:val="none" w:color="000000" w:sz="4" w:space="0"/>
+                <w:bottom w:val="none" w:color="000000" w:sz="4" w:space="0"/>
+                <w:right w:val="none" w:color="000000" w:sz="4" w:space="0"/>
+              </w:pBdr>
+              <w:shd w:val="clear" w:color="22262b" w:fill="22262b"/>
+              <w:spacing w:line="358" w:lineRule="atLeast"/>
+              <w:ind w:right="0" w:firstLine="0" w:left="0"/>
+              <w:rPr/>
+            </w:pPr>
+            <w:r>
+              <w:rPr>
+                <w:rFonts w:ascii="Liberation Sans" w:hAnsi="Liberation Sans" w:eastAsia="Liberation Sans" w:cs="Liberation Sans"/>
+                <w:b/>
+                <w:color w:val="c7c7c7"/>
+                <w:sz w:val="21"/>
+              </w:rPr>
+              <w:t xml:space="preserve">Network Tunneling</w:t>
+            </w:r>
+            <w:r>
+              <w:rPr>
+                <w:rFonts w:ascii="Liberation Sans" w:hAnsi="Liberation Sans" w:eastAsia="Liberation Sans" w:cs="Liberation Sans"/>
+                <w:color w:val="c7c7c7"/>
+                <w:sz w:val="21"/>
+              </w:rPr>
+              <w:t xml:space="preserve"> for restricted domain environments; </w:t>
+            </w:r>
+            <w:r>
+              <w:rPr>
+                <w:rFonts w:ascii="Liberation Sans" w:hAnsi="Liberation Sans" w:eastAsia="Liberation Sans" w:cs="Liberation Sans"/>
+                <w:b/>
+                <w:color w:val="c7c7c7"/>
+                <w:sz w:val="21"/>
+              </w:rPr>
+              <w:t xml:space="preserve">FIPS mode</w:t>
+            </w:r>
+            <w:r>
+              <w:rPr>
+                <w:rFonts w:ascii="Liberation Sans" w:hAnsi="Liberation Sans" w:eastAsia="Liberation Sans" w:cs="Liberation Sans"/>
+                <w:color w:val="c7c7c7"/>
+                <w:sz w:val="21"/>
+              </w:rPr>
+              <w:t xml:space="preserve"> for federal or high-security kernel-level compliance; </w:t>
+            </w:r>
+            <w:r>
+              <w:rPr>
+                <w:rFonts w:ascii="Liberation Sans" w:hAnsi="Liberation Sans" w:eastAsia="Liberation Sans" w:cs="Liberation Sans"/>
+                <w:b/>
+                <w:color w:val="c7c7c7"/>
+                <w:sz w:val="21"/>
+              </w:rPr>
+              <w:t xml:space="preserve">Network allow-lists</w:t>
+            </w:r>
+            <w:r>
+              <w:rPr>
+                <w:rFonts w:ascii="Liberation Sans" w:hAnsi="Liberation Sans" w:eastAsia="Liberation Sans" w:cs="Liberation Sans"/>
+                <w:color w:val="c7c7c7"/>
+                <w:sz w:val="21"/>
+              </w:rPr>
+              <w:t xml:space="preserve"> configuration.</w:t>
+            </w:r>
+            <w:r/>
+          </w:p>
+        </w:tc>
+      </w:tr>
+      <w:tr>
+        <w:trPr/>
+        <w:tc>
+          <w:tcPr>
+            <w:tcBorders>
+              <w:top w:val="single" w:color="e8eaed" w:sz="6" w:space="0"/>
+              <w:left w:val="single" w:color="e8eaed" w:sz="6" w:space="0"/>
+              <w:bottom w:val="single" w:color="e8eaed" w:sz="6" w:space="0"/>
+              <w:right w:val="single" w:color="e8eaed" w:sz="6" w:space="0"/>
+            </w:tcBorders>
+            <w:tcMar>
+              <w:left w:w="60" w:type="dxa"/>
+              <w:top w:w="60" w:type="dxa"/>
+              <w:right w:w="60" w:type="dxa"/>
+              <w:bottom w:w="60" w:type="dxa"/>
+            </w:tcMar>
+            <w:tcW w:w="672" w:type="dxa"/>
+            <w:vAlign w:val="center"/>
+            <w:textDirection w:val="lrTb"/>
+            <w:noWrap w:val="false"/>
+          </w:tcPr>
+          <w:p>
+            <w:pPr>
+              <w:pBdr>
+                <w:top w:val="none" w:color="000000" w:sz="4" w:space="0"/>
+                <w:left w:val="none" w:color="000000" w:sz="4" w:space="0"/>
+                <w:bottom w:val="none" w:color="000000" w:sz="4" w:space="0"/>
+                <w:right w:val="none" w:color="000000" w:sz="4" w:space="0"/>
+              </w:pBdr>
+              <w:shd w:val="clear" w:color="22262b" w:fill="22262b"/>
+              <w:spacing w:line="358" w:lineRule="atLeast"/>
+              <w:ind w:right="0" w:firstLine="0" w:left="0"/>
+              <w:rPr/>
+            </w:pPr>
+            <w:r>
+              <w:rPr>
+                <w:rFonts w:ascii="Liberation Sans" w:hAnsi="Liberation Sans" w:eastAsia="Liberation Sans" w:cs="Liberation Sans"/>
+                <w:b/>
+                <w:color w:val="c7c7c7"/>
+                <w:sz w:val="21"/>
+              </w:rPr>
+              <w:t xml:space="preserve">Application Security</w:t>
+            </w:r>
+            <w:r/>
+          </w:p>
+        </w:tc>
+        <w:tc>
+          <w:tcPr>
+            <w:tcBorders>
+              <w:top w:val="single" w:color="e8eaed" w:sz="6" w:space="0"/>
+              <w:left w:val="single" w:color="e8eaed" w:sz="6" w:space="0"/>
+              <w:bottom w:val="single" w:color="e8eaed" w:sz="6" w:space="0"/>
+              <w:right w:val="single" w:color="e8eaed" w:sz="6" w:space="0"/>
+            </w:tcBorders>
+            <w:tcMar>
+              <w:left w:w="60" w:type="dxa"/>
+              <w:top w:w="60" w:type="dxa"/>
+              <w:right w:w="60" w:type="dxa"/>
+              <w:bottom w:w="60" w:type="dxa"/>
+            </w:tcMar>
+            <w:tcW w:w="3903" w:type="dxa"/>
+            <w:vAlign w:val="center"/>
+            <w:textDirection w:val="lrTb"/>
+            <w:noWrap w:val="false"/>
+          </w:tcPr>
+          <w:p>
+            <w:pPr>
+              <w:pBdr>
+                <w:top w:val="none" w:color="000000" w:sz="4" w:space="0"/>
+                <w:left w:val="none" w:color="000000" w:sz="4" w:space="0"/>
+                <w:bottom w:val="none" w:color="000000" w:sz="4" w:space="0"/>
+                <w:right w:val="none" w:color="000000" w:sz="4" w:space="0"/>
+              </w:pBdr>
+              <w:shd w:val="clear" w:color="22262b" w:fill="22262b"/>
+              <w:spacing w:line="358" w:lineRule="atLeast"/>
+              <w:ind w:right="0" w:firstLine="0" w:left="0"/>
+              <w:rPr/>
+            </w:pPr>
+            <w:r>
+              <w:rPr>
+                <w:rFonts w:ascii="Liberation Sans" w:hAnsi="Liberation Sans" w:eastAsia="Liberation Sans" w:cs="Liberation Sans"/>
+                <w:b/>
+                <w:color w:val="c7c7c7"/>
+                <w:sz w:val="21"/>
+              </w:rPr>
+              <w:t xml:space="preserve">Secure Software Development Lifecycle (SSDLC)</w:t>
+            </w:r>
+            <w:r>
+              <w:rPr>
+                <w:rFonts w:ascii="Liberation Sans" w:hAnsi="Liberation Sans" w:eastAsia="Liberation Sans" w:cs="Liberation Sans"/>
+                <w:color w:val="c7c7c7"/>
+                <w:sz w:val="21"/>
+              </w:rPr>
+              <w:t xml:space="preserve">; </w:t>
+            </w:r>
+            <w:r>
+              <w:rPr>
+                <w:rFonts w:ascii="Liberation Sans" w:hAnsi="Liberation Sans" w:eastAsia="Liberation Sans" w:cs="Liberation Sans"/>
+                <w:b/>
+                <w:color w:val="c7c7c7"/>
+                <w:sz w:val="21"/>
+              </w:rPr>
+              <w:t xml:space="preserve">Penetration testing</w:t>
+            </w:r>
+            <w:r>
+              <w:rPr>
+                <w:rFonts w:ascii="Liberation Sans" w:hAnsi="Liberation Sans" w:eastAsia="Liberation Sans" w:cs="Liberation Sans"/>
+                <w:color w:val="c7c7c7"/>
+                <w:sz w:val="21"/>
+              </w:rPr>
+              <w:t xml:space="preserve"> every six months; </w:t>
+            </w:r>
+            <w:r>
+              <w:rPr>
+                <w:rFonts w:ascii="Liberation Sans" w:hAnsi="Liberation Sans" w:eastAsia="Liberation Sans" w:cs="Liberation Sans"/>
+                <w:b/>
+                <w:color w:val="c7c7c7"/>
+                <w:sz w:val="21"/>
+              </w:rPr>
+              <w:t xml:space="preserve">Bug Bounty program</w:t>
+            </w:r>
+            <w:r>
+              <w:rPr>
+                <w:rFonts w:ascii="Liberation Sans" w:hAnsi="Liberation Sans" w:eastAsia="Liberation Sans" w:cs="Liberation Sans"/>
+                <w:color w:val="c7c7c7"/>
+                <w:sz w:val="21"/>
+              </w:rPr>
+              <w:t xml:space="preserve">; SQL injection prevention via </w:t>
+            </w:r>
+            <w:r>
+              <w:rPr>
+                <w:rFonts w:ascii="Liberation Sans" w:hAnsi="Liberation Sans" w:eastAsia="Liberation Sans" w:cs="Liberation Sans"/>
+                <w:b/>
+                <w:color w:val="c7c7c7"/>
+                <w:sz w:val="21"/>
+              </w:rPr>
+              <w:t xml:space="preserve">parameterized statements</w:t>
+            </w:r>
+            <w:r>
+              <w:rPr>
+                <w:rFonts w:ascii="Liberation Sans" w:hAnsi="Liberation Sans" w:eastAsia="Liberation Sans" w:cs="Liberation Sans"/>
+                <w:color w:val="c7c7c7"/>
+                <w:sz w:val="21"/>
+              </w:rPr>
+              <w:t xml:space="preserve">.</w:t>
+            </w:r>
+            <w:r/>
+          </w:p>
+        </w:tc>
+        <w:tc>
+          <w:tcPr>
+            <w:tcBorders>
+              <w:top w:val="single" w:color="e8eaed" w:sz="6" w:space="0"/>
+              <w:left w:val="single" w:color="e8eaed" w:sz="6" w:space="0"/>
+              <w:bottom w:val="single" w:color="e8eaed" w:sz="6" w:space="0"/>
+              <w:right w:val="single" w:color="e8eaed" w:sz="6" w:space="0"/>
+            </w:tcBorders>
+            <w:tcMar>
+              <w:left w:w="60" w:type="dxa"/>
+              <w:top w:w="60" w:type="dxa"/>
+              <w:right w:w="60" w:type="dxa"/>
+              <w:bottom w:w="60" w:type="dxa"/>
+            </w:tcMar>
+            <w:tcW w:w="4780" w:type="dxa"/>
+            <w:vAlign w:val="center"/>
+            <w:textDirection w:val="lrTb"/>
+            <w:noWrap w:val="false"/>
+          </w:tcPr>
+          <w:p>
+            <w:pPr>
+              <w:pBdr>
+                <w:top w:val="none" w:color="000000" w:sz="4" w:space="0"/>
+                <w:left w:val="none" w:color="000000" w:sz="4" w:space="0"/>
+                <w:bottom w:val="none" w:color="000000" w:sz="4" w:space="0"/>
+                <w:right w:val="none" w:color="000000" w:sz="4" w:space="0"/>
+              </w:pBdr>
+              <w:shd w:val="clear" w:color="22262b" w:fill="22262b"/>
+              <w:spacing w:line="358" w:lineRule="atLeast"/>
+              <w:ind w:right="0" w:firstLine="0" w:left="0"/>
+              <w:rPr/>
+            </w:pPr>
+            <w:r>
+              <w:rPr>
+                <w:rFonts w:ascii="Liberation Sans" w:hAnsi="Liberation Sans" w:eastAsia="Liberation Sans" w:cs="Liberation Sans"/>
+                <w:b/>
+                <w:color w:val="c7c7c7"/>
+                <w:sz w:val="21"/>
+              </w:rPr>
+              <w:t xml:space="preserve">Rule Security Review</w:t>
+            </w:r>
+            <w:r>
+              <w:rPr>
+                <w:rFonts w:ascii="Liberation Sans" w:hAnsi="Liberation Sans" w:eastAsia="Liberation Sans" w:cs="Liberation Sans"/>
+                <w:color w:val="c7c7c7"/>
+                <w:sz w:val="21"/>
+              </w:rPr>
+              <w:t xml:space="preserve"> by SailPoint Expert Services for custom Beanshell rules; </w:t>
+            </w:r>
+            <w:r>
+              <w:rPr>
+                <w:rFonts w:ascii="Liberation Sans" w:hAnsi="Liberation Sans" w:eastAsia="Liberation Sans" w:cs="Liberation Sans"/>
+                <w:b/>
+                <w:color w:val="c7c7c7"/>
+                <w:sz w:val="21"/>
+              </w:rPr>
+              <w:t xml:space="preserve">Continuous vulnerability scanning</w:t>
+            </w:r>
+            <w:r>
+              <w:rPr>
+                <w:rFonts w:ascii="Liberation Sans" w:hAnsi="Liberation Sans" w:eastAsia="Liberation Sans" w:cs="Liberation Sans"/>
+                <w:color w:val="c7c7c7"/>
+                <w:sz w:val="21"/>
+              </w:rPr>
+              <w:t xml:space="preserve"> and remediation SLAs.</w:t>
+            </w:r>
+            <w:r/>
+          </w:p>
+        </w:tc>
+      </w:tr>
+      <w:tr>
+        <w:trPr/>
+        <w:tc>
+          <w:tcPr>
+            <w:tcBorders>
+              <w:top w:val="single" w:color="e8eaed" w:sz="6" w:space="0"/>
+              <w:left w:val="single" w:color="e8eaed" w:sz="6" w:space="0"/>
+              <w:bottom w:val="single" w:color="e8eaed" w:sz="6" w:space="0"/>
+              <w:right w:val="single" w:color="e8eaed" w:sz="6" w:space="0"/>
+            </w:tcBorders>
+            <w:tcMar>
+              <w:left w:w="60" w:type="dxa"/>
+              <w:top w:w="60" w:type="dxa"/>
+              <w:right w:w="60" w:type="dxa"/>
+              <w:bottom w:w="60" w:type="dxa"/>
+            </w:tcMar>
+            <w:tcW w:w="672" w:type="dxa"/>
+            <w:vAlign w:val="center"/>
+            <w:textDirection w:val="lrTb"/>
+            <w:noWrap w:val="false"/>
+          </w:tcPr>
+          <w:p>
+            <w:pPr>
+              <w:pBdr>
+                <w:top w:val="none" w:color="000000" w:sz="4" w:space="0"/>
+                <w:left w:val="none" w:color="000000" w:sz="4" w:space="0"/>
+                <w:bottom w:val="none" w:color="000000" w:sz="4" w:space="0"/>
+                <w:right w:val="none" w:color="000000" w:sz="4" w:space="0"/>
+              </w:pBdr>
+              <w:shd w:val="clear" w:color="22262b" w:fill="22262b"/>
+              <w:spacing w:line="358" w:lineRule="atLeast"/>
+              <w:ind w:right="0" w:firstLine="0" w:left="0"/>
+              <w:rPr/>
+            </w:pPr>
+            <w:r>
+              <w:rPr>
+                <w:rFonts w:ascii="Liberation Sans" w:hAnsi="Liberation Sans" w:eastAsia="Liberation Sans" w:cs="Liberation Sans"/>
+                <w:b/>
+                <w:color w:val="c7c7c7"/>
+                <w:sz w:val="21"/>
+              </w:rPr>
+              <w:t xml:space="preserve">Logging and Monitoring</w:t>
+            </w:r>
+            <w:r/>
+          </w:p>
+        </w:tc>
+        <w:tc>
+          <w:tcPr>
+            <w:tcBorders>
+              <w:top w:val="single" w:color="e8eaed" w:sz="6" w:space="0"/>
+              <w:left w:val="single" w:color="e8eaed" w:sz="6" w:space="0"/>
+              <w:bottom w:val="single" w:color="e8eaed" w:sz="6" w:space="0"/>
+              <w:right w:val="single" w:color="e8eaed" w:sz="6" w:space="0"/>
+            </w:tcBorders>
+            <w:tcMar>
+              <w:left w:w="60" w:type="dxa"/>
+              <w:top w:w="60" w:type="dxa"/>
+              <w:right w:w="60" w:type="dxa"/>
+              <w:bottom w:w="60" w:type="dxa"/>
+            </w:tcMar>
+            <w:tcW w:w="3903" w:type="dxa"/>
+            <w:vAlign w:val="center"/>
+            <w:textDirection w:val="lrTb"/>
+            <w:noWrap w:val="false"/>
+          </w:tcPr>
+          <w:p>
+            <w:pPr>
+              <w:pBdr>
+                <w:top w:val="none" w:color="000000" w:sz="4" w:space="0"/>
+                <w:left w:val="none" w:color="000000" w:sz="4" w:space="0"/>
+                <w:bottom w:val="none" w:color="000000" w:sz="4" w:space="0"/>
+                <w:right w:val="none" w:color="000000" w:sz="4" w:space="0"/>
+              </w:pBdr>
+              <w:shd w:val="clear" w:color="22262b" w:fill="22262b"/>
+              <w:spacing w:line="358" w:lineRule="atLeast"/>
+              <w:ind w:right="0" w:firstLine="0" w:left="0"/>
+              <w:rPr/>
+            </w:pPr>
+            <w:r>
+              <w:rPr>
+                <w:rFonts w:ascii="Liberation Sans" w:hAnsi="Liberation Sans" w:eastAsia="Liberation Sans" w:cs="Liberation Sans"/>
+                <w:b/>
+                <w:color w:val="c7c7c7"/>
+                <w:sz w:val="21"/>
+              </w:rPr>
+              <w:t xml:space="preserve">Real-time audit trails</w:t>
+            </w:r>
+            <w:r>
+              <w:rPr>
+                <w:rFonts w:ascii="Liberation Sans" w:hAnsi="Liberation Sans" w:eastAsia="Liberation Sans" w:cs="Liberation Sans"/>
+                <w:color w:val="c7c7c7"/>
+                <w:sz w:val="21"/>
+              </w:rPr>
+              <w:t xml:space="preserve"> stored for at least one year; </w:t>
+            </w:r>
+            <w:r>
+              <w:rPr>
+                <w:rFonts w:ascii="Liberation Sans" w:hAnsi="Liberation Sans" w:eastAsia="Liberation Sans" w:cs="Liberation Sans"/>
+                <w:b/>
+                <w:color w:val="c7c7c7"/>
+                <w:sz w:val="21"/>
+              </w:rPr>
+              <w:t xml:space="preserve">Admin Dashboard</w:t>
+            </w:r>
+            <w:r>
+              <w:rPr>
+                <w:rFonts w:ascii="Liberation Sans" w:hAnsi="Liberation Sans" w:eastAsia="Liberation Sans" w:cs="Liberation Sans"/>
+                <w:color w:val="c7c7c7"/>
+                <w:sz w:val="21"/>
+              </w:rPr>
+              <w:t xml:space="preserve"> for at-a-glance system status.</w:t>
+            </w:r>
+            <w:r/>
+          </w:p>
+        </w:tc>
+        <w:tc>
+          <w:tcPr>
+            <w:tcBorders>
+              <w:top w:val="single" w:color="e8eaed" w:sz="6" w:space="0"/>
+              <w:left w:val="single" w:color="e8eaed" w:sz="6" w:space="0"/>
+              <w:bottom w:val="single" w:color="e8eaed" w:sz="6" w:space="0"/>
+              <w:right w:val="single" w:color="e8eaed" w:sz="6" w:space="0"/>
+            </w:tcBorders>
+            <w:tcMar>
+              <w:left w:w="60" w:type="dxa"/>
+              <w:top w:w="60" w:type="dxa"/>
+              <w:right w:w="60" w:type="dxa"/>
+              <w:bottom w:w="60" w:type="dxa"/>
+            </w:tcMar>
+            <w:tcW w:w="4780" w:type="dxa"/>
+            <w:vAlign w:val="center"/>
+            <w:textDirection w:val="lrTb"/>
+            <w:noWrap w:val="false"/>
+          </w:tcPr>
+          <w:p>
+            <w:pPr>
+              <w:pBdr>
+                <w:top w:val="none" w:color="000000" w:sz="4" w:space="0"/>
+                <w:left w:val="none" w:color="000000" w:sz="4" w:space="0"/>
+                <w:bottom w:val="none" w:color="000000" w:sz="4" w:space="0"/>
+                <w:right w:val="none" w:color="000000" w:sz="4" w:space="0"/>
+              </w:pBdr>
+              <w:shd w:val="clear" w:color="22262b" w:fill="22262b"/>
+              <w:spacing w:line="358" w:lineRule="atLeast"/>
+              <w:ind w:right="0" w:firstLine="0" w:left="0"/>
+              <w:rPr/>
+            </w:pPr>
+            <w:r>
+              <w:rPr>
+                <w:rFonts w:ascii="Liberation Sans" w:hAnsi="Liberation Sans" w:eastAsia="Liberation Sans" w:cs="Liberation Sans"/>
+                <w:b/>
+                <w:color w:val="c7c7c7"/>
+                <w:sz w:val="21"/>
+              </w:rPr>
+              <w:t xml:space="preserve">System Health Notifications</w:t>
+            </w:r>
+            <w:r>
+              <w:rPr>
+                <w:rFonts w:ascii="Liberation Sans" w:hAnsi="Liberation Sans" w:eastAsia="Liberation Sans" w:cs="Liberation Sans"/>
+                <w:color w:val="c7c7c7"/>
+                <w:sz w:val="21"/>
+              </w:rPr>
+              <w:t xml:space="preserve"> for source or VA errors; </w:t>
+            </w:r>
+            <w:r>
+              <w:rPr>
+                <w:rFonts w:ascii="Liberation Sans" w:hAnsi="Liberation Sans" w:eastAsia="Liberation Sans" w:cs="Liberation Sans"/>
+                <w:b/>
+                <w:color w:val="c7c7c7"/>
+                <w:sz w:val="21"/>
+              </w:rPr>
+              <w:t xml:space="preserve">Long-term log retention</w:t>
+            </w:r>
+            <w:r>
+              <w:rPr>
+                <w:rFonts w:ascii="Liberation Sans" w:hAnsi="Liberation Sans" w:eastAsia="Liberation Sans" w:cs="Liberation Sans"/>
+                <w:color w:val="c7c7c7"/>
+                <w:sz w:val="21"/>
+              </w:rPr>
+              <w:t xml:space="preserve"> via SIEM export; </w:t>
+            </w:r>
+            <w:r>
+              <w:rPr>
+                <w:rFonts w:ascii="Liberation Sans" w:hAnsi="Liberation Sans" w:eastAsia="Liberation Sans" w:cs="Liberation Sans"/>
+                <w:b/>
+                <w:color w:val="c7c7c7"/>
+                <w:sz w:val="21"/>
+              </w:rPr>
+              <w:t xml:space="preserve">AI behavioral analysis</w:t>
+            </w:r>
+            <w:r>
+              <w:rPr>
+                <w:rFonts w:ascii="Liberation Sans" w:hAnsi="Liberation Sans" w:eastAsia="Liberation Sans" w:cs="Liberation Sans"/>
+                <w:color w:val="c7c7c7"/>
+                <w:sz w:val="21"/>
+              </w:rPr>
+              <w:t xml:space="preserve"> to detect anomalies.</w:t>
+            </w:r>
+            <w:r/>
+          </w:p>
+        </w:tc>
+      </w:tr>
+      <w:tr>
+        <w:trPr/>
+        <w:tc>
+          <w:tcPr>
+            <w:tcBorders>
+              <w:top w:val="single" w:color="e8eaed" w:sz="6" w:space="0"/>
+              <w:left w:val="single" w:color="e8eaed" w:sz="6" w:space="0"/>
+              <w:bottom w:val="single" w:color="e8eaed" w:sz="6" w:space="0"/>
+              <w:right w:val="single" w:color="e8eaed" w:sz="6" w:space="0"/>
+            </w:tcBorders>
+            <w:tcMar>
+              <w:left w:w="60" w:type="dxa"/>
+              <w:top w:w="60" w:type="dxa"/>
+              <w:right w:w="60" w:type="dxa"/>
+              <w:bottom w:w="60" w:type="dxa"/>
+            </w:tcMar>
+            <w:tcW w:w="672" w:type="dxa"/>
+            <w:vAlign w:val="center"/>
+            <w:textDirection w:val="lrTb"/>
+            <w:noWrap w:val="false"/>
+          </w:tcPr>
+          <w:p>
+            <w:pPr>
+              <w:pBdr>
+                <w:top w:val="none" w:color="000000" w:sz="4" w:space="0"/>
+                <w:left w:val="none" w:color="000000" w:sz="4" w:space="0"/>
+                <w:bottom w:val="none" w:color="000000" w:sz="4" w:space="0"/>
+                <w:right w:val="none" w:color="000000" w:sz="4" w:space="0"/>
+              </w:pBdr>
+              <w:shd w:val="clear" w:color="22262b" w:fill="22262b"/>
+              <w:spacing w:line="358" w:lineRule="atLeast"/>
+              <w:ind w:right="0" w:firstLine="0" w:left="0"/>
+              <w:rPr/>
+            </w:pPr>
+            <w:r>
+              <w:rPr>
+                <w:rFonts w:ascii="Liberation Sans" w:hAnsi="Liberation Sans" w:eastAsia="Liberation Sans" w:cs="Liberation Sans"/>
+                <w:b/>
+                <w:color w:val="c7c7c7"/>
+                <w:sz w:val="21"/>
+              </w:rPr>
+              <w:t xml:space="preserve">Infrastructure Security</w:t>
+            </w:r>
+            <w:r/>
+          </w:p>
+        </w:tc>
+        <w:tc>
+          <w:tcPr>
+            <w:tcBorders>
+              <w:top w:val="single" w:color="e8eaed" w:sz="6" w:space="0"/>
+              <w:left w:val="single" w:color="e8eaed" w:sz="6" w:space="0"/>
+              <w:bottom w:val="single" w:color="e8eaed" w:sz="6" w:space="0"/>
+              <w:right w:val="single" w:color="e8eaed" w:sz="6" w:space="0"/>
+            </w:tcBorders>
+            <w:tcMar>
+              <w:left w:w="60" w:type="dxa"/>
+              <w:top w:w="60" w:type="dxa"/>
+              <w:right w:w="60" w:type="dxa"/>
+              <w:bottom w:w="60" w:type="dxa"/>
+            </w:tcMar>
+            <w:tcW w:w="3903" w:type="dxa"/>
+            <w:vAlign w:val="center"/>
+            <w:textDirection w:val="lrTb"/>
+            <w:noWrap w:val="false"/>
+          </w:tcPr>
+          <w:p>
+            <w:pPr>
+              <w:pBdr>
+                <w:top w:val="none" w:color="000000" w:sz="4" w:space="0"/>
+                <w:left w:val="none" w:color="000000" w:sz="4" w:space="0"/>
+                <w:bottom w:val="none" w:color="000000" w:sz="4" w:space="0"/>
+                <w:right w:val="none" w:color="000000" w:sz="4" w:space="0"/>
+              </w:pBdr>
+              <w:shd w:val="clear" w:color="22262b" w:fill="22262b"/>
+              <w:spacing w:line="358" w:lineRule="atLeast"/>
+              <w:ind w:right="0" w:firstLine="0" w:left="0"/>
+              <w:rPr/>
+            </w:pPr>
+            <w:r>
+              <w:rPr>
+                <w:rFonts w:ascii="Liberation Sans" w:hAnsi="Liberation Sans" w:eastAsia="Liberation Sans" w:cs="Liberation Sans"/>
+                <w:color w:val="c7c7c7"/>
+                <w:sz w:val="21"/>
+              </w:rPr>
+              <w:t xml:space="preserve">Hardened </w:t>
+            </w:r>
+            <w:r>
+              <w:rPr>
+                <w:rFonts w:ascii="Liberation Sans" w:hAnsi="Liberation Sans" w:eastAsia="Liberation Sans" w:cs="Liberation Sans"/>
+                <w:b/>
+                <w:color w:val="c7c7c7"/>
+                <w:sz w:val="21"/>
+              </w:rPr>
+              <w:t xml:space="preserve">Flatcar OS Virtual Appliance</w:t>
+            </w:r>
+            <w:r>
+              <w:rPr>
+                <w:rFonts w:ascii="Liberation Sans" w:hAnsi="Liberation Sans" w:eastAsia="Liberation Sans" w:cs="Liberation Sans"/>
+                <w:color w:val="c7c7c7"/>
+                <w:sz w:val="21"/>
+              </w:rPr>
+              <w:t xml:space="preserve"> (no root access); </w:t>
+            </w:r>
+            <w:r>
+              <w:rPr>
+                <w:rFonts w:ascii="Liberation Sans" w:hAnsi="Liberation Sans" w:eastAsia="Liberation Sans" w:cs="Liberation Sans"/>
+                <w:b/>
+                <w:color w:val="c7c7c7"/>
+                <w:sz w:val="21"/>
+              </w:rPr>
+              <w:t xml:space="preserve">Automated patching</w:t>
+            </w:r>
+            <w:r>
+              <w:rPr>
+                <w:rFonts w:ascii="Liberation Sans" w:hAnsi="Liberation Sans" w:eastAsia="Liberation Sans" w:cs="Liberation Sans"/>
+                <w:color w:val="c7c7c7"/>
+                <w:sz w:val="21"/>
+              </w:rPr>
+              <w:t xml:space="preserve"> and software updates managed by provider.</w:t>
+            </w:r>
+            <w:r/>
+          </w:p>
+        </w:tc>
+        <w:tc>
+          <w:tcPr>
+            <w:tcBorders>
+              <w:top w:val="single" w:color="e8eaed" w:sz="6" w:space="0"/>
+              <w:left w:val="single" w:color="e8eaed" w:sz="6" w:space="0"/>
+              <w:bottom w:val="single" w:color="e8eaed" w:sz="6" w:space="0"/>
+              <w:right w:val="single" w:color="e8eaed" w:sz="6" w:space="0"/>
+            </w:tcBorders>
+            <w:tcMar>
+              <w:left w:w="60" w:type="dxa"/>
+              <w:top w:w="60" w:type="dxa"/>
+              <w:right w:w="60" w:type="dxa"/>
+              <w:bottom w:w="60" w:type="dxa"/>
+            </w:tcMar>
+            <w:tcW w:w="4780" w:type="dxa"/>
+            <w:vAlign w:val="center"/>
+            <w:textDirection w:val="lrTb"/>
+            <w:noWrap w:val="false"/>
+          </w:tcPr>
+          <w:p>
+            <w:pPr>
+              <w:pBdr>
+                <w:top w:val="none" w:color="000000" w:sz="4" w:space="0"/>
+                <w:left w:val="none" w:color="000000" w:sz="4" w:space="0"/>
+                <w:bottom w:val="none" w:color="000000" w:sz="4" w:space="0"/>
+                <w:right w:val="none" w:color="000000" w:sz="4" w:space="0"/>
+              </w:pBdr>
+              <w:shd w:val="clear" w:color="22262b" w:fill="22262b"/>
+              <w:spacing w:line="358" w:lineRule="atLeast"/>
+              <w:ind w:right="0" w:firstLine="0" w:left="0"/>
+              <w:rPr/>
+            </w:pPr>
+            <w:r>
+              <w:rPr>
+                <w:rFonts w:ascii="Liberation Sans" w:hAnsi="Liberation Sans" w:eastAsia="Liberation Sans" w:cs="Liberation Sans"/>
+                <w:b/>
+                <w:color w:val="c7c7c7"/>
+                <w:sz w:val="21"/>
+              </w:rPr>
+              <w:t xml:space="preserve">Redundancy</w:t>
+            </w:r>
+            <w:r>
+              <w:rPr>
+                <w:rFonts w:ascii="Liberation Sans" w:hAnsi="Liberation Sans" w:eastAsia="Liberation Sans" w:cs="Liberation Sans"/>
+                <w:color w:val="c7c7c7"/>
+                <w:sz w:val="21"/>
+              </w:rPr>
+              <w:t xml:space="preserve"> via 1:1 VA-to-VM ratio across different Availability Zones; </w:t>
+            </w:r>
+            <w:r>
+              <w:rPr>
+                <w:rFonts w:ascii="Liberation Sans" w:hAnsi="Liberation Sans" w:eastAsia="Liberation Sans" w:cs="Liberation Sans"/>
+                <w:b/>
+                <w:color w:val="c7c7c7"/>
+                <w:sz w:val="21"/>
+              </w:rPr>
+              <w:t xml:space="preserve">Authoritative source auditing</w:t>
+            </w:r>
+            <w:r>
+              <w:rPr>
+                <w:rFonts w:ascii="Liberation Sans" w:hAnsi="Liberation Sans" w:eastAsia="Liberation Sans" w:cs="Liberation Sans"/>
+                <w:color w:val="c7c7c7"/>
+                <w:sz w:val="21"/>
+              </w:rPr>
+              <w:t xml:space="preserve"> for data accuracy.</w:t>
+            </w:r>
+            <w:r/>
+          </w:p>
+        </w:tc>
+      </w:tr>
+      <w:tr>
+        <w:trPr/>
+        <w:tc>
+          <w:tcPr>
+            <w:tcBorders>
+              <w:top w:val="single" w:color="e8eaed" w:sz="6" w:space="0"/>
+              <w:left w:val="single" w:color="e8eaed" w:sz="6" w:space="0"/>
+              <w:bottom w:val="single" w:color="e8eaed" w:sz="6" w:space="0"/>
+              <w:right w:val="single" w:color="e8eaed" w:sz="6" w:space="0"/>
+            </w:tcBorders>
+            <w:tcMar>
+              <w:left w:w="60" w:type="dxa"/>
+              <w:top w:w="60" w:type="dxa"/>
+              <w:right w:w="60" w:type="dxa"/>
+              <w:bottom w:w="60" w:type="dxa"/>
+            </w:tcMar>
+            <w:tcW w:w="672" w:type="dxa"/>
+            <w:vAlign w:val="center"/>
+            <w:textDirection w:val="lrTb"/>
+            <w:noWrap w:val="false"/>
+          </w:tcPr>
+          <w:p>
+            <w:pPr>
+              <w:pBdr>
+                <w:top w:val="none" w:color="000000" w:sz="4" w:space="0"/>
+                <w:left w:val="none" w:color="000000" w:sz="4" w:space="0"/>
+                <w:bottom w:val="none" w:color="000000" w:sz="4" w:space="0"/>
+                <w:right w:val="none" w:color="000000" w:sz="4" w:space="0"/>
+              </w:pBdr>
+              <w:shd w:val="clear" w:color="22262b" w:fill="22262b"/>
+              <w:spacing w:line="358" w:lineRule="atLeast"/>
+              <w:ind w:right="0" w:firstLine="0" w:left="0"/>
+              <w:rPr/>
+            </w:pPr>
+            <w:r>
+              <w:rPr>
+                <w:rFonts w:ascii="Liberation Sans" w:hAnsi="Liberation Sans" w:eastAsia="Liberation Sans" w:cs="Liberation Sans"/>
+                <w:b/>
+                <w:color w:val="c7c7c7"/>
+                <w:sz w:val="21"/>
+              </w:rPr>
+              <w:t xml:space="preserve">Cloud Infrastructure</w:t>
+            </w:r>
+            <w:r/>
+          </w:p>
+        </w:tc>
+        <w:tc>
+          <w:tcPr>
+            <w:tcBorders>
+              <w:top w:val="single" w:color="e8eaed" w:sz="6" w:space="0"/>
+              <w:left w:val="single" w:color="e8eaed" w:sz="6" w:space="0"/>
+              <w:bottom w:val="single" w:color="e8eaed" w:sz="6" w:space="0"/>
+              <w:right w:val="single" w:color="e8eaed" w:sz="6" w:space="0"/>
+            </w:tcBorders>
+            <w:tcMar>
+              <w:left w:w="60" w:type="dxa"/>
+              <w:top w:w="60" w:type="dxa"/>
+              <w:right w:w="60" w:type="dxa"/>
+              <w:bottom w:w="60" w:type="dxa"/>
+            </w:tcMar>
+            <w:tcW w:w="3903" w:type="dxa"/>
+            <w:vAlign w:val="center"/>
+            <w:textDirection w:val="lrTb"/>
+            <w:noWrap w:val="false"/>
+          </w:tcPr>
+          <w:p>
+            <w:pPr>
+              <w:pBdr>
+                <w:top w:val="none" w:color="000000" w:sz="4" w:space="0"/>
+                <w:left w:val="none" w:color="000000" w:sz="4" w:space="0"/>
+                <w:bottom w:val="none" w:color="000000" w:sz="4" w:space="0"/>
+                <w:right w:val="none" w:color="000000" w:sz="4" w:space="0"/>
+              </w:pBdr>
+              <w:shd w:val="clear" w:color="22262b" w:fill="22262b"/>
+              <w:spacing w:line="358" w:lineRule="atLeast"/>
+              <w:ind w:right="0" w:firstLine="0" w:left="0"/>
+              <w:rPr/>
+            </w:pPr>
+            <w:r>
+              <w:rPr>
+                <w:rFonts w:ascii="Liberation Sans" w:hAnsi="Liberation Sans" w:eastAsia="Liberation Sans" w:cs="Liberation Sans"/>
+                <w:b/>
+                <w:color w:val="c7c7c7"/>
+                <w:sz w:val="21"/>
+              </w:rPr>
+              <w:t xml:space="preserve">Multi-tenant isolation</w:t>
+            </w:r>
+            <w:r>
+              <w:rPr>
+                <w:rFonts w:ascii="Liberation Sans" w:hAnsi="Liberation Sans" w:eastAsia="Liberation Sans" w:cs="Liberation Sans"/>
+                <w:color w:val="c7c7c7"/>
+                <w:sz w:val="21"/>
+              </w:rPr>
+              <w:t xml:space="preserve"> with unique schema/passwords; </w:t>
+            </w:r>
+            <w:r>
+              <w:rPr>
+                <w:rFonts w:ascii="Liberation Sans" w:hAnsi="Liberation Sans" w:eastAsia="Liberation Sans" w:cs="Liberation Sans"/>
+                <w:b/>
+                <w:color w:val="c7c7c7"/>
+                <w:sz w:val="21"/>
+              </w:rPr>
+              <w:t xml:space="preserve">Multi-AZ redundancy</w:t>
+            </w:r>
+            <w:r>
+              <w:rPr>
+                <w:rFonts w:ascii="Liberation Sans" w:hAnsi="Liberation Sans" w:eastAsia="Liberation Sans" w:cs="Liberation Sans"/>
+                <w:color w:val="c7c7c7"/>
+                <w:sz w:val="21"/>
+              </w:rPr>
+              <w:t xml:space="preserve"> (three zones) for hardware/network failover.</w:t>
+            </w:r>
+            <w:r/>
+          </w:p>
+        </w:tc>
+        <w:tc>
+          <w:tcPr>
+            <w:tcBorders>
+              <w:top w:val="single" w:color="e8eaed" w:sz="6" w:space="0"/>
+              <w:left w:val="single" w:color="e8eaed" w:sz="6" w:space="0"/>
+              <w:bottom w:val="single" w:color="e8eaed" w:sz="6" w:space="0"/>
+              <w:right w:val="single" w:color="e8eaed" w:sz="6" w:space="0"/>
+            </w:tcBorders>
+            <w:tcMar>
+              <w:left w:w="60" w:type="dxa"/>
+              <w:top w:w="60" w:type="dxa"/>
+              <w:right w:w="60" w:type="dxa"/>
+              <w:bottom w:w="60" w:type="dxa"/>
+            </w:tcMar>
+            <w:tcW w:w="4780" w:type="dxa"/>
+            <w:vAlign w:val="center"/>
+            <w:textDirection w:val="lrTb"/>
+            <w:noWrap w:val="false"/>
+          </w:tcPr>
+          <w:p>
+            <w:pPr>
+              <w:pBdr>
+                <w:top w:val="none" w:color="000000" w:sz="4" w:space="0"/>
+                <w:left w:val="none" w:color="000000" w:sz="4" w:space="0"/>
+                <w:bottom w:val="none" w:color="000000" w:sz="4" w:space="0"/>
+                <w:right w:val="none" w:color="000000" w:sz="4" w:space="0"/>
+              </w:pBdr>
+              <w:shd w:val="clear" w:color="22262b" w:fill="22262b"/>
+              <w:spacing w:line="358" w:lineRule="atLeast"/>
+              <w:ind w:right="0" w:firstLine="0" w:left="0"/>
+              <w:rPr/>
+            </w:pPr>
+            <w:r>
+              <w:rPr>
+                <w:rFonts w:ascii="Liberation Sans" w:hAnsi="Liberation Sans" w:eastAsia="Liberation Sans" w:cs="Liberation Sans"/>
+                <w:b/>
+                <w:color w:val="c7c7c7"/>
+                <w:sz w:val="21"/>
+              </w:rPr>
+              <w:t xml:space="preserve">CIEM (Cloud Infrastructure Entitlement Management)</w:t>
+            </w:r>
+            <w:r>
+              <w:rPr>
+                <w:rFonts w:ascii="Liberation Sans" w:hAnsi="Liberation Sans" w:eastAsia="Liberation Sans" w:cs="Liberation Sans"/>
+                <w:color w:val="c7c7c7"/>
+                <w:sz w:val="21"/>
+              </w:rPr>
+              <w:t xml:space="preserve"> for multi-cloud visibility; Adoption of a </w:t>
+            </w:r>
+            <w:r>
+              <w:rPr>
+                <w:rFonts w:ascii="Liberation Sans" w:hAnsi="Liberation Sans" w:eastAsia="Liberation Sans" w:cs="Liberation Sans"/>
+                <w:b/>
+                <w:color w:val="c7c7c7"/>
+                <w:sz w:val="21"/>
+              </w:rPr>
+              <w:t xml:space="preserve">Zero Trust Architecture</w:t>
+            </w:r>
+            <w:r>
+              <w:rPr>
+                <w:rFonts w:ascii="Liberation Sans" w:hAnsi="Liberation Sans" w:eastAsia="Liberation Sans" w:cs="Liberation Sans"/>
+                <w:color w:val="c7c7c7"/>
+                <w:sz w:val="21"/>
+              </w:rPr>
+              <w:t xml:space="preserve">.</w:t>
             </w:r>
             <w:r/>
           </w:p>
@@ -1453,1089 +2579,26 @@
     </w:tbl>
     <w:p>
       <w:pPr>
-        <w:pStyle w:val="140"/>
-        <w:pBdr>
-          <w:top w:val="none" w:color="000000" w:sz="4" w:space="0"/>
-          <w:left w:val="none" w:color="000000" w:sz="4" w:space="0"/>
-          <w:bottom w:val="none" w:color="000000" w:sz="4" w:space="0"/>
-          <w:right w:val="none" w:color="000000" w:sz="4" w:space="0"/>
-        </w:pBdr>
-        <w:spacing/>
-        <w:ind w:right="0" w:firstLine="0" w:left="0"/>
-        <w:rPr>
-          <w:rFonts w:ascii="Times New Roman" w:hAnsi="Times New Roman" w:eastAsia="Times New Roman" w:cs="Times New Roman"/>
-          <w:sz w:val="28"/>
-          <w:szCs w:val="28"/>
-        </w:rPr>
+        <w:pBdr/>
+        <w:spacing/>
+        <w:ind/>
+        <w:rPr/>
       </w:pPr>
       <w:r>
         <w:rPr>
-          <w:rFonts w:ascii="Times New Roman" w:hAnsi="Times New Roman" w:eastAsia="Times New Roman" w:cs="Times New Roman"/>
-          <w:b/>
-          <w:color w:val="000000"/>
-          <w:sz w:val="28"/>
           <w:highlight w:val="none"/>
         </w:rPr>
       </w:r>
       <w:r>
         <w:rPr>
-          <w:rFonts w:ascii="Times New Roman" w:hAnsi="Times New Roman" w:eastAsia="Times New Roman" w:cs="Times New Roman"/>
-          <w:b/>
-          <w:color w:val="000000"/>
-          <w:sz w:val="28"/>
           <w:highlight w:val="none"/>
         </w:rPr>
       </w:r>
-    </w:p>
-    <w:p>
-      <w:pPr>
-        <w:pStyle w:val="140"/>
-        <w:pBdr>
-          <w:top w:val="none" w:color="000000" w:sz="4" w:space="0"/>
-          <w:left w:val="none" w:color="000000" w:sz="4" w:space="0"/>
-          <w:bottom w:val="none" w:color="000000" w:sz="4" w:space="0"/>
-          <w:right w:val="none" w:color="000000" w:sz="4" w:space="0"/>
-        </w:pBdr>
-        <w:spacing/>
-        <w:ind w:right="0" w:firstLine="0" w:left="0"/>
+      <w:r>
         <w:rPr>
-          <w:rFonts w:ascii="Times New Roman" w:hAnsi="Times New Roman" w:eastAsia="Times New Roman" w:cs="Times New Roman"/>
-          <w:b/>
-          <w:bCs/>
-          <w:color w:val="000000"/>
-          <w:sz w:val="28"/>
-          <w:szCs w:val="28"/>
           <w:highlight w:val="none"/>
         </w:rPr>
-      </w:pPr>
-      <w:r>
-        <w:rPr>
-          <w:rFonts w:ascii="Times New Roman" w:hAnsi="Times New Roman" w:eastAsia="Times New Roman" w:cs="Times New Roman"/>
-          <w:b/>
-          <w:color w:val="000000"/>
-          <w:sz w:val="28"/>
-        </w:rPr>
-        <w:t xml:space="preserve">Security Architect's Recommendation</w:t>
       </w:r>
-      <w:r/>
-    </w:p>
-    <w:p>
-      <w:pPr>
-        <w:pBdr>
-          <w:top w:val="none" w:color="000000" w:sz="4" w:space="0"/>
-          <w:left w:val="none" w:color="000000" w:sz="4" w:space="0"/>
-          <w:bottom w:val="none" w:color="000000" w:sz="4" w:space="0"/>
-          <w:right w:val="none" w:color="000000" w:sz="4" w:space="0"/>
-        </w:pBdr>
-        <w:spacing/>
-        <w:ind w:right="0" w:firstLine="0" w:left="0"/>
-        <w:rPr/>
-      </w:pPr>
-      <w:r>
-        <w:rPr>
-          <w:rFonts w:ascii="Times New Roman" w:hAnsi="Times New Roman" w:eastAsia="Times New Roman" w:cs="Times New Roman"/>
-          <w:color w:val="000000"/>
-          <w:sz w:val="24"/>
-        </w:rPr>
-        <w:t xml:space="preserve">Given the recent incident involving authentication token abuse, the context points strongly towards </w:t>
-      </w:r>
-      <w:r>
-        <w:rPr>
-          <w:rFonts w:ascii="Times New Roman" w:hAnsi="Times New Roman" w:eastAsia="Times New Roman" w:cs="Times New Roman"/>
-          <w:b/>
-          <w:color w:val="000000"/>
-          <w:sz w:val="24"/>
-        </w:rPr>
-        <w:t xml:space="preserve">application-layer attacks and sophisticated automated fraud</w:t>
-      </w:r>
-      <w:r>
-        <w:rPr>
-          <w:rFonts w:ascii="Times New Roman" w:hAnsi="Times New Roman" w:eastAsia="Times New Roman" w:cs="Times New Roman"/>
-          <w:color w:val="000000"/>
-          <w:sz w:val="24"/>
-        </w:rPr>
-        <w:t xml:space="preserve">, rather than simple network-level bypass attempts.</w:t>
-      </w:r>
-      <w:r/>
-    </w:p>
-    <w:p>
-      <w:pPr>
-        <w:pBdr>
-          <w:top w:val="none" w:color="000000" w:sz="4" w:space="0"/>
-          <w:left w:val="none" w:color="000000" w:sz="4" w:space="0"/>
-          <w:bottom w:val="none" w:color="000000" w:sz="4" w:space="0"/>
-          <w:right w:val="none" w:color="000000" w:sz="4" w:space="0"/>
-        </w:pBdr>
-        <w:spacing/>
-        <w:ind w:right="0" w:firstLine="0" w:left="0"/>
-        <w:rPr/>
-      </w:pPr>
-      <w:r>
-        <w:rPr>
-          <w:rFonts w:ascii="Times New Roman" w:hAnsi="Times New Roman" w:eastAsia="Times New Roman" w:cs="Times New Roman"/>
-          <w:color w:val="000000"/>
-          <w:sz w:val="24"/>
-        </w:rPr>
-        <w:t xml:space="preserve">Therefore, </w:t>
-      </w:r>
-      <w:r>
-        <w:rPr>
-          <w:rFonts w:ascii="Times New Roman" w:hAnsi="Times New Roman" w:eastAsia="Times New Roman" w:cs="Times New Roman"/>
-          <w:b/>
-          <w:color w:val="000000"/>
-          <w:sz w:val="24"/>
-        </w:rPr>
-        <w:t xml:space="preserve">Option 2: Akamai G2O Header Authentication (No IP Restrictions)</w:t>
-      </w:r>
-      <w:r>
-        <w:rPr>
-          <w:rFonts w:ascii="Times New Roman" w:hAnsi="Times New Roman" w:eastAsia="Times New Roman" w:cs="Times New Roman"/>
-          <w:color w:val="000000"/>
-          <w:sz w:val="24"/>
-        </w:rPr>
-        <w:t xml:space="preserve"> is the </w:t>
-      </w:r>
-      <w:r>
-        <w:rPr>
-          <w:rFonts w:ascii="Times New Roman" w:hAnsi="Times New Roman" w:eastAsia="Times New Roman" w:cs="Times New Roman"/>
-          <w:b/>
-          <w:color w:val="000000"/>
-          <w:sz w:val="24"/>
-        </w:rPr>
-        <w:t xml:space="preserve">most practical and recommended solution</w:t>
-      </w:r>
-      <w:r>
-        <w:rPr>
-          <w:rFonts w:ascii="Times New Roman" w:hAnsi="Times New Roman" w:eastAsia="Times New Roman" w:cs="Times New Roman"/>
-          <w:color w:val="000000"/>
-          <w:sz w:val="24"/>
-        </w:rPr>
-        <w:t xml:space="preserve"> for your environment.</w:t>
-      </w:r>
-      <w:r/>
-    </w:p>
-    <w:p>
-      <w:pPr>
-        <w:pBdr>
-          <w:top w:val="none" w:color="000000" w:sz="4" w:space="0"/>
-          <w:left w:val="none" w:color="000000" w:sz="4" w:space="0"/>
-          <w:bottom w:val="none" w:color="000000" w:sz="4" w:space="0"/>
-          <w:right w:val="none" w:color="000000" w:sz="4" w:space="0"/>
-        </w:pBdr>
-        <w:spacing/>
-        <w:ind w:right="0" w:firstLine="0" w:left="0"/>
-        <w:rPr/>
-      </w:pPr>
-      <w:r>
-        <w:rPr>
-          <w:rFonts w:ascii="Times New Roman" w:hAnsi="Times New Roman" w:eastAsia="Times New Roman" w:cs="Times New Roman"/>
-          <w:b/>
-          <w:color w:val="000000"/>
-          <w:sz w:val="24"/>
-        </w:rPr>
-        <w:t xml:space="preserve">Why Option 2 is superior in your context:</w:t>
-      </w:r>
-      <w:r/>
-    </w:p>
-    <w:p>
-      <w:pPr>
-        <w:pStyle w:val="664"/>
-        <w:numPr>
-          <w:ilvl w:val="0"/>
-          <w:numId w:val="1"/>
-        </w:numPr>
-        <w:pBdr>
-          <w:top w:val="none" w:color="000000" w:sz="4" w:space="0"/>
-          <w:left w:val="none" w:color="000000" w:sz="4" w:space="0"/>
-          <w:bottom w:val="none" w:color="000000" w:sz="4" w:space="0"/>
-          <w:right w:val="none" w:color="000000" w:sz="4" w:space="0"/>
-        </w:pBdr>
-        <w:spacing/>
-        <w:ind w:right="0"/>
-        <w:rPr/>
-      </w:pPr>
-      <w:r>
-        <w:rPr>
-          <w:rFonts w:ascii="Times New Roman" w:hAnsi="Times New Roman" w:eastAsia="Times New Roman" w:cs="Times New Roman"/>
-          <w:b/>
-          <w:color w:val="000000"/>
-          <w:sz w:val="24"/>
-        </w:rPr>
-        <w:t xml:space="preserve">Addresses the Root Problem (via Shape, not IP):</w:t>
-      </w:r>
-      <w:r>
-        <w:rPr>
-          <w:rFonts w:ascii="Times New Roman" w:hAnsi="Times New Roman" w:eastAsia="Times New Roman" w:cs="Times New Roman"/>
-          <w:color w:val="000000"/>
-          <w:sz w:val="24"/>
-        </w:rPr>
-        <w:t xml:space="preserve"> The attack you experienced (token abuse to change customer details) is an application-layer issue. IP whitelisting is a coarse network control that does </w:t>
-      </w:r>
-      <w:r>
-        <w:rPr>
-          <w:rFonts w:ascii="Times New Roman" w:hAnsi="Times New Roman" w:eastAsia="Times New Roman" w:cs="Times New Roman"/>
-          <w:i/>
-          <w:color w:val="000000"/>
-          <w:sz w:val="24"/>
-        </w:rPr>
-        <w:t xml:space="preserve">not</w:t>
-      </w:r>
-      <w:r>
-        <w:rPr>
-          <w:rFonts w:ascii="Times New Roman" w:hAnsi="Times New Roman" w:eastAsia="Times New Roman" w:cs="Times New Roman"/>
-          <w:color w:val="000000"/>
-          <w:sz w:val="24"/>
-        </w:rPr>
-        <w:t xml:space="preserve"> prevent an attacker who has a valid token and is routing through Akamai/Shape's legitimate IPs. Shape Security is your key defense here, as it analyzes behavioral anomalies and bot patterns, which are essential for detecting and blocking such sophisticate</w:t>
-      </w:r>
-      <w:r>
-        <w:rPr>
-          <w:rFonts w:ascii="Times New Roman" w:hAnsi="Times New Roman" w:eastAsia="Times New Roman" w:cs="Times New Roman"/>
-          <w:color w:val="000000"/>
-          <w:sz w:val="24"/>
-        </w:rPr>
-        <w:t xml:space="preserve">d attacks </w:t>
-      </w:r>
-      <w:r>
-        <w:rPr>
-          <w:rFonts w:ascii="Times New Roman" w:hAnsi="Times New Roman" w:eastAsia="Times New Roman" w:cs="Times New Roman"/>
-          <w:i/>
-          <w:color w:val="000000"/>
-          <w:sz w:val="24"/>
-        </w:rPr>
-        <w:t xml:space="preserve">even if they appear to originate from legitimate Akamai IPs</w:t>
-      </w:r>
-      <w:r>
-        <w:rPr>
-          <w:rFonts w:ascii="Times New Roman" w:hAnsi="Times New Roman" w:eastAsia="Times New Roman" w:cs="Times New Roman"/>
-          <w:color w:val="000000"/>
-          <w:sz w:val="24"/>
-        </w:rPr>
-        <w:t xml:space="preserve">. By removing IP restrictions, you allow Shape to operate optimally without introducing unnecessary friction.</w:t>
-      </w:r>
-      <w:r/>
-    </w:p>
-    <w:p>
-      <w:pPr>
-        <w:pStyle w:val="664"/>
-        <w:numPr>
-          <w:ilvl w:val="0"/>
-          <w:numId w:val="1"/>
-        </w:numPr>
-        <w:pBdr>
-          <w:top w:val="none" w:color="000000" w:sz="4" w:space="0"/>
-          <w:left w:val="none" w:color="000000" w:sz="4" w:space="0"/>
-          <w:bottom w:val="none" w:color="000000" w:sz="4" w:space="0"/>
-          <w:right w:val="none" w:color="000000" w:sz="4" w:space="0"/>
-        </w:pBdr>
-        <w:spacing/>
-        <w:ind w:right="0"/>
-        <w:rPr/>
-      </w:pPr>
-      <w:r>
-        <w:rPr>
-          <w:rFonts w:ascii="Times New Roman" w:hAnsi="Times New Roman" w:eastAsia="Times New Roman" w:cs="Times New Roman"/>
-          <w:b/>
-          <w:color w:val="000000"/>
-          <w:sz w:val="24"/>
-        </w:rPr>
-        <w:t xml:space="preserve">Operational Efficiency and Resilience:</w:t>
-      </w:r>
-      <w:r>
-        <w:rPr>
-          <w:rFonts w:ascii="Times New Roman" w:hAnsi="Times New Roman" w:eastAsia="Times New Roman" w:cs="Times New Roman"/>
-          <w:color w:val="000000"/>
-          <w:sz w:val="24"/>
-        </w:rPr>
-        <w:t xml:space="preserve"> The maintenance overhead of managing Akamai's and Shape's dynamic IP ranges is substantial and a constant source of risk for outages. Eliminating this reduces the chances of self-inflicted wounds, allowing your security team to focus on proactive threat h</w:t>
-      </w:r>
-      <w:r>
-        <w:rPr>
-          <w:rFonts w:ascii="Times New Roman" w:hAnsi="Times New Roman" w:eastAsia="Times New Roman" w:cs="Times New Roman"/>
-          <w:color w:val="000000"/>
-          <w:sz w:val="24"/>
-        </w:rPr>
-        <w:t xml:space="preserve">unting and application-level security, which is where your recent breach occurred.</w:t>
-      </w:r>
-      <w:r/>
-    </w:p>
-    <w:p>
-      <w:pPr>
-        <w:pStyle w:val="664"/>
-        <w:numPr>
-          <w:ilvl w:val="0"/>
-          <w:numId w:val="1"/>
-        </w:numPr>
-        <w:pBdr>
-          <w:top w:val="none" w:color="000000" w:sz="4" w:space="0"/>
-          <w:left w:val="none" w:color="000000" w:sz="4" w:space="0"/>
-          <w:bottom w:val="none" w:color="000000" w:sz="4" w:space="0"/>
-          <w:right w:val="none" w:color="000000" w:sz="4" w:space="0"/>
-        </w:pBdr>
-        <w:spacing/>
-        <w:ind w:right="0"/>
-        <w:rPr/>
-      </w:pPr>
-      <w:r>
-        <w:rPr>
-          <w:rFonts w:ascii="Times New Roman" w:hAnsi="Times New Roman" w:eastAsia="Times New Roman" w:cs="Times New Roman"/>
-          <w:b/>
-          <w:color w:val="000000"/>
-          <w:sz w:val="24"/>
-        </w:rPr>
-        <w:t xml:space="preserve">Trust in Strong Cryptography:</w:t>
-      </w:r>
-      <w:r>
-        <w:rPr>
-          <w:rFonts w:ascii="Times New Roman" w:hAnsi="Times New Roman" w:eastAsia="Times New Roman" w:cs="Times New Roman"/>
-          <w:color w:val="000000"/>
-          <w:sz w:val="24"/>
-        </w:rPr>
-        <w:t xml:space="preserve"> G2O provides a robust cryptographic guarantee that traffic arriving at your origin from Akamai has not been tampered with and truly originated from Akamai. This is a far more reliable trust mechanism than a mutable list of IP addresses. If your origin suc</w:t>
-      </w:r>
-      <w:r>
-        <w:rPr>
-          <w:rFonts w:ascii="Times New Roman" w:hAnsi="Times New Roman" w:eastAsia="Times New Roman" w:cs="Times New Roman"/>
-          <w:color w:val="000000"/>
-          <w:sz w:val="24"/>
-        </w:rPr>
-        <w:t xml:space="preserve">cessfully validates the G2O header, you can confidently assume the request came through Akamai.</w:t>
-      </w:r>
-      <w:r/>
-    </w:p>
-    <w:p>
-      <w:pPr>
-        <w:pBdr>
-          <w:top w:val="none" w:color="000000" w:sz="4" w:space="0"/>
-          <w:left w:val="none" w:color="000000" w:sz="4" w:space="0"/>
-          <w:bottom w:val="none" w:color="000000" w:sz="4" w:space="0"/>
-          <w:right w:val="none" w:color="000000" w:sz="4" w:space="0"/>
-        </w:pBdr>
-        <w:spacing/>
-        <w:ind w:right="0" w:firstLine="0" w:left="0"/>
-        <w:rPr/>
-      </w:pPr>
-      <w:r>
-        <w:rPr>
-          <w:rFonts w:ascii="Times New Roman" w:hAnsi="Times New Roman" w:eastAsia="Times New Roman" w:cs="Times New Roman"/>
-          <w:b/>
-          <w:color w:val="000000"/>
-          <w:sz w:val="24"/>
-        </w:rPr>
-        <w:t xml:space="preserve">Key Mitigations &amp; Next Steps (beyond the chosen option):</w:t>
-      </w:r>
-      <w:r/>
-    </w:p>
-    <w:p>
-      <w:pPr>
-        <w:pBdr>
-          <w:top w:val="none" w:color="000000" w:sz="4" w:space="0"/>
-          <w:left w:val="none" w:color="000000" w:sz="4" w:space="0"/>
-          <w:bottom w:val="none" w:color="000000" w:sz="4" w:space="0"/>
-          <w:right w:val="none" w:color="000000" w:sz="4" w:space="0"/>
-        </w:pBdr>
-        <w:spacing/>
-        <w:ind w:right="0" w:firstLine="0" w:left="0"/>
-        <w:rPr/>
-      </w:pPr>
-      <w:r>
-        <w:rPr>
-          <w:rFonts w:ascii="Times New Roman" w:hAnsi="Times New Roman" w:eastAsia="Times New Roman" w:cs="Times New Roman"/>
-          <w:color w:val="000000"/>
-          <w:sz w:val="24"/>
-        </w:rPr>
-        <w:t xml:space="preserve">Even with Option 2, the core issue of the "authentication token being used to make API calls and change customer details and credentials" needs direct attention from Gigya's implementation and your application logic.</w:t>
-      </w:r>
-      <w:r/>
-    </w:p>
-    <w:p>
-      <w:pPr>
-        <w:pStyle w:val="664"/>
-        <w:numPr>
-          <w:ilvl w:val="0"/>
-          <w:numId w:val="2"/>
-        </w:numPr>
-        <w:pBdr>
-          <w:top w:val="none" w:color="000000" w:sz="4" w:space="0"/>
-          <w:left w:val="none" w:color="000000" w:sz="4" w:space="0"/>
-          <w:bottom w:val="none" w:color="000000" w:sz="4" w:space="0"/>
-          <w:right w:val="none" w:color="000000" w:sz="4" w:space="0"/>
-        </w:pBdr>
-        <w:spacing/>
-        <w:ind w:right="0"/>
-        <w:rPr/>
-      </w:pPr>
-      <w:r>
-        <w:rPr>
-          <w:rFonts w:ascii="Times New Roman" w:hAnsi="Times New Roman" w:eastAsia="Times New Roman" w:cs="Times New Roman"/>
-          <w:b/>
-          <w:color w:val="000000"/>
-          <w:sz w:val="24"/>
-        </w:rPr>
-        <w:t xml:space="preserve">Deep Dive into Gigya Token Management:</w:t>
-      </w:r>
-      <w:r/>
-    </w:p>
-    <w:p>
-      <w:pPr>
-        <w:pStyle w:val="664"/>
-        <w:numPr>
-          <w:ilvl w:val="0"/>
-          <w:numId w:val="3"/>
-        </w:numPr>
-        <w:pBdr>
-          <w:top w:val="none" w:color="000000" w:sz="4" w:space="0"/>
-          <w:left w:val="none" w:color="000000" w:sz="4" w:space="0"/>
-          <w:bottom w:val="none" w:color="000000" w:sz="4" w:space="0"/>
-          <w:right w:val="none" w:color="000000" w:sz="4" w:space="0"/>
-        </w:pBdr>
-        <w:spacing/>
-        <w:ind w:right="0"/>
-        <w:rPr/>
-      </w:pPr>
-      <w:r>
-        <w:rPr>
-          <w:rFonts w:ascii="Times New Roman" w:hAnsi="Times New Roman" w:eastAsia="Times New Roman" w:cs="Times New Roman"/>
-          <w:b/>
-          <w:color w:val="000000"/>
-          <w:sz w:val="24"/>
-        </w:rPr>
-        <w:t xml:space="preserve">Token Validity &amp; Expiration:</w:t>
-      </w:r>
-      <w:r>
-        <w:rPr>
-          <w:rFonts w:ascii="Times New Roman" w:hAnsi="Times New Roman" w:eastAsia="Times New Roman" w:cs="Times New Roman"/>
-          <w:color w:val="000000"/>
-          <w:sz w:val="24"/>
-        </w:rPr>
-        <w:t xml:space="preserve"> Are your access tokens short-lived? Are refresh tokens securely managed and rotated?</w:t>
-      </w:r>
-      <w:r/>
-    </w:p>
-    <w:p>
-      <w:pPr>
-        <w:pStyle w:val="664"/>
-        <w:numPr>
-          <w:ilvl w:val="0"/>
-          <w:numId w:val="3"/>
-        </w:numPr>
-        <w:pBdr>
-          <w:top w:val="none" w:color="000000" w:sz="4" w:space="0"/>
-          <w:left w:val="none" w:color="000000" w:sz="4" w:space="0"/>
-          <w:bottom w:val="none" w:color="000000" w:sz="4" w:space="0"/>
-          <w:right w:val="none" w:color="000000" w:sz="4" w:space="0"/>
-        </w:pBdr>
-        <w:spacing/>
-        <w:ind w:right="0"/>
-        <w:rPr/>
-      </w:pPr>
-      <w:r>
-        <w:rPr>
-          <w:rFonts w:ascii="Times New Roman" w:hAnsi="Times New Roman" w:eastAsia="Times New Roman" w:cs="Times New Roman"/>
-          <w:b/>
-          <w:color w:val="000000"/>
-          <w:sz w:val="24"/>
-        </w:rPr>
-        <w:t xml:space="preserve">Token Revocation:</w:t>
-      </w:r>
-      <w:r>
-        <w:rPr>
-          <w:rFonts w:ascii="Times New Roman" w:hAnsi="Times New Roman" w:eastAsia="Times New Roman" w:cs="Times New Roman"/>
-          <w:color w:val="000000"/>
-          <w:sz w:val="24"/>
-        </w:rPr>
-        <w:t xml:space="preserve"> Can compromised tokens be immediately revoked by Gigya? Is your application effectively checking token revocation status on API calls?</w:t>
-      </w:r>
-      <w:r/>
-    </w:p>
-    <w:p>
-      <w:pPr>
-        <w:pStyle w:val="664"/>
-        <w:numPr>
-          <w:ilvl w:val="0"/>
-          <w:numId w:val="3"/>
-        </w:numPr>
-        <w:pBdr>
-          <w:top w:val="none" w:color="000000" w:sz="4" w:space="0"/>
-          <w:left w:val="none" w:color="000000" w:sz="4" w:space="0"/>
-          <w:bottom w:val="none" w:color="000000" w:sz="4" w:space="0"/>
-          <w:right w:val="none" w:color="000000" w:sz="4" w:space="0"/>
-        </w:pBdr>
-        <w:spacing/>
-        <w:ind w:right="0"/>
-        <w:rPr/>
-      </w:pPr>
-      <w:r>
-        <w:rPr>
-          <w:rFonts w:ascii="Times New Roman" w:hAnsi="Times New Roman" w:eastAsia="Times New Roman" w:cs="Times New Roman"/>
-          <w:b/>
-          <w:color w:val="000000"/>
-          <w:sz w:val="24"/>
-        </w:rPr>
-        <w:t xml:space="preserve">Scope &amp; Permissions:</w:t>
-      </w:r>
-      <w:r>
-        <w:rPr>
-          <w:rFonts w:ascii="Times New Roman" w:hAnsi="Times New Roman" w:eastAsia="Times New Roman" w:cs="Times New Roman"/>
-          <w:color w:val="000000"/>
-          <w:sz w:val="24"/>
-        </w:rPr>
-        <w:t xml:space="preserve"> Are tokens issued with the principle of least privilege? Does an API token have more permissions than strictly necessary to perform its intended function? For example, should a "read-only" token be able to change customer details?</w:t>
-      </w:r>
-      <w:r/>
-    </w:p>
-    <w:p>
-      <w:pPr>
-        <w:pStyle w:val="664"/>
-        <w:numPr>
-          <w:ilvl w:val="0"/>
-          <w:numId w:val="3"/>
-        </w:numPr>
-        <w:pBdr>
-          <w:top w:val="none" w:color="000000" w:sz="4" w:space="0"/>
-          <w:left w:val="none" w:color="000000" w:sz="4" w:space="0"/>
-          <w:bottom w:val="none" w:color="000000" w:sz="4" w:space="0"/>
-          <w:right w:val="none" w:color="000000" w:sz="4" w:space="0"/>
-        </w:pBdr>
-        <w:spacing/>
-        <w:ind w:right="0"/>
-        <w:rPr/>
-      </w:pPr>
-      <w:r>
-        <w:rPr>
-          <w:rFonts w:ascii="Times New Roman" w:hAnsi="Times New Roman" w:eastAsia="Times New Roman" w:cs="Times New Roman"/>
-          <w:b/>
-          <w:color w:val="000000"/>
-          <w:sz w:val="24"/>
-        </w:rPr>
-        <w:t xml:space="preserve">Token Storage:</w:t>
-      </w:r>
-      <w:r>
-        <w:rPr>
-          <w:rFonts w:ascii="Times New Roman" w:hAnsi="Times New Roman" w:eastAsia="Times New Roman" w:cs="Times New Roman"/>
-          <w:color w:val="000000"/>
-          <w:sz w:val="24"/>
-        </w:rPr>
-        <w:t xml:space="preserve"> How are tokens stored on the client-side? Are they vulnerable to XSS (Cross-Site Scripting) or other client-side attacks?</w:t>
-      </w:r>
-      <w:r/>
-    </w:p>
-    <w:p>
-      <w:pPr>
-        <w:pStyle w:val="664"/>
-        <w:numPr>
-          <w:ilvl w:val="0"/>
-          <w:numId w:val="3"/>
-        </w:numPr>
-        <w:pBdr>
-          <w:top w:val="none" w:color="000000" w:sz="4" w:space="0"/>
-          <w:left w:val="none" w:color="000000" w:sz="4" w:space="0"/>
-          <w:bottom w:val="none" w:color="000000" w:sz="4" w:space="0"/>
-          <w:right w:val="none" w:color="000000" w:sz="4" w:space="0"/>
-        </w:pBdr>
-        <w:spacing/>
-        <w:ind w:right="0"/>
-        <w:rPr/>
-      </w:pPr>
-      <w:r>
-        <w:rPr>
-          <w:rFonts w:ascii="Times New Roman" w:hAnsi="Times New Roman" w:eastAsia="Times New Roman" w:cs="Times New Roman"/>
-          <w:b/>
-          <w:color w:val="000000"/>
-          <w:sz w:val="24"/>
-        </w:rPr>
-        <w:t xml:space="preserve">Device Binding/Contextual Authentication:</w:t>
-      </w:r>
-      <w:r>
-        <w:rPr>
-          <w:rFonts w:ascii="Times New Roman" w:hAnsi="Times New Roman" w:eastAsia="Times New Roman" w:cs="Times New Roman"/>
-          <w:color w:val="000000"/>
-          <w:sz w:val="24"/>
-        </w:rPr>
-        <w:t xml:space="preserve"> Can you bind tokens to specific devices or IP addresses? If a token used for an API call comes from a wildly different IP or device fingerprint than where it was originally issued, can Gigya or your application flag it?</w:t>
-      </w:r>
-      <w:r/>
-    </w:p>
-    <w:p>
-      <w:pPr>
-        <w:pStyle w:val="664"/>
-        <w:numPr>
-          <w:ilvl w:val="0"/>
-          <w:numId w:val="4"/>
-        </w:numPr>
-        <w:pBdr>
-          <w:top w:val="none" w:color="000000" w:sz="4" w:space="0"/>
-          <w:left w:val="none" w:color="000000" w:sz="4" w:space="0"/>
-          <w:bottom w:val="none" w:color="000000" w:sz="4" w:space="0"/>
-          <w:right w:val="none" w:color="000000" w:sz="4" w:space="0"/>
-        </w:pBdr>
-        <w:spacing/>
-        <w:ind w:right="0"/>
-        <w:rPr/>
-      </w:pPr>
-      <w:r>
-        <w:rPr>
-          <w:rFonts w:ascii="Times New Roman" w:hAnsi="Times New Roman" w:eastAsia="Times New Roman" w:cs="Times New Roman"/>
-          <w:b/>
-          <w:color w:val="000000"/>
-          <w:sz w:val="24"/>
-        </w:rPr>
-        <w:t xml:space="preserve">Leverage Shape Security to its Full Potential:</w:t>
-      </w:r>
-      <w:r/>
-    </w:p>
-    <w:p>
-      <w:pPr>
-        <w:pStyle w:val="664"/>
-        <w:numPr>
-          <w:ilvl w:val="0"/>
-          <w:numId w:val="5"/>
-        </w:numPr>
-        <w:pBdr>
-          <w:top w:val="none" w:color="000000" w:sz="4" w:space="0"/>
-          <w:left w:val="none" w:color="000000" w:sz="4" w:space="0"/>
-          <w:bottom w:val="none" w:color="000000" w:sz="4" w:space="0"/>
-          <w:right w:val="none" w:color="000000" w:sz="4" w:space="0"/>
-        </w:pBdr>
-        <w:spacing/>
-        <w:ind w:right="0"/>
-        <w:rPr/>
-      </w:pPr>
-      <w:r>
-        <w:rPr>
-          <w:rFonts w:ascii="Times New Roman" w:hAnsi="Times New Roman" w:eastAsia="Times New Roman" w:cs="Times New Roman"/>
-          <w:b/>
-          <w:color w:val="000000"/>
-          <w:sz w:val="24"/>
-        </w:rPr>
-        <w:t xml:space="preserve">API Protection:</w:t>
-      </w:r>
-      <w:r>
-        <w:rPr>
-          <w:rFonts w:ascii="Times New Roman" w:hAnsi="Times New Roman" w:eastAsia="Times New Roman" w:cs="Times New Roman"/>
-          <w:color w:val="000000"/>
-          <w:sz w:val="24"/>
-        </w:rPr>
-        <w:t xml:space="preserve"> Ensure Shape Security is configured to protect </w:t>
-      </w:r>
-      <w:r>
-        <w:rPr>
-          <w:rFonts w:ascii="Times New Roman" w:hAnsi="Times New Roman" w:eastAsia="Times New Roman" w:cs="Times New Roman"/>
-          <w:i/>
-          <w:color w:val="000000"/>
-          <w:sz w:val="24"/>
-        </w:rPr>
-        <w:t xml:space="preserve">all relevant API endpoints</w:t>
-      </w:r>
-      <w:r>
-        <w:rPr>
-          <w:rFonts w:ascii="Times New Roman" w:hAnsi="Times New Roman" w:eastAsia="Times New Roman" w:cs="Times New Roman"/>
-          <w:color w:val="000000"/>
-          <w:sz w:val="24"/>
-        </w:rPr>
-        <w:t xml:space="preserve">, not just web pages. Shape excels at identifying automated API abuse.</w:t>
-      </w:r>
-      <w:r/>
-    </w:p>
-    <w:p>
-      <w:pPr>
-        <w:pStyle w:val="664"/>
-        <w:numPr>
-          <w:ilvl w:val="0"/>
-          <w:numId w:val="5"/>
-        </w:numPr>
-        <w:pBdr>
-          <w:top w:val="none" w:color="000000" w:sz="4" w:space="0"/>
-          <w:left w:val="none" w:color="000000" w:sz="4" w:space="0"/>
-          <w:bottom w:val="none" w:color="000000" w:sz="4" w:space="0"/>
-          <w:right w:val="none" w:color="000000" w:sz="4" w:space="0"/>
-        </w:pBdr>
-        <w:spacing/>
-        <w:ind w:right="0"/>
-        <w:rPr/>
-      </w:pPr>
-      <w:r>
-        <w:rPr>
-          <w:rFonts w:ascii="Times New Roman" w:hAnsi="Times New Roman" w:eastAsia="Times New Roman" w:cs="Times New Roman"/>
-          <w:b/>
-          <w:color w:val="000000"/>
-          <w:sz w:val="24"/>
-        </w:rPr>
-        <w:t xml:space="preserve">Behavioral Anomaly Detection:</w:t>
-      </w:r>
-      <w:r>
-        <w:rPr>
-          <w:rFonts w:ascii="Times New Roman" w:hAnsi="Times New Roman" w:eastAsia="Times New Roman" w:cs="Times New Roman"/>
-          <w:color w:val="000000"/>
-          <w:sz w:val="24"/>
-        </w:rPr>
-        <w:t xml:space="preserve"> Configure Shape to specifically look for anomalous behavior around API calls, especially those related to account modifications or credential changes. This includes:</w:t>
-      </w:r>
-      <w:r/>
-    </w:p>
-    <w:p>
-      <w:pPr>
-        <w:pStyle w:val="664"/>
-        <w:numPr>
-          <w:ilvl w:val="0"/>
-          <w:numId w:val="5"/>
-        </w:numPr>
-        <w:pBdr>
-          <w:top w:val="none" w:color="000000" w:sz="4" w:space="0"/>
-          <w:left w:val="none" w:color="000000" w:sz="4" w:space="0"/>
-          <w:bottom w:val="none" w:color="000000" w:sz="4" w:space="0"/>
-          <w:right w:val="none" w:color="000000" w:sz="4" w:space="0"/>
-        </w:pBdr>
-        <w:spacing/>
-        <w:ind w:right="0"/>
-        <w:rPr/>
-      </w:pPr>
-      <w:r>
-        <w:rPr>
-          <w:rFonts w:ascii="Times New Roman" w:hAnsi="Times New Roman" w:eastAsia="Times New Roman" w:cs="Times New Roman"/>
-          <w:color w:val="000000"/>
-          <w:sz w:val="24"/>
-        </w:rPr>
-        <w:t xml:space="preserve">Unusual request rates to sensitive APIs.</w:t>
-      </w:r>
-      <w:r/>
-    </w:p>
-    <w:p>
-      <w:pPr>
-        <w:pStyle w:val="664"/>
-        <w:numPr>
-          <w:ilvl w:val="0"/>
-          <w:numId w:val="5"/>
-        </w:numPr>
-        <w:pBdr>
-          <w:top w:val="none" w:color="000000" w:sz="4" w:space="0"/>
-          <w:left w:val="none" w:color="000000" w:sz="4" w:space="0"/>
-          <w:bottom w:val="none" w:color="000000" w:sz="4" w:space="0"/>
-          <w:right w:val="none" w:color="000000" w:sz="4" w:space="0"/>
-        </w:pBdr>
-        <w:spacing/>
-        <w:ind w:right="0"/>
-        <w:rPr/>
-      </w:pPr>
-      <w:r>
-        <w:rPr>
-          <w:rFonts w:ascii="Times New Roman" w:hAnsi="Times New Roman" w:eastAsia="Times New Roman" w:cs="Times New Roman"/>
-          <w:color w:val="000000"/>
-          <w:sz w:val="24"/>
-        </w:rPr>
-        <w:t xml:space="preserve">Repeated attempts to modify multiple user accounts from a single source.</w:t>
-      </w:r>
-      <w:r/>
-    </w:p>
-    <w:p>
-      <w:pPr>
-        <w:pStyle w:val="664"/>
-        <w:numPr>
-          <w:ilvl w:val="0"/>
-          <w:numId w:val="5"/>
-        </w:numPr>
-        <w:pBdr>
-          <w:top w:val="none" w:color="000000" w:sz="4" w:space="0"/>
-          <w:left w:val="none" w:color="000000" w:sz="4" w:space="0"/>
-          <w:bottom w:val="none" w:color="000000" w:sz="4" w:space="0"/>
-          <w:right w:val="none" w:color="000000" w:sz="4" w:space="0"/>
-        </w:pBdr>
-        <w:spacing/>
-        <w:ind w:right="0"/>
-        <w:rPr/>
-      </w:pPr>
-      <w:r>
-        <w:rPr>
-          <w:rFonts w:ascii="Times New Roman" w:hAnsi="Times New Roman" w:eastAsia="Times New Roman" w:cs="Times New Roman"/>
-          <w:color w:val="000000"/>
-          <w:sz w:val="24"/>
-        </w:rPr>
-        <w:t xml:space="preserve">Changes in user-agent, device fingerprint, or other request characteristics for a given session.</w:t>
-      </w:r>
-      <w:r/>
-    </w:p>
-    <w:p>
-      <w:pPr>
-        <w:pStyle w:val="664"/>
-        <w:numPr>
-          <w:ilvl w:val="0"/>
-          <w:numId w:val="5"/>
-        </w:numPr>
-        <w:pBdr>
-          <w:top w:val="none" w:color="000000" w:sz="4" w:space="0"/>
-          <w:left w:val="none" w:color="000000" w:sz="4" w:space="0"/>
-          <w:bottom w:val="none" w:color="000000" w:sz="4" w:space="0"/>
-          <w:right w:val="none" w:color="000000" w:sz="4" w:space="0"/>
-        </w:pBdr>
-        <w:spacing/>
-        <w:ind w:right="0"/>
-        <w:rPr/>
-      </w:pPr>
-      <w:r>
-        <w:rPr>
-          <w:rFonts w:ascii="Times New Roman" w:hAnsi="Times New Roman" w:eastAsia="Times New Roman" w:cs="Times New Roman"/>
-          <w:color w:val="000000"/>
-          <w:sz w:val="24"/>
-        </w:rPr>
-        <w:t xml:space="preserve">Rapid sequential API calls that mimic automation rather than human interaction.</w:t>
-      </w:r>
-      <w:r/>
-    </w:p>
-    <w:p>
-      <w:pPr>
-        <w:pStyle w:val="664"/>
-        <w:numPr>
-          <w:ilvl w:val="0"/>
-          <w:numId w:val="5"/>
-        </w:numPr>
-        <w:pBdr>
-          <w:top w:val="none" w:color="000000" w:sz="4" w:space="0"/>
-          <w:left w:val="none" w:color="000000" w:sz="4" w:space="0"/>
-          <w:bottom w:val="none" w:color="000000" w:sz="4" w:space="0"/>
-          <w:right w:val="none" w:color="000000" w:sz="4" w:space="0"/>
-        </w:pBdr>
-        <w:spacing/>
-        <w:ind w:right="0"/>
-        <w:rPr/>
-      </w:pPr>
-      <w:r>
-        <w:rPr>
-          <w:rFonts w:ascii="Times New Roman" w:hAnsi="Times New Roman" w:eastAsia="Times New Roman" w:cs="Times New Roman"/>
-          <w:b/>
-          <w:color w:val="000000"/>
-          <w:sz w:val="24"/>
-        </w:rPr>
-        <w:t xml:space="preserve">Integration with SIEM/SOAR:</w:t>
-      </w:r>
-      <w:r>
-        <w:rPr>
-          <w:rFonts w:ascii="Times New Roman" w:hAnsi="Times New Roman" w:eastAsia="Times New Roman" w:cs="Times New Roman"/>
-          <w:color w:val="000000"/>
-          <w:sz w:val="24"/>
-        </w:rPr>
-        <w:t xml:space="preserve"> Ensure Shape's logs and alerts are integrated into your Security Information and Event Management (SIEM) and Security Orchestration, Automation, and Response (SOAR) platforms for real-time monitoring and automated response.</w:t>
-      </w:r>
-      <w:r/>
-    </w:p>
-    <w:p>
-      <w:pPr>
-        <w:pStyle w:val="664"/>
-        <w:numPr>
-          <w:ilvl w:val="0"/>
-          <w:numId w:val="6"/>
-        </w:numPr>
-        <w:pBdr>
-          <w:top w:val="none" w:color="000000" w:sz="4" w:space="0"/>
-          <w:left w:val="none" w:color="000000" w:sz="4" w:space="0"/>
-          <w:bottom w:val="none" w:color="000000" w:sz="4" w:space="0"/>
-          <w:right w:val="none" w:color="000000" w:sz="4" w:space="0"/>
-        </w:pBdr>
-        <w:spacing/>
-        <w:ind w:right="0"/>
-        <w:rPr/>
-      </w:pPr>
-      <w:r>
-        <w:rPr>
-          <w:rFonts w:ascii="Times New Roman" w:hAnsi="Times New Roman" w:eastAsia="Times New Roman" w:cs="Times New Roman"/>
-          <w:b/>
-          <w:color w:val="000000"/>
-          <w:sz w:val="24"/>
-        </w:rPr>
-        <w:t xml:space="preserve">Application-Layer Protections:</w:t>
-      </w:r>
-      <w:r/>
-    </w:p>
-    <w:p>
-      <w:pPr>
-        <w:pStyle w:val="664"/>
-        <w:numPr>
-          <w:ilvl w:val="0"/>
-          <w:numId w:val="7"/>
-        </w:numPr>
-        <w:pBdr>
-          <w:top w:val="none" w:color="000000" w:sz="4" w:space="0"/>
-          <w:left w:val="none" w:color="000000" w:sz="4" w:space="0"/>
-          <w:bottom w:val="none" w:color="000000" w:sz="4" w:space="0"/>
-          <w:right w:val="none" w:color="000000" w:sz="4" w:space="0"/>
-        </w:pBdr>
-        <w:spacing/>
-        <w:ind w:right="0"/>
-        <w:rPr/>
-      </w:pPr>
-      <w:r>
-        <w:rPr>
-          <w:rFonts w:ascii="Times New Roman" w:hAnsi="Times New Roman" w:eastAsia="Times New Roman" w:cs="Times New Roman"/>
-          <w:b/>
-          <w:color w:val="000000"/>
-          <w:sz w:val="24"/>
-        </w:rPr>
-        <w:t xml:space="preserve">Rate Limiting:</w:t>
-      </w:r>
-      <w:r>
-        <w:rPr>
-          <w:rFonts w:ascii="Times New Roman" w:hAnsi="Times New Roman" w:eastAsia="Times New Roman" w:cs="Times New Roman"/>
-          <w:color w:val="000000"/>
-          <w:sz w:val="24"/>
-        </w:rPr>
-        <w:t xml:space="preserve"> Implement strict rate limiting on all sensitive API endpoints (e.g., password change, email change, profile update) to mitigate brute-force attempts or rapid-fire token abuse.</w:t>
-      </w:r>
-      <w:r/>
-    </w:p>
-    <w:p>
-      <w:pPr>
-        <w:pStyle w:val="664"/>
-        <w:numPr>
-          <w:ilvl w:val="0"/>
-          <w:numId w:val="7"/>
-        </w:numPr>
-        <w:pBdr>
-          <w:top w:val="none" w:color="000000" w:sz="4" w:space="0"/>
-          <w:left w:val="none" w:color="000000" w:sz="4" w:space="0"/>
-          <w:bottom w:val="none" w:color="000000" w:sz="4" w:space="0"/>
-          <w:right w:val="none" w:color="000000" w:sz="4" w:space="0"/>
-        </w:pBdr>
-        <w:spacing/>
-        <w:ind w:right="0"/>
-        <w:rPr/>
-      </w:pPr>
-      <w:r>
-        <w:rPr>
-          <w:rFonts w:ascii="Times New Roman" w:hAnsi="Times New Roman" w:eastAsia="Times New Roman" w:cs="Times New Roman"/>
-          <w:b/>
-          <w:color w:val="000000"/>
-          <w:sz w:val="24"/>
-        </w:rPr>
-        <w:t xml:space="preserve">Input Validation:</w:t>
-      </w:r>
-      <w:r>
-        <w:rPr>
-          <w:rFonts w:ascii="Times New Roman" w:hAnsi="Times New Roman" w:eastAsia="Times New Roman" w:cs="Times New Roman"/>
-          <w:color w:val="000000"/>
-          <w:sz w:val="24"/>
-        </w:rPr>
-        <w:t xml:space="preserve"> Ensure robust input validation for all API parameters to prevent injection attacks or malformed requests.</w:t>
-      </w:r>
-      <w:r/>
-    </w:p>
-    <w:p>
-      <w:pPr>
-        <w:pStyle w:val="664"/>
-        <w:numPr>
-          <w:ilvl w:val="0"/>
-          <w:numId w:val="7"/>
-        </w:numPr>
-        <w:pBdr>
-          <w:top w:val="none" w:color="000000" w:sz="4" w:space="0"/>
-          <w:left w:val="none" w:color="000000" w:sz="4" w:space="0"/>
-          <w:bottom w:val="none" w:color="000000" w:sz="4" w:space="0"/>
-          <w:right w:val="none" w:color="000000" w:sz="4" w:space="0"/>
-        </w:pBdr>
-        <w:spacing/>
-        <w:ind w:right="0"/>
-        <w:rPr/>
-      </w:pPr>
-      <w:r>
-        <w:rPr>
-          <w:rFonts w:ascii="Times New Roman" w:hAnsi="Times New Roman" w:eastAsia="Times New Roman" w:cs="Times New Roman"/>
-          <w:b/>
-          <w:color w:val="000000"/>
-          <w:sz w:val="24"/>
-        </w:rPr>
-        <w:t xml:space="preserve">Logging and Auditing:</w:t>
-      </w:r>
-      <w:r>
-        <w:rPr>
-          <w:rFonts w:ascii="Times New Roman" w:hAnsi="Times New Roman" w:eastAsia="Times New Roman" w:cs="Times New Roman"/>
-          <w:color w:val="000000"/>
-          <w:sz w:val="24"/>
-        </w:rPr>
-        <w:t xml:space="preserve"> Enhance logging for all critical API calls, especially those modifying customer data or credentials. Log who made the call (user ID), originating IP (from Akamai's </w:t>
-      </w:r>
-      <w:r>
-        <w:rPr>
-          <w:rFonts w:ascii="Courier New" w:hAnsi="Courier New" w:eastAsia="Courier New" w:cs="Courier New"/>
-          <w:color w:val="000000"/>
-          <w:sz w:val="20"/>
-        </w:rPr>
-        <w:t xml:space="preserve">True-Client-IP</w:t>
-      </w:r>
-      <w:r>
-        <w:rPr>
-          <w:rFonts w:ascii="Times New Roman" w:hAnsi="Times New Roman" w:eastAsia="Times New Roman" w:cs="Times New Roman"/>
-          <w:color w:val="000000"/>
-          <w:sz w:val="24"/>
-        </w:rPr>
-        <w:t xml:space="preserve"> header), timestamp, and parameters.</w:t>
-      </w:r>
-      <w:r/>
-    </w:p>
-    <w:p>
-      <w:pPr>
-        <w:pStyle w:val="664"/>
-        <w:numPr>
-          <w:ilvl w:val="0"/>
-          <w:numId w:val="7"/>
-        </w:numPr>
-        <w:pBdr>
-          <w:top w:val="none" w:color="000000" w:sz="4" w:space="0"/>
-          <w:left w:val="none" w:color="000000" w:sz="4" w:space="0"/>
-          <w:bottom w:val="none" w:color="000000" w:sz="4" w:space="0"/>
-          <w:right w:val="none" w:color="000000" w:sz="4" w:space="0"/>
-        </w:pBdr>
-        <w:spacing/>
-        <w:ind w:right="0"/>
-        <w:rPr/>
-      </w:pPr>
-      <w:r>
-        <w:rPr>
-          <w:rFonts w:ascii="Times New Roman" w:hAnsi="Times New Roman" w:eastAsia="Times New Roman" w:cs="Times New Roman"/>
-          <w:b/>
-          <w:color w:val="000000"/>
-          <w:sz w:val="24"/>
-        </w:rPr>
-        <w:t xml:space="preserve">Multi-Factor Authentication (MFA) for Sensitive Actions:</w:t>
-      </w:r>
-      <w:r>
-        <w:rPr>
-          <w:rFonts w:ascii="Times New Roman" w:hAnsi="Times New Roman" w:eastAsia="Times New Roman" w:cs="Times New Roman"/>
-          <w:color w:val="000000"/>
-          <w:sz w:val="24"/>
-        </w:rPr>
-        <w:t xml:space="preserve"> For critical actions (e.g., changing email, password, adding payment methods), consider requiring a second factor of authentication (even if the user is already logged in with a valid token). Gigya supports this.</w:t>
-      </w:r>
-      <w:r/>
-    </w:p>
-    <w:p>
-      <w:pPr>
-        <w:pBdr>
-          <w:top w:val="none" w:color="000000" w:sz="4" w:space="0"/>
-          <w:left w:val="none" w:color="000000" w:sz="4" w:space="0"/>
-          <w:bottom w:val="none" w:color="000000" w:sz="4" w:space="0"/>
-          <w:right w:val="none" w:color="000000" w:sz="4" w:space="0"/>
-        </w:pBdr>
-        <w:spacing/>
-        <w:ind w:right="0" w:firstLine="0" w:left="0"/>
-        <w:rPr/>
-      </w:pPr>
-      <w:r>
-        <w:rPr>
-          <w:rFonts w:ascii="Times New Roman" w:hAnsi="Times New Roman" w:eastAsia="Times New Roman" w:cs="Times New Roman"/>
-          <w:color w:val="000000"/>
-          <w:sz w:val="24"/>
-        </w:rPr>
-        <w:t xml:space="preserve">By adopting Option 2, you streamline your network-level security and free up resources to properly configure and leverage your advanced security tools (Gigya and Shape) to address the sophisticated application-layer attacks that are your primary concern.</w:t>
-      </w:r>
-      <w:r/>
-    </w:p>
-    <w:p>
-      <w:pPr>
-        <w:pBdr/>
-        <w:spacing/>
-        <w:ind/>
-        <w:rPr/>
-      </w:pPr>
-      <w:r/>
-      <w:r/>
     </w:p>
     <w:sectPr>
       <w:footnotePr/>
@@ -2617,1052 +2680,6 @@
     </w:p>
   </w:footnote>
 </w:footnotes>
-</file>
-
-<file path=word/numbering.xml><?xml version="1.0" encoding="utf-8"?>
-<w:numbering xmlns:wpc="http://schemas.microsoft.com/office/word/2010/wordprocessingCanvas" xmlns:mc="http://schemas.openxmlformats.org/markup-compatibility/2006" xmlns:o="urn:schemas-microsoft-com:office:office" xmlns:r="http://schemas.openxmlformats.org/officeDocument/2006/relationships" xmlns:m="http://schemas.openxmlformats.org/officeDocument/2006/math" xmlns:v="urn:schemas-microsoft-com:vml" xmlns:wp14="http://schemas.microsoft.com/office/word/2010/wordprocessingDrawing" xmlns:wp="http://schemas.openxmlformats.org/drawingml/2006/wordprocessingDrawing" xmlns:w10="urn:schemas-microsoft-com:office:word" xmlns:w="http://schemas.openxmlformats.org/wordprocessingml/2006/main" xmlns:w14="http://schemas.microsoft.com/office/word/2010/wordml" xmlns:w15="http://schemas.microsoft.com/office/word/2012/wordml" xmlns:wpg="http://schemas.microsoft.com/office/word/2010/wordprocessingGroup" xmlns:wpi="http://schemas.microsoft.com/office/word/2010/wordprocessingInk" xmlns:wne="http://schemas.microsoft.com/office/word/2006/wordml" xmlns:wps="http://schemas.microsoft.com/office/word/2010/wordprocessingShape" mc:Ignorable="w14 w15 wp14">
-  <w:abstractNum w:abstractNumId="0">
-    <w:lvl w:ilvl="0">
-      <w:isLgl w:val="false"/>
-      <w:lvlJc w:val="right"/>
-      <w:lvlText w:val="%1."/>
-      <w:numFmt w:val="decimal"/>
-      <w:pPr>
-        <w:pBdr/>
-        <w:spacing/>
-        <w:ind w:hanging="360" w:left="709"/>
-      </w:pPr>
-      <w:rPr>
-        <w:rFonts w:ascii="Times New Roman" w:hAnsi="Times New Roman" w:eastAsia="Times New Roman" w:cs="Times New Roman"/>
-        <w:color w:val="000000"/>
-        <w:sz w:val="24"/>
-      </w:rPr>
-      <w:start w:val="1"/>
-      <w:suff w:val="tab"/>
-    </w:lvl>
-    <w:lvl w:ilvl="1">
-      <w:isLgl w:val="false"/>
-      <w:lvlJc w:val="right"/>
-      <w:lvlText w:val="%2."/>
-      <w:numFmt w:val="decimal"/>
-      <w:pPr>
-        <w:pBdr/>
-        <w:spacing/>
-        <w:ind w:hanging="360" w:left="1429"/>
-      </w:pPr>
-      <w:rPr/>
-      <w:start w:val="1"/>
-      <w:suff w:val="tab"/>
-    </w:lvl>
-    <w:lvl w:ilvl="2">
-      <w:isLgl w:val="false"/>
-      <w:lvlJc w:val="right"/>
-      <w:lvlText w:val="%3."/>
-      <w:numFmt w:val="decimal"/>
-      <w:pPr>
-        <w:pBdr/>
-        <w:spacing/>
-        <w:ind w:hanging="180" w:left="2149"/>
-      </w:pPr>
-      <w:rPr/>
-      <w:start w:val="1"/>
-      <w:suff w:val="tab"/>
-    </w:lvl>
-    <w:lvl w:ilvl="3">
-      <w:isLgl w:val="false"/>
-      <w:lvlJc w:val="right"/>
-      <w:lvlText w:val="%4."/>
-      <w:numFmt w:val="decimal"/>
-      <w:pPr>
-        <w:pBdr/>
-        <w:spacing/>
-        <w:ind w:hanging="360" w:left="2869"/>
-      </w:pPr>
-      <w:rPr/>
-      <w:start w:val="1"/>
-      <w:suff w:val="tab"/>
-    </w:lvl>
-    <w:lvl w:ilvl="4">
-      <w:isLgl w:val="false"/>
-      <w:lvlJc w:val="right"/>
-      <w:lvlText w:val="%5."/>
-      <w:numFmt w:val="decimal"/>
-      <w:pPr>
-        <w:pBdr/>
-        <w:spacing/>
-        <w:ind w:hanging="360" w:left="3589"/>
-      </w:pPr>
-      <w:rPr/>
-      <w:start w:val="1"/>
-      <w:suff w:val="tab"/>
-    </w:lvl>
-    <w:lvl w:ilvl="5">
-      <w:isLgl w:val="false"/>
-      <w:lvlJc w:val="right"/>
-      <w:lvlText w:val="%6."/>
-      <w:numFmt w:val="decimal"/>
-      <w:pPr>
-        <w:pBdr/>
-        <w:spacing/>
-        <w:ind w:hanging="180" w:left="4309"/>
-      </w:pPr>
-      <w:rPr/>
-      <w:start w:val="1"/>
-      <w:suff w:val="tab"/>
-    </w:lvl>
-    <w:lvl w:ilvl="6">
-      <w:isLgl w:val="false"/>
-      <w:lvlJc w:val="right"/>
-      <w:lvlText w:val="%7."/>
-      <w:numFmt w:val="decimal"/>
-      <w:pPr>
-        <w:pBdr/>
-        <w:spacing/>
-        <w:ind w:hanging="360" w:left="5029"/>
-      </w:pPr>
-      <w:rPr/>
-      <w:start w:val="1"/>
-      <w:suff w:val="tab"/>
-    </w:lvl>
-    <w:lvl w:ilvl="7">
-      <w:isLgl w:val="false"/>
-      <w:lvlJc w:val="right"/>
-      <w:lvlText w:val="%8."/>
-      <w:numFmt w:val="decimal"/>
-      <w:pPr>
-        <w:pBdr/>
-        <w:spacing/>
-        <w:ind w:hanging="360" w:left="5749"/>
-      </w:pPr>
-      <w:rPr/>
-      <w:start w:val="1"/>
-      <w:suff w:val="tab"/>
-    </w:lvl>
-    <w:lvl w:ilvl="8">
-      <w:isLgl w:val="false"/>
-      <w:lvlJc w:val="right"/>
-      <w:lvlText w:val="%9."/>
-      <w:numFmt w:val="decimal"/>
-      <w:pPr>
-        <w:pBdr/>
-        <w:spacing/>
-        <w:ind w:hanging="180" w:left="6469"/>
-      </w:pPr>
-      <w:rPr/>
-      <w:start w:val="1"/>
-      <w:suff w:val="tab"/>
-    </w:lvl>
-  </w:abstractNum>
-  <w:abstractNum w:abstractNumId="1">
-    <w:lvl w:ilvl="0">
-      <w:isLgl w:val="false"/>
-      <w:lvlJc w:val="right"/>
-      <w:lvlText w:val="%1."/>
-      <w:numFmt w:val="decimal"/>
-      <w:pPr>
-        <w:pBdr/>
-        <w:spacing/>
-        <w:ind w:hanging="360" w:left="709"/>
-      </w:pPr>
-      <w:rPr>
-        <w:rFonts w:ascii="Times New Roman" w:hAnsi="Times New Roman" w:eastAsia="Times New Roman" w:cs="Times New Roman"/>
-        <w:color w:val="000000"/>
-        <w:sz w:val="24"/>
-      </w:rPr>
-      <w:start w:val="1"/>
-      <w:suff w:val="tab"/>
-    </w:lvl>
-    <w:lvl w:ilvl="1">
-      <w:isLgl w:val="false"/>
-      <w:lvlJc w:val="right"/>
-      <w:lvlText w:val="%2."/>
-      <w:numFmt w:val="decimal"/>
-      <w:pPr>
-        <w:pBdr/>
-        <w:spacing/>
-        <w:ind w:hanging="360" w:left="1429"/>
-      </w:pPr>
-      <w:rPr/>
-      <w:start w:val="1"/>
-      <w:suff w:val="tab"/>
-    </w:lvl>
-    <w:lvl w:ilvl="2">
-      <w:isLgl w:val="false"/>
-      <w:lvlJc w:val="right"/>
-      <w:lvlText w:val="%3."/>
-      <w:numFmt w:val="decimal"/>
-      <w:pPr>
-        <w:pBdr/>
-        <w:spacing/>
-        <w:ind w:hanging="180" w:left="2149"/>
-      </w:pPr>
-      <w:rPr/>
-      <w:start w:val="1"/>
-      <w:suff w:val="tab"/>
-    </w:lvl>
-    <w:lvl w:ilvl="3">
-      <w:isLgl w:val="false"/>
-      <w:lvlJc w:val="right"/>
-      <w:lvlText w:val="%4."/>
-      <w:numFmt w:val="decimal"/>
-      <w:pPr>
-        <w:pBdr/>
-        <w:spacing/>
-        <w:ind w:hanging="360" w:left="2869"/>
-      </w:pPr>
-      <w:rPr/>
-      <w:start w:val="1"/>
-      <w:suff w:val="tab"/>
-    </w:lvl>
-    <w:lvl w:ilvl="4">
-      <w:isLgl w:val="false"/>
-      <w:lvlJc w:val="right"/>
-      <w:lvlText w:val="%5."/>
-      <w:numFmt w:val="decimal"/>
-      <w:pPr>
-        <w:pBdr/>
-        <w:spacing/>
-        <w:ind w:hanging="360" w:left="3589"/>
-      </w:pPr>
-      <w:rPr/>
-      <w:start w:val="1"/>
-      <w:suff w:val="tab"/>
-    </w:lvl>
-    <w:lvl w:ilvl="5">
-      <w:isLgl w:val="false"/>
-      <w:lvlJc w:val="right"/>
-      <w:lvlText w:val="%6."/>
-      <w:numFmt w:val="decimal"/>
-      <w:pPr>
-        <w:pBdr/>
-        <w:spacing/>
-        <w:ind w:hanging="180" w:left="4309"/>
-      </w:pPr>
-      <w:rPr/>
-      <w:start w:val="1"/>
-      <w:suff w:val="tab"/>
-    </w:lvl>
-    <w:lvl w:ilvl="6">
-      <w:isLgl w:val="false"/>
-      <w:lvlJc w:val="right"/>
-      <w:lvlText w:val="%7."/>
-      <w:numFmt w:val="decimal"/>
-      <w:pPr>
-        <w:pBdr/>
-        <w:spacing/>
-        <w:ind w:hanging="360" w:left="5029"/>
-      </w:pPr>
-      <w:rPr/>
-      <w:start w:val="1"/>
-      <w:suff w:val="tab"/>
-    </w:lvl>
-    <w:lvl w:ilvl="7">
-      <w:isLgl w:val="false"/>
-      <w:lvlJc w:val="right"/>
-      <w:lvlText w:val="%8."/>
-      <w:numFmt w:val="decimal"/>
-      <w:pPr>
-        <w:pBdr/>
-        <w:spacing/>
-        <w:ind w:hanging="360" w:left="5749"/>
-      </w:pPr>
-      <w:rPr/>
-      <w:start w:val="1"/>
-      <w:suff w:val="tab"/>
-    </w:lvl>
-    <w:lvl w:ilvl="8">
-      <w:isLgl w:val="false"/>
-      <w:lvlJc w:val="right"/>
-      <w:lvlText w:val="%9."/>
-      <w:numFmt w:val="decimal"/>
-      <w:pPr>
-        <w:pBdr/>
-        <w:spacing/>
-        <w:ind w:hanging="180" w:left="6469"/>
-      </w:pPr>
-      <w:rPr/>
-      <w:start w:val="1"/>
-      <w:suff w:val="tab"/>
-    </w:lvl>
-  </w:abstractNum>
-  <w:abstractNum w:abstractNumId="2">
-    <w:lvl w:ilvl="0">
-      <w:isLgl w:val="false"/>
-      <w:lvlJc w:val="left"/>
-      <w:lvlText w:val="·"/>
-      <w:numFmt w:val="bullet"/>
-      <w:pPr>
-        <w:pBdr/>
-        <w:spacing/>
-        <w:ind w:hanging="360" w:left="709"/>
-      </w:pPr>
-      <w:rPr>
-        <w:rFonts w:hint="default" w:ascii="Symbol" w:hAnsi="Symbol" w:eastAsia="Symbol" w:cs="Symbol"/>
-        <w:color w:val="000000"/>
-        <w:sz w:val="24"/>
-      </w:rPr>
-      <w:start w:val="1"/>
-      <w:suff w:val="tab"/>
-    </w:lvl>
-    <w:lvl w:ilvl="1">
-      <w:isLgl w:val="false"/>
-      <w:lvlJc w:val="left"/>
-      <w:lvlText w:val="·"/>
-      <w:numFmt w:val="bullet"/>
-      <w:pPr>
-        <w:pBdr/>
-        <w:spacing/>
-        <w:ind w:hanging="360" w:left="1429"/>
-      </w:pPr>
-      <w:rPr>
-        <w:rFonts w:hint="default" w:ascii="Symbol" w:hAnsi="Symbol" w:eastAsia="Symbol" w:cs="Symbol"/>
-        <w:color w:val="000000"/>
-        <w:sz w:val="24"/>
-      </w:rPr>
-      <w:start w:val="1"/>
-      <w:suff w:val="tab"/>
-    </w:lvl>
-    <w:lvl w:ilvl="2">
-      <w:isLgl w:val="false"/>
-      <w:lvlJc w:val="left"/>
-      <w:lvlText w:val="·"/>
-      <w:numFmt w:val="bullet"/>
-      <w:pPr>
-        <w:pBdr/>
-        <w:spacing/>
-        <w:ind w:hanging="360" w:left="2149"/>
-      </w:pPr>
-      <w:rPr>
-        <w:rFonts w:hint="default" w:ascii="Symbol" w:hAnsi="Symbol" w:eastAsia="Symbol" w:cs="Symbol"/>
-        <w:color w:val="000000"/>
-        <w:sz w:val="24"/>
-      </w:rPr>
-      <w:start w:val="1"/>
-      <w:suff w:val="tab"/>
-    </w:lvl>
-    <w:lvl w:ilvl="3">
-      <w:isLgl w:val="false"/>
-      <w:lvlJc w:val="left"/>
-      <w:lvlText w:val="·"/>
-      <w:numFmt w:val="bullet"/>
-      <w:pPr>
-        <w:pBdr/>
-        <w:spacing/>
-        <w:ind w:hanging="360" w:left="2869"/>
-      </w:pPr>
-      <w:rPr>
-        <w:rFonts w:hint="default" w:ascii="Symbol" w:hAnsi="Symbol" w:eastAsia="Symbol" w:cs="Symbol"/>
-        <w:color w:val="000000"/>
-        <w:sz w:val="24"/>
-      </w:rPr>
-      <w:start w:val="1"/>
-      <w:suff w:val="tab"/>
-    </w:lvl>
-    <w:lvl w:ilvl="4">
-      <w:isLgl w:val="false"/>
-      <w:lvlJc w:val="left"/>
-      <w:lvlText w:val="·"/>
-      <w:numFmt w:val="bullet"/>
-      <w:pPr>
-        <w:pBdr/>
-        <w:spacing/>
-        <w:ind w:hanging="360" w:left="3589"/>
-      </w:pPr>
-      <w:rPr>
-        <w:rFonts w:hint="default" w:ascii="Symbol" w:hAnsi="Symbol" w:eastAsia="Symbol" w:cs="Symbol"/>
-        <w:color w:val="000000"/>
-        <w:sz w:val="24"/>
-      </w:rPr>
-      <w:start w:val="1"/>
-      <w:suff w:val="tab"/>
-    </w:lvl>
-    <w:lvl w:ilvl="5">
-      <w:isLgl w:val="false"/>
-      <w:lvlJc w:val="left"/>
-      <w:lvlText w:val="·"/>
-      <w:numFmt w:val="bullet"/>
-      <w:pPr>
-        <w:pBdr/>
-        <w:spacing/>
-        <w:ind w:hanging="360" w:left="4309"/>
-      </w:pPr>
-      <w:rPr>
-        <w:rFonts w:hint="default" w:ascii="Symbol" w:hAnsi="Symbol" w:eastAsia="Symbol" w:cs="Symbol"/>
-        <w:color w:val="000000"/>
-        <w:sz w:val="24"/>
-      </w:rPr>
-      <w:start w:val="1"/>
-      <w:suff w:val="tab"/>
-    </w:lvl>
-    <w:lvl w:ilvl="6">
-      <w:isLgl w:val="false"/>
-      <w:lvlJc w:val="left"/>
-      <w:lvlText w:val="·"/>
-      <w:numFmt w:val="bullet"/>
-      <w:pPr>
-        <w:pBdr/>
-        <w:spacing/>
-        <w:ind w:hanging="360" w:left="5029"/>
-      </w:pPr>
-      <w:rPr>
-        <w:rFonts w:hint="default" w:ascii="Symbol" w:hAnsi="Symbol" w:eastAsia="Symbol" w:cs="Symbol"/>
-        <w:color w:val="000000"/>
-        <w:sz w:val="24"/>
-      </w:rPr>
-      <w:start w:val="1"/>
-      <w:suff w:val="tab"/>
-    </w:lvl>
-    <w:lvl w:ilvl="7">
-      <w:isLgl w:val="false"/>
-      <w:lvlJc w:val="left"/>
-      <w:lvlText w:val="·"/>
-      <w:numFmt w:val="bullet"/>
-      <w:pPr>
-        <w:pBdr/>
-        <w:spacing/>
-        <w:ind w:hanging="360" w:left="5749"/>
-      </w:pPr>
-      <w:rPr>
-        <w:rFonts w:hint="default" w:ascii="Symbol" w:hAnsi="Symbol" w:eastAsia="Symbol" w:cs="Symbol"/>
-        <w:color w:val="000000"/>
-        <w:sz w:val="24"/>
-      </w:rPr>
-      <w:start w:val="1"/>
-      <w:suff w:val="tab"/>
-    </w:lvl>
-    <w:lvl w:ilvl="8">
-      <w:isLgl w:val="false"/>
-      <w:lvlJc w:val="left"/>
-      <w:lvlText w:val="·"/>
-      <w:numFmt w:val="bullet"/>
-      <w:pPr>
-        <w:pBdr/>
-        <w:spacing/>
-        <w:ind w:hanging="360" w:left="6469"/>
-      </w:pPr>
-      <w:rPr>
-        <w:rFonts w:hint="default" w:ascii="Symbol" w:hAnsi="Symbol" w:eastAsia="Symbol" w:cs="Symbol"/>
-        <w:color w:val="000000"/>
-        <w:sz w:val="24"/>
-      </w:rPr>
-      <w:start w:val="1"/>
-      <w:suff w:val="tab"/>
-    </w:lvl>
-  </w:abstractNum>
-  <w:abstractNum w:abstractNumId="3">
-    <w:lvl w:ilvl="0">
-      <w:isLgl w:val="false"/>
-      <w:lvlJc w:val="right"/>
-      <w:lvlText w:val="%1."/>
-      <w:numFmt w:val="decimal"/>
-      <w:pPr>
-        <w:pBdr/>
-        <w:spacing/>
-        <w:ind w:hanging="360" w:left="709"/>
-      </w:pPr>
-      <w:rPr>
-        <w:rFonts w:ascii="Times New Roman" w:hAnsi="Times New Roman" w:eastAsia="Times New Roman" w:cs="Times New Roman"/>
-        <w:color w:val="000000"/>
-        <w:sz w:val="24"/>
-      </w:rPr>
-      <w:start w:val="1"/>
-      <w:suff w:val="tab"/>
-    </w:lvl>
-    <w:lvl w:ilvl="1">
-      <w:isLgl w:val="false"/>
-      <w:lvlJc w:val="right"/>
-      <w:lvlText w:val="%2."/>
-      <w:numFmt w:val="decimal"/>
-      <w:pPr>
-        <w:pBdr/>
-        <w:spacing/>
-        <w:ind w:hanging="360" w:left="1429"/>
-      </w:pPr>
-      <w:rPr/>
-      <w:start w:val="1"/>
-      <w:suff w:val="tab"/>
-    </w:lvl>
-    <w:lvl w:ilvl="2">
-      <w:isLgl w:val="false"/>
-      <w:lvlJc w:val="right"/>
-      <w:lvlText w:val="%3."/>
-      <w:numFmt w:val="decimal"/>
-      <w:pPr>
-        <w:pBdr/>
-        <w:spacing/>
-        <w:ind w:hanging="180" w:left="2149"/>
-      </w:pPr>
-      <w:rPr/>
-      <w:start w:val="1"/>
-      <w:suff w:val="tab"/>
-    </w:lvl>
-    <w:lvl w:ilvl="3">
-      <w:isLgl w:val="false"/>
-      <w:lvlJc w:val="right"/>
-      <w:lvlText w:val="%4."/>
-      <w:numFmt w:val="decimal"/>
-      <w:pPr>
-        <w:pBdr/>
-        <w:spacing/>
-        <w:ind w:hanging="360" w:left="2869"/>
-      </w:pPr>
-      <w:rPr/>
-      <w:start w:val="1"/>
-      <w:suff w:val="tab"/>
-    </w:lvl>
-    <w:lvl w:ilvl="4">
-      <w:isLgl w:val="false"/>
-      <w:lvlJc w:val="right"/>
-      <w:lvlText w:val="%5."/>
-      <w:numFmt w:val="decimal"/>
-      <w:pPr>
-        <w:pBdr/>
-        <w:spacing/>
-        <w:ind w:hanging="360" w:left="3589"/>
-      </w:pPr>
-      <w:rPr/>
-      <w:start w:val="1"/>
-      <w:suff w:val="tab"/>
-    </w:lvl>
-    <w:lvl w:ilvl="5">
-      <w:isLgl w:val="false"/>
-      <w:lvlJc w:val="right"/>
-      <w:lvlText w:val="%6."/>
-      <w:numFmt w:val="decimal"/>
-      <w:pPr>
-        <w:pBdr/>
-        <w:spacing/>
-        <w:ind w:hanging="180" w:left="4309"/>
-      </w:pPr>
-      <w:rPr/>
-      <w:start w:val="1"/>
-      <w:suff w:val="tab"/>
-    </w:lvl>
-    <w:lvl w:ilvl="6">
-      <w:isLgl w:val="false"/>
-      <w:lvlJc w:val="right"/>
-      <w:lvlText w:val="%7."/>
-      <w:numFmt w:val="decimal"/>
-      <w:pPr>
-        <w:pBdr/>
-        <w:spacing/>
-        <w:ind w:hanging="360" w:left="5029"/>
-      </w:pPr>
-      <w:rPr/>
-      <w:start w:val="1"/>
-      <w:suff w:val="tab"/>
-    </w:lvl>
-    <w:lvl w:ilvl="7">
-      <w:isLgl w:val="false"/>
-      <w:lvlJc w:val="right"/>
-      <w:lvlText w:val="%8."/>
-      <w:numFmt w:val="decimal"/>
-      <w:pPr>
-        <w:pBdr/>
-        <w:spacing/>
-        <w:ind w:hanging="360" w:left="5749"/>
-      </w:pPr>
-      <w:rPr/>
-      <w:start w:val="1"/>
-      <w:suff w:val="tab"/>
-    </w:lvl>
-    <w:lvl w:ilvl="8">
-      <w:isLgl w:val="false"/>
-      <w:lvlJc w:val="right"/>
-      <w:lvlText w:val="%9."/>
-      <w:numFmt w:val="decimal"/>
-      <w:pPr>
-        <w:pBdr/>
-        <w:spacing/>
-        <w:ind w:hanging="180" w:left="6469"/>
-      </w:pPr>
-      <w:rPr/>
-      <w:start w:val="1"/>
-      <w:suff w:val="tab"/>
-    </w:lvl>
-  </w:abstractNum>
-  <w:abstractNum w:abstractNumId="4">
-    <w:lvl w:ilvl="0">
-      <w:isLgl w:val="false"/>
-      <w:lvlJc w:val="left"/>
-      <w:lvlText w:val="·"/>
-      <w:numFmt w:val="bullet"/>
-      <w:pPr>
-        <w:pBdr/>
-        <w:spacing/>
-        <w:ind w:hanging="360" w:left="709"/>
-      </w:pPr>
-      <w:rPr>
-        <w:rFonts w:hint="default" w:ascii="Symbol" w:hAnsi="Symbol" w:eastAsia="Symbol" w:cs="Symbol"/>
-        <w:color w:val="000000"/>
-        <w:sz w:val="24"/>
-      </w:rPr>
-      <w:start w:val="1"/>
-      <w:suff w:val="tab"/>
-    </w:lvl>
-    <w:lvl w:ilvl="1">
-      <w:isLgl w:val="false"/>
-      <w:lvlJc w:val="left"/>
-      <w:lvlText w:val="·"/>
-      <w:numFmt w:val="bullet"/>
-      <w:pPr>
-        <w:pBdr/>
-        <w:spacing/>
-        <w:ind w:hanging="360" w:left="1429"/>
-      </w:pPr>
-      <w:rPr>
-        <w:rFonts w:hint="default" w:ascii="Symbol" w:hAnsi="Symbol" w:eastAsia="Symbol" w:cs="Symbol"/>
-        <w:color w:val="000000"/>
-        <w:sz w:val="24"/>
-      </w:rPr>
-      <w:start w:val="1"/>
-      <w:suff w:val="tab"/>
-    </w:lvl>
-    <w:lvl w:ilvl="2">
-      <w:isLgl w:val="false"/>
-      <w:lvlJc w:val="left"/>
-      <w:lvlText w:val="·"/>
-      <w:numFmt w:val="bullet"/>
-      <w:pPr>
-        <w:pBdr/>
-        <w:spacing/>
-        <w:ind w:hanging="360" w:left="2149"/>
-      </w:pPr>
-      <w:rPr>
-        <w:rFonts w:hint="default" w:ascii="Symbol" w:hAnsi="Symbol" w:eastAsia="Symbol" w:cs="Symbol"/>
-        <w:color w:val="000000"/>
-        <w:sz w:val="24"/>
-      </w:rPr>
-      <w:start w:val="1"/>
-      <w:suff w:val="tab"/>
-    </w:lvl>
-    <w:lvl w:ilvl="3">
-      <w:isLgl w:val="false"/>
-      <w:lvlJc w:val="left"/>
-      <w:lvlText w:val="·"/>
-      <w:numFmt w:val="bullet"/>
-      <w:pPr>
-        <w:pBdr/>
-        <w:spacing/>
-        <w:ind w:hanging="360" w:left="2869"/>
-      </w:pPr>
-      <w:rPr>
-        <w:rFonts w:hint="default" w:ascii="Symbol" w:hAnsi="Symbol" w:eastAsia="Symbol" w:cs="Symbol"/>
-        <w:color w:val="000000"/>
-        <w:sz w:val="24"/>
-      </w:rPr>
-      <w:start w:val="1"/>
-      <w:suff w:val="tab"/>
-    </w:lvl>
-    <w:lvl w:ilvl="4">
-      <w:isLgl w:val="false"/>
-      <w:lvlJc w:val="left"/>
-      <w:lvlText w:val="·"/>
-      <w:numFmt w:val="bullet"/>
-      <w:pPr>
-        <w:pBdr/>
-        <w:spacing/>
-        <w:ind w:hanging="360" w:left="3589"/>
-      </w:pPr>
-      <w:rPr>
-        <w:rFonts w:hint="default" w:ascii="Symbol" w:hAnsi="Symbol" w:eastAsia="Symbol" w:cs="Symbol"/>
-        <w:color w:val="000000"/>
-        <w:sz w:val="24"/>
-      </w:rPr>
-      <w:start w:val="1"/>
-      <w:suff w:val="tab"/>
-    </w:lvl>
-    <w:lvl w:ilvl="5">
-      <w:isLgl w:val="false"/>
-      <w:lvlJc w:val="left"/>
-      <w:lvlText w:val="·"/>
-      <w:numFmt w:val="bullet"/>
-      <w:pPr>
-        <w:pBdr/>
-        <w:spacing/>
-        <w:ind w:hanging="360" w:left="4309"/>
-      </w:pPr>
-      <w:rPr>
-        <w:rFonts w:hint="default" w:ascii="Symbol" w:hAnsi="Symbol" w:eastAsia="Symbol" w:cs="Symbol"/>
-        <w:color w:val="000000"/>
-        <w:sz w:val="24"/>
-      </w:rPr>
-      <w:start w:val="1"/>
-      <w:suff w:val="tab"/>
-    </w:lvl>
-    <w:lvl w:ilvl="6">
-      <w:isLgl w:val="false"/>
-      <w:lvlJc w:val="left"/>
-      <w:lvlText w:val="·"/>
-      <w:numFmt w:val="bullet"/>
-      <w:pPr>
-        <w:pBdr/>
-        <w:spacing/>
-        <w:ind w:hanging="360" w:left="5029"/>
-      </w:pPr>
-      <w:rPr>
-        <w:rFonts w:hint="default" w:ascii="Symbol" w:hAnsi="Symbol" w:eastAsia="Symbol" w:cs="Symbol"/>
-        <w:color w:val="000000"/>
-        <w:sz w:val="24"/>
-      </w:rPr>
-      <w:start w:val="1"/>
-      <w:suff w:val="tab"/>
-    </w:lvl>
-    <w:lvl w:ilvl="7">
-      <w:isLgl w:val="false"/>
-      <w:lvlJc w:val="left"/>
-      <w:lvlText w:val="·"/>
-      <w:numFmt w:val="bullet"/>
-      <w:pPr>
-        <w:pBdr/>
-        <w:spacing/>
-        <w:ind w:hanging="360" w:left="5749"/>
-      </w:pPr>
-      <w:rPr>
-        <w:rFonts w:hint="default" w:ascii="Symbol" w:hAnsi="Symbol" w:eastAsia="Symbol" w:cs="Symbol"/>
-        <w:color w:val="000000"/>
-        <w:sz w:val="24"/>
-      </w:rPr>
-      <w:start w:val="1"/>
-      <w:suff w:val="tab"/>
-    </w:lvl>
-    <w:lvl w:ilvl="8">
-      <w:isLgl w:val="false"/>
-      <w:lvlJc w:val="left"/>
-      <w:lvlText w:val="·"/>
-      <w:numFmt w:val="bullet"/>
-      <w:pPr>
-        <w:pBdr/>
-        <w:spacing/>
-        <w:ind w:hanging="360" w:left="6469"/>
-      </w:pPr>
-      <w:rPr>
-        <w:rFonts w:hint="default" w:ascii="Symbol" w:hAnsi="Symbol" w:eastAsia="Symbol" w:cs="Symbol"/>
-        <w:color w:val="000000"/>
-        <w:sz w:val="24"/>
-      </w:rPr>
-      <w:start w:val="1"/>
-      <w:suff w:val="tab"/>
-    </w:lvl>
-  </w:abstractNum>
-  <w:abstractNum w:abstractNumId="5">
-    <w:lvl w:ilvl="0">
-      <w:isLgl w:val="false"/>
-      <w:lvlJc w:val="right"/>
-      <w:lvlText w:val="%1."/>
-      <w:numFmt w:val="decimal"/>
-      <w:pPr>
-        <w:pBdr/>
-        <w:spacing/>
-        <w:ind w:hanging="360" w:left="709"/>
-      </w:pPr>
-      <w:rPr>
-        <w:rFonts w:ascii="Times New Roman" w:hAnsi="Times New Roman" w:eastAsia="Times New Roman" w:cs="Times New Roman"/>
-        <w:color w:val="000000"/>
-        <w:sz w:val="24"/>
-      </w:rPr>
-      <w:start w:val="1"/>
-      <w:suff w:val="tab"/>
-    </w:lvl>
-    <w:lvl w:ilvl="1">
-      <w:isLgl w:val="false"/>
-      <w:lvlJc w:val="right"/>
-      <w:lvlText w:val="%2."/>
-      <w:numFmt w:val="decimal"/>
-      <w:pPr>
-        <w:pBdr/>
-        <w:spacing/>
-        <w:ind w:hanging="360" w:left="1429"/>
-      </w:pPr>
-      <w:rPr/>
-      <w:start w:val="1"/>
-      <w:suff w:val="tab"/>
-    </w:lvl>
-    <w:lvl w:ilvl="2">
-      <w:isLgl w:val="false"/>
-      <w:lvlJc w:val="right"/>
-      <w:lvlText w:val="%3."/>
-      <w:numFmt w:val="decimal"/>
-      <w:pPr>
-        <w:pBdr/>
-        <w:spacing/>
-        <w:ind w:hanging="180" w:left="2149"/>
-      </w:pPr>
-      <w:rPr/>
-      <w:start w:val="1"/>
-      <w:suff w:val="tab"/>
-    </w:lvl>
-    <w:lvl w:ilvl="3">
-      <w:isLgl w:val="false"/>
-      <w:lvlJc w:val="right"/>
-      <w:lvlText w:val="%4."/>
-      <w:numFmt w:val="decimal"/>
-      <w:pPr>
-        <w:pBdr/>
-        <w:spacing/>
-        <w:ind w:hanging="360" w:left="2869"/>
-      </w:pPr>
-      <w:rPr/>
-      <w:start w:val="1"/>
-      <w:suff w:val="tab"/>
-    </w:lvl>
-    <w:lvl w:ilvl="4">
-      <w:isLgl w:val="false"/>
-      <w:lvlJc w:val="right"/>
-      <w:lvlText w:val="%5."/>
-      <w:numFmt w:val="decimal"/>
-      <w:pPr>
-        <w:pBdr/>
-        <w:spacing/>
-        <w:ind w:hanging="360" w:left="3589"/>
-      </w:pPr>
-      <w:rPr/>
-      <w:start w:val="1"/>
-      <w:suff w:val="tab"/>
-    </w:lvl>
-    <w:lvl w:ilvl="5">
-      <w:isLgl w:val="false"/>
-      <w:lvlJc w:val="right"/>
-      <w:lvlText w:val="%6."/>
-      <w:numFmt w:val="decimal"/>
-      <w:pPr>
-        <w:pBdr/>
-        <w:spacing/>
-        <w:ind w:hanging="180" w:left="4309"/>
-      </w:pPr>
-      <w:rPr/>
-      <w:start w:val="1"/>
-      <w:suff w:val="tab"/>
-    </w:lvl>
-    <w:lvl w:ilvl="6">
-      <w:isLgl w:val="false"/>
-      <w:lvlJc w:val="right"/>
-      <w:lvlText w:val="%7."/>
-      <w:numFmt w:val="decimal"/>
-      <w:pPr>
-        <w:pBdr/>
-        <w:spacing/>
-        <w:ind w:hanging="360" w:left="5029"/>
-      </w:pPr>
-      <w:rPr/>
-      <w:start w:val="1"/>
-      <w:suff w:val="tab"/>
-    </w:lvl>
-    <w:lvl w:ilvl="7">
-      <w:isLgl w:val="false"/>
-      <w:lvlJc w:val="right"/>
-      <w:lvlText w:val="%8."/>
-      <w:numFmt w:val="decimal"/>
-      <w:pPr>
-        <w:pBdr/>
-        <w:spacing/>
-        <w:ind w:hanging="360" w:left="5749"/>
-      </w:pPr>
-      <w:rPr/>
-      <w:start w:val="1"/>
-      <w:suff w:val="tab"/>
-    </w:lvl>
-    <w:lvl w:ilvl="8">
-      <w:isLgl w:val="false"/>
-      <w:lvlJc w:val="right"/>
-      <w:lvlText w:val="%9."/>
-      <w:numFmt w:val="decimal"/>
-      <w:pPr>
-        <w:pBdr/>
-        <w:spacing/>
-        <w:ind w:hanging="180" w:left="6469"/>
-      </w:pPr>
-      <w:rPr/>
-      <w:start w:val="1"/>
-      <w:suff w:val="tab"/>
-    </w:lvl>
-  </w:abstractNum>
-  <w:abstractNum w:abstractNumId="6">
-    <w:lvl w:ilvl="0">
-      <w:isLgl w:val="false"/>
-      <w:lvlJc w:val="left"/>
-      <w:lvlText w:val="·"/>
-      <w:numFmt w:val="bullet"/>
-      <w:pPr>
-        <w:pBdr/>
-        <w:spacing/>
-        <w:ind w:hanging="360" w:left="709"/>
-      </w:pPr>
-      <w:rPr>
-        <w:rFonts w:hint="default" w:ascii="Symbol" w:hAnsi="Symbol" w:eastAsia="Symbol" w:cs="Symbol"/>
-        <w:color w:val="000000"/>
-        <w:sz w:val="24"/>
-      </w:rPr>
-      <w:start w:val="1"/>
-      <w:suff w:val="tab"/>
-    </w:lvl>
-    <w:lvl w:ilvl="1">
-      <w:isLgl w:val="false"/>
-      <w:lvlJc w:val="left"/>
-      <w:lvlText w:val="·"/>
-      <w:numFmt w:val="bullet"/>
-      <w:pPr>
-        <w:pBdr/>
-        <w:spacing/>
-        <w:ind w:hanging="360" w:left="1429"/>
-      </w:pPr>
-      <w:rPr>
-        <w:rFonts w:hint="default" w:ascii="Symbol" w:hAnsi="Symbol" w:eastAsia="Symbol" w:cs="Symbol"/>
-        <w:color w:val="000000"/>
-        <w:sz w:val="24"/>
-      </w:rPr>
-      <w:start w:val="1"/>
-      <w:suff w:val="tab"/>
-    </w:lvl>
-    <w:lvl w:ilvl="2">
-      <w:isLgl w:val="false"/>
-      <w:lvlJc w:val="left"/>
-      <w:lvlText w:val="·"/>
-      <w:numFmt w:val="bullet"/>
-      <w:pPr>
-        <w:pBdr/>
-        <w:spacing/>
-        <w:ind w:hanging="360" w:left="2149"/>
-      </w:pPr>
-      <w:rPr>
-        <w:rFonts w:hint="default" w:ascii="Symbol" w:hAnsi="Symbol" w:eastAsia="Symbol" w:cs="Symbol"/>
-        <w:color w:val="000000"/>
-        <w:sz w:val="24"/>
-      </w:rPr>
-      <w:start w:val="1"/>
-      <w:suff w:val="tab"/>
-    </w:lvl>
-    <w:lvl w:ilvl="3">
-      <w:isLgl w:val="false"/>
-      <w:lvlJc w:val="left"/>
-      <w:lvlText w:val="·"/>
-      <w:numFmt w:val="bullet"/>
-      <w:pPr>
-        <w:pBdr/>
-        <w:spacing/>
-        <w:ind w:hanging="360" w:left="2869"/>
-      </w:pPr>
-      <w:rPr>
-        <w:rFonts w:hint="default" w:ascii="Symbol" w:hAnsi="Symbol" w:eastAsia="Symbol" w:cs="Symbol"/>
-        <w:color w:val="000000"/>
-        <w:sz w:val="24"/>
-      </w:rPr>
-      <w:start w:val="1"/>
-      <w:suff w:val="tab"/>
-    </w:lvl>
-    <w:lvl w:ilvl="4">
-      <w:isLgl w:val="false"/>
-      <w:lvlJc w:val="left"/>
-      <w:lvlText w:val="·"/>
-      <w:numFmt w:val="bullet"/>
-      <w:pPr>
-        <w:pBdr/>
-        <w:spacing/>
-        <w:ind w:hanging="360" w:left="3589"/>
-      </w:pPr>
-      <w:rPr>
-        <w:rFonts w:hint="default" w:ascii="Symbol" w:hAnsi="Symbol" w:eastAsia="Symbol" w:cs="Symbol"/>
-        <w:color w:val="000000"/>
-        <w:sz w:val="24"/>
-      </w:rPr>
-      <w:start w:val="1"/>
-      <w:suff w:val="tab"/>
-    </w:lvl>
-    <w:lvl w:ilvl="5">
-      <w:isLgl w:val="false"/>
-      <w:lvlJc w:val="left"/>
-      <w:lvlText w:val="·"/>
-      <w:numFmt w:val="bullet"/>
-      <w:pPr>
-        <w:pBdr/>
-        <w:spacing/>
-        <w:ind w:hanging="360" w:left="4309"/>
-      </w:pPr>
-      <w:rPr>
-        <w:rFonts w:hint="default" w:ascii="Symbol" w:hAnsi="Symbol" w:eastAsia="Symbol" w:cs="Symbol"/>
-        <w:color w:val="000000"/>
-        <w:sz w:val="24"/>
-      </w:rPr>
-      <w:start w:val="1"/>
-      <w:suff w:val="tab"/>
-    </w:lvl>
-    <w:lvl w:ilvl="6">
-      <w:isLgl w:val="false"/>
-      <w:lvlJc w:val="left"/>
-      <w:lvlText w:val="·"/>
-      <w:numFmt w:val="bullet"/>
-      <w:pPr>
-        <w:pBdr/>
-        <w:spacing/>
-        <w:ind w:hanging="360" w:left="5029"/>
-      </w:pPr>
-      <w:rPr>
-        <w:rFonts w:hint="default" w:ascii="Symbol" w:hAnsi="Symbol" w:eastAsia="Symbol" w:cs="Symbol"/>
-        <w:color w:val="000000"/>
-        <w:sz w:val="24"/>
-      </w:rPr>
-      <w:start w:val="1"/>
-      <w:suff w:val="tab"/>
-    </w:lvl>
-    <w:lvl w:ilvl="7">
-      <w:isLgl w:val="false"/>
-      <w:lvlJc w:val="left"/>
-      <w:lvlText w:val="·"/>
-      <w:numFmt w:val="bullet"/>
-      <w:pPr>
-        <w:pBdr/>
-        <w:spacing/>
-        <w:ind w:hanging="360" w:left="5749"/>
-      </w:pPr>
-      <w:rPr>
-        <w:rFonts w:hint="default" w:ascii="Symbol" w:hAnsi="Symbol" w:eastAsia="Symbol" w:cs="Symbol"/>
-        <w:color w:val="000000"/>
-        <w:sz w:val="24"/>
-      </w:rPr>
-      <w:start w:val="1"/>
-      <w:suff w:val="tab"/>
-    </w:lvl>
-    <w:lvl w:ilvl="8">
-      <w:isLgl w:val="false"/>
-      <w:lvlJc w:val="left"/>
-      <w:lvlText w:val="·"/>
-      <w:numFmt w:val="bullet"/>
-      <w:pPr>
-        <w:pBdr/>
-        <w:spacing/>
-        <w:ind w:hanging="360" w:left="6469"/>
-      </w:pPr>
-      <w:rPr>
-        <w:rFonts w:hint="default" w:ascii="Symbol" w:hAnsi="Symbol" w:eastAsia="Symbol" w:cs="Symbol"/>
-        <w:color w:val="000000"/>
-        <w:sz w:val="24"/>
-      </w:rPr>
-      <w:start w:val="1"/>
-      <w:suff w:val="tab"/>
-    </w:lvl>
-  </w:abstractNum>
-  <w:num w:numId="1">
-    <w:abstractNumId w:val="0"/>
-  </w:num>
-  <w:num w:numId="2">
-    <w:abstractNumId w:val="1"/>
-  </w:num>
-  <w:num w:numId="3">
-    <w:abstractNumId w:val="2"/>
-  </w:num>
-  <w:num w:numId="4">
-    <w:abstractNumId w:val="3"/>
-  </w:num>
-  <w:num w:numId="5">
-    <w:abstractNumId w:val="4"/>
-  </w:num>
-  <w:num w:numId="6">
-    <w:abstractNumId w:val="5"/>
-  </w:num>
-  <w:num w:numId="7">
-    <w:abstractNumId w:val="6"/>
-  </w:num>
-</w:numbering>
 </file>
 
 <file path=word/styles.xml><?xml version="1.0" encoding="utf-8"?>
@@ -3823,9 +2840,9 @@
     <w:lsdException w:name="Bibliography" w:uiPriority="37"/>
     <w:lsdException w:name="TOC Heading" w:uiPriority="39" w:qFormat="1"/>
   </w:latentStyles>
-  <w:style w:type="table" w:styleId="11">
+  <w:style w:type="table" w:styleId="12">
     <w:name w:val="Table Grid"/>
-    <w:basedOn w:val="661"/>
+    <w:basedOn w:val="665"/>
     <w:uiPriority w:val="59"/>
     <w:pPr>
       <w:pBdr/>
@@ -3834,6 +2851,12 @@
     </w:pPr>
     <w:tblPr>
       <w:tblInd w:w="0" w:type="dxa"/>
+      <w:tblCellMar>
+        <w:left w:w="108" w:type="dxa"/>
+        <w:top w:w="0" w:type="dxa"/>
+        <w:right w:w="108" w:type="dxa"/>
+        <w:bottom w:w="0" w:type="dxa"/>
+      </w:tblCellMar>
       <w:tblBorders>
         <w:top w:val="single" w:color="000000" w:sz="4" w:space="0"/>
         <w:left w:val="single" w:color="000000" w:sz="4" w:space="0"/>
@@ -3842,12 +2865,6 @@
         <w:insideH w:val="single" w:color="000000" w:sz="4" w:space="0"/>
         <w:insideV w:val="single" w:color="000000" w:sz="4" w:space="0"/>
       </w:tblBorders>
-      <w:tblCellMar>
-        <w:left w:w="108" w:type="dxa"/>
-        <w:top w:w="0" w:type="dxa"/>
-        <w:right w:w="108" w:type="dxa"/>
-        <w:bottom w:w="0" w:type="dxa"/>
-      </w:tblCellMar>
     </w:tblPr>
     <w:tcPr>
       <w:tcBorders/>
@@ -4022,9 +3039,9 @@
       </w:tcPr>
     </w:tblStylePr>
   </w:style>
-  <w:style w:type="table" w:styleId="12">
+  <w:style w:type="table" w:styleId="13">
     <w:name w:val="Table Grid Light"/>
-    <w:basedOn w:val="661"/>
+    <w:basedOn w:val="665"/>
     <w:uiPriority w:val="59"/>
     <w:pPr>
       <w:pBdr/>
@@ -4033,6 +3050,12 @@
     </w:pPr>
     <w:tblPr>
       <w:tblInd w:w="0" w:type="dxa"/>
+      <w:tblCellMar>
+        <w:left w:w="108" w:type="dxa"/>
+        <w:top w:w="0" w:type="dxa"/>
+        <w:right w:w="108" w:type="dxa"/>
+        <w:bottom w:w="0" w:type="dxa"/>
+      </w:tblCellMar>
       <w:tblBorders>
         <w:top w:val="single" w:color="000000" w:themeColor="text1" w:themeTint="50" w:sz="4" w:space="0"/>
         <w:left w:val="single" w:color="000000" w:themeColor="text1" w:themeTint="50" w:sz="4" w:space="0"/>
@@ -4041,12 +3064,6 @@
         <w:insideH w:val="single" w:color="000000" w:themeColor="text1" w:themeTint="50" w:sz="4" w:space="0"/>
         <w:insideV w:val="single" w:color="000000" w:themeColor="text1" w:themeTint="50" w:sz="4" w:space="0"/>
       </w:tblBorders>
-      <w:tblCellMar>
-        <w:left w:w="108" w:type="dxa"/>
-        <w:top w:w="0" w:type="dxa"/>
-        <w:right w:w="108" w:type="dxa"/>
-        <w:bottom w:w="0" w:type="dxa"/>
-      </w:tblCellMar>
     </w:tblPr>
     <w:tcPr>
       <w:tcBorders/>
@@ -4221,9 +3238,9 @@
       </w:tcPr>
     </w:tblStylePr>
   </w:style>
-  <w:style w:type="table" w:styleId="13">
+  <w:style w:type="table" w:styleId="14">
     <w:name w:val="Plain Table 1"/>
-    <w:basedOn w:val="661"/>
+    <w:basedOn w:val="665"/>
     <w:uiPriority w:val="59"/>
     <w:pPr>
       <w:pBdr/>
@@ -4232,6 +3249,12 @@
     </w:pPr>
     <w:tblPr>
       <w:tblInd w:w="0" w:type="dxa"/>
+      <w:tblCellMar>
+        <w:left w:w="108" w:type="dxa"/>
+        <w:top w:w="0" w:type="dxa"/>
+        <w:right w:w="108" w:type="dxa"/>
+        <w:bottom w:w="0" w:type="dxa"/>
+      </w:tblCellMar>
       <w:tblBorders>
         <w:top w:val="single" w:color="000000" w:themeColor="text1" w:themeTint="50" w:sz="4" w:space="0"/>
         <w:left w:val="single" w:color="000000" w:themeColor="text1" w:themeTint="50" w:sz="4" w:space="0"/>
@@ -4240,12 +3263,6 @@
         <w:insideH w:val="single" w:color="000000" w:themeColor="text1" w:themeTint="50" w:sz="4" w:space="0"/>
         <w:insideV w:val="single" w:color="000000" w:themeColor="text1" w:themeTint="50" w:sz="4" w:space="0"/>
       </w:tblBorders>
-      <w:tblCellMar>
-        <w:left w:w="108" w:type="dxa"/>
-        <w:top w:w="0" w:type="dxa"/>
-        <w:right w:w="108" w:type="dxa"/>
-        <w:bottom w:w="0" w:type="dxa"/>
-      </w:tblCellMar>
     </w:tblPr>
     <w:tcPr>
       <w:tcBorders/>
@@ -4446,9 +3463,9 @@
       </w:tcPr>
     </w:tblStylePr>
   </w:style>
-  <w:style w:type="table" w:styleId="14">
+  <w:style w:type="table" w:styleId="15">
     <w:name w:val="Plain Table 2"/>
-    <w:basedOn w:val="661"/>
+    <w:basedOn w:val="665"/>
     <w:uiPriority w:val="59"/>
     <w:pPr>
       <w:pBdr/>
@@ -4457,18 +3474,18 @@
     </w:pPr>
     <w:tblPr>
       <w:tblInd w:w="0" w:type="dxa"/>
+      <w:tblCellMar>
+        <w:left w:w="108" w:type="dxa"/>
+        <w:top w:w="0" w:type="dxa"/>
+        <w:right w:w="108" w:type="dxa"/>
+        <w:bottom w:w="0" w:type="dxa"/>
+      </w:tblCellMar>
       <w:tblBorders>
         <w:top w:val="single" w:color="000000" w:themeColor="text1" w:sz="4" w:space="0"/>
         <w:left w:val="none" w:color="000000" w:themeColor="text1" w:sz="4" w:space="0"/>
         <w:bottom w:val="single" w:color="000000" w:themeColor="text1" w:sz="4" w:space="0"/>
         <w:right w:val="none" w:color="000000" w:themeColor="text1" w:sz="4" w:space="0"/>
       </w:tblBorders>
-      <w:tblCellMar>
-        <w:left w:w="108" w:type="dxa"/>
-        <w:top w:w="0" w:type="dxa"/>
-        <w:right w:w="108" w:type="dxa"/>
-        <w:bottom w:w="0" w:type="dxa"/>
-      </w:tblCellMar>
     </w:tblPr>
     <w:tcPr>
       <w:tcBorders/>
@@ -4679,9 +3696,9 @@
       </w:tcPr>
     </w:tblStylePr>
   </w:style>
-  <w:style w:type="table" w:styleId="15">
+  <w:style w:type="table" w:styleId="16">
     <w:name w:val="Plain Table 3"/>
-    <w:basedOn w:val="661"/>
+    <w:basedOn w:val="665"/>
     <w:uiPriority w:val="99"/>
     <w:pPr>
       <w:pBdr/>
@@ -4909,9 +3926,9 @@
       </w:tcPr>
     </w:tblStylePr>
   </w:style>
-  <w:style w:type="table" w:styleId="16">
+  <w:style w:type="table" w:styleId="17">
     <w:name w:val="Plain Table 4"/>
-    <w:basedOn w:val="661"/>
+    <w:basedOn w:val="665"/>
     <w:uiPriority w:val="99"/>
     <w:pPr>
       <w:pBdr/>
@@ -5125,9 +4142,9 @@
       </w:tcPr>
     </w:tblStylePr>
   </w:style>
-  <w:style w:type="table" w:styleId="17">
+  <w:style w:type="table" w:styleId="18">
     <w:name w:val="Plain Table 5"/>
-    <w:basedOn w:val="661"/>
+    <w:basedOn w:val="665"/>
     <w:uiPriority w:val="99"/>
     <w:pPr>
       <w:pBdr/>
@@ -5358,9 +4375,9 @@
       </w:tcPr>
     </w:tblStylePr>
   </w:style>
-  <w:style w:type="table" w:styleId="18">
+  <w:style w:type="table" w:styleId="19">
     <w:name w:val="Grid Table 1 Light"/>
-    <w:basedOn w:val="661"/>
+    <w:basedOn w:val="665"/>
     <w:uiPriority w:val="99"/>
     <w:pPr>
       <w:pBdr/>
@@ -5581,9 +4598,9 @@
       </w:tcPr>
     </w:tblStylePr>
   </w:style>
-  <w:style w:type="table" w:styleId="19">
+  <w:style w:type="table" w:styleId="20">
     <w:name w:val="Grid Table 1 Light - Accent 1"/>
-    <w:basedOn w:val="661"/>
+    <w:basedOn w:val="665"/>
     <w:uiPriority w:val="99"/>
     <w:pPr>
       <w:pBdr/>
@@ -5804,9 +4821,9 @@
       </w:tcPr>
     </w:tblStylePr>
   </w:style>
-  <w:style w:type="table" w:styleId="20">
+  <w:style w:type="table" w:styleId="21">
     <w:name w:val="Grid Table 1 Light - Accent 2"/>
-    <w:basedOn w:val="661"/>
+    <w:basedOn w:val="665"/>
     <w:uiPriority w:val="99"/>
     <w:pPr>
       <w:pBdr/>
@@ -6027,9 +5044,9 @@
       </w:tcPr>
     </w:tblStylePr>
   </w:style>
-  <w:style w:type="table" w:styleId="21">
+  <w:style w:type="table" w:styleId="22">
     <w:name w:val="Grid Table 1 Light - Accent 3"/>
-    <w:basedOn w:val="661"/>
+    <w:basedOn w:val="665"/>
     <w:uiPriority w:val="99"/>
     <w:pPr>
       <w:pBdr/>
@@ -6250,9 +5267,9 @@
       </w:tcPr>
     </w:tblStylePr>
   </w:style>
-  <w:style w:type="table" w:styleId="22">
+  <w:style w:type="table" w:styleId="23">
     <w:name w:val="Grid Table 1 Light - Accent 4"/>
-    <w:basedOn w:val="661"/>
+    <w:basedOn w:val="665"/>
     <w:uiPriority w:val="99"/>
     <w:pPr>
       <w:pBdr/>
@@ -6473,9 +5490,9 @@
       </w:tcPr>
     </w:tblStylePr>
   </w:style>
-  <w:style w:type="table" w:styleId="23">
+  <w:style w:type="table" w:styleId="24">
     <w:name w:val="Grid Table 1 Light - Accent 5"/>
-    <w:basedOn w:val="661"/>
+    <w:basedOn w:val="665"/>
     <w:uiPriority w:val="99"/>
     <w:pPr>
       <w:pBdr/>
@@ -6696,9 +5713,9 @@
       </w:tcPr>
     </w:tblStylePr>
   </w:style>
-  <w:style w:type="table" w:styleId="24">
+  <w:style w:type="table" w:styleId="25">
     <w:name w:val="Grid Table 1 Light - Accent 6"/>
-    <w:basedOn w:val="661"/>
+    <w:basedOn w:val="665"/>
     <w:uiPriority w:val="99"/>
     <w:pPr>
       <w:pBdr/>
@@ -6919,9 +5936,9 @@
       </w:tcPr>
     </w:tblStylePr>
   </w:style>
-  <w:style w:type="table" w:styleId="25">
+  <w:style w:type="table" w:styleId="26">
     <w:name w:val="Grid Table 2"/>
-    <w:basedOn w:val="661"/>
+    <w:basedOn w:val="665"/>
     <w:uiPriority w:val="99"/>
     <w:pPr>
       <w:pBdr/>
@@ -7151,9 +6168,9 @@
       </w:tcPr>
     </w:tblStylePr>
   </w:style>
-  <w:style w:type="table" w:styleId="26">
+  <w:style w:type="table" w:styleId="27">
     <w:name w:val="Grid Table 2 - Accent 1"/>
-    <w:basedOn w:val="661"/>
+    <w:basedOn w:val="665"/>
     <w:uiPriority w:val="99"/>
     <w:pPr>
       <w:pBdr/>
@@ -7383,9 +6400,9 @@
       </w:tcPr>
     </w:tblStylePr>
   </w:style>
-  <w:style w:type="table" w:styleId="27">
+  <w:style w:type="table" w:styleId="28">
     <w:name w:val="Grid Table 2 - Accent 2"/>
-    <w:basedOn w:val="661"/>
+    <w:basedOn w:val="665"/>
     <w:uiPriority w:val="99"/>
     <w:pPr>
       <w:pBdr/>
@@ -7615,9 +6632,9 @@
       </w:tcPr>
     </w:tblStylePr>
   </w:style>
-  <w:style w:type="table" w:styleId="28">
+  <w:style w:type="table" w:styleId="29">
     <w:name w:val="Grid Table 2 - Accent 3"/>
-    <w:basedOn w:val="661"/>
+    <w:basedOn w:val="665"/>
     <w:uiPriority w:val="99"/>
     <w:pPr>
       <w:pBdr/>
@@ -7847,9 +6864,9 @@
       </w:tcPr>
     </w:tblStylePr>
   </w:style>
-  <w:style w:type="table" w:styleId="29">
+  <w:style w:type="table" w:styleId="30">
     <w:name w:val="Grid Table 2 - Accent 4"/>
-    <w:basedOn w:val="661"/>
+    <w:basedOn w:val="665"/>
     <w:uiPriority w:val="99"/>
     <w:pPr>
       <w:pBdr/>
@@ -8079,9 +7096,9 @@
       </w:tcPr>
     </w:tblStylePr>
   </w:style>
-  <w:style w:type="table" w:styleId="30">
+  <w:style w:type="table" w:styleId="31">
     <w:name w:val="Grid Table 2 - Accent 5"/>
-    <w:basedOn w:val="661"/>
+    <w:basedOn w:val="665"/>
     <w:uiPriority w:val="99"/>
     <w:pPr>
       <w:pBdr/>
@@ -8311,9 +7328,9 @@
       </w:tcPr>
     </w:tblStylePr>
   </w:style>
-  <w:style w:type="table" w:styleId="31">
+  <w:style w:type="table" w:styleId="32">
     <w:name w:val="Grid Table 2 - Accent 6"/>
-    <w:basedOn w:val="661"/>
+    <w:basedOn w:val="665"/>
     <w:uiPriority w:val="99"/>
     <w:pPr>
       <w:pBdr/>
@@ -8543,9 +7560,9 @@
       </w:tcPr>
     </w:tblStylePr>
   </w:style>
-  <w:style w:type="table" w:styleId="32">
+  <w:style w:type="table" w:styleId="33">
     <w:name w:val="Grid Table 3"/>
-    <w:basedOn w:val="661"/>
+    <w:basedOn w:val="665"/>
     <w:uiPriority w:val="99"/>
     <w:pPr>
       <w:pBdr/>
@@ -8788,9 +7805,9 @@
       </w:tcPr>
     </w:tblStylePr>
   </w:style>
-  <w:style w:type="table" w:styleId="33">
+  <w:style w:type="table" w:styleId="34">
     <w:name w:val="Grid Table 3 - Accent 1"/>
-    <w:basedOn w:val="661"/>
+    <w:basedOn w:val="665"/>
     <w:uiPriority w:val="99"/>
     <w:pPr>
       <w:pBdr/>
@@ -9033,9 +8050,9 @@
       </w:tcPr>
     </w:tblStylePr>
   </w:style>
-  <w:style w:type="table" w:styleId="34">
+  <w:style w:type="table" w:styleId="35">
     <w:name w:val="Grid Table 3 - Accent 2"/>
-    <w:basedOn w:val="661"/>
+    <w:basedOn w:val="665"/>
     <w:uiPriority w:val="99"/>
     <w:pPr>
       <w:pBdr/>
@@ -9278,9 +8295,9 @@
       </w:tcPr>
     </w:tblStylePr>
   </w:style>
-  <w:style w:type="table" w:styleId="35">
+  <w:style w:type="table" w:styleId="36">
     <w:name w:val="Grid Table 3 - Accent 3"/>
-    <w:basedOn w:val="661"/>
+    <w:basedOn w:val="665"/>
     <w:uiPriority w:val="99"/>
     <w:pPr>
       <w:pBdr/>
@@ -9523,9 +8540,9 @@
       </w:tcPr>
     </w:tblStylePr>
   </w:style>
-  <w:style w:type="table" w:styleId="36">
+  <w:style w:type="table" w:styleId="37">
     <w:name w:val="Grid Table 3 - Accent 4"/>
-    <w:basedOn w:val="661"/>
+    <w:basedOn w:val="665"/>
     <w:uiPriority w:val="99"/>
     <w:pPr>
       <w:pBdr/>
@@ -9768,9 +8785,9 @@
       </w:tcPr>
     </w:tblStylePr>
   </w:style>
-  <w:style w:type="table" w:styleId="37">
+  <w:style w:type="table" w:styleId="38">
     <w:name w:val="Grid Table 3 - Accent 5"/>
-    <w:basedOn w:val="661"/>
+    <w:basedOn w:val="665"/>
     <w:uiPriority w:val="99"/>
     <w:pPr>
       <w:pBdr/>
@@ -10013,9 +9030,9 @@
       </w:tcPr>
     </w:tblStylePr>
   </w:style>
-  <w:style w:type="table" w:styleId="38">
+  <w:style w:type="table" w:styleId="39">
     <w:name w:val="Grid Table 3 - Accent 6"/>
-    <w:basedOn w:val="661"/>
+    <w:basedOn w:val="665"/>
     <w:uiPriority w:val="99"/>
     <w:pPr>
       <w:pBdr/>
@@ -10258,9 +9275,9 @@
       </w:tcPr>
     </w:tblStylePr>
   </w:style>
-  <w:style w:type="table" w:styleId="39">
+  <w:style w:type="table" w:styleId="40">
     <w:name w:val="Grid Table 4"/>
-    <w:basedOn w:val="661"/>
+    <w:basedOn w:val="665"/>
     <w:uiPriority w:val="59"/>
     <w:pPr>
       <w:pBdr/>
@@ -10491,9 +9508,9 @@
       </w:tcPr>
     </w:tblStylePr>
   </w:style>
-  <w:style w:type="table" w:styleId="40">
+  <w:style w:type="table" w:styleId="41">
     <w:name w:val="Grid Table 4 - Accent 1"/>
-    <w:basedOn w:val="661"/>
+    <w:basedOn w:val="665"/>
     <w:uiPriority w:val="59"/>
     <w:pPr>
       <w:pBdr/>
@@ -10724,9 +9741,9 @@
       </w:tcPr>
     </w:tblStylePr>
   </w:style>
-  <w:style w:type="table" w:styleId="41">
+  <w:style w:type="table" w:styleId="42">
     <w:name w:val="Grid Table 4 - Accent 2"/>
-    <w:basedOn w:val="661"/>
+    <w:basedOn w:val="665"/>
     <w:uiPriority w:val="59"/>
     <w:pPr>
       <w:pBdr/>
@@ -10957,9 +9974,9 @@
       </w:tcPr>
     </w:tblStylePr>
   </w:style>
-  <w:style w:type="table" w:styleId="42">
+  <w:style w:type="table" w:styleId="43">
     <w:name w:val="Grid Table 4 - Accent 3"/>
-    <w:basedOn w:val="661"/>
+    <w:basedOn w:val="665"/>
     <w:uiPriority w:val="59"/>
     <w:pPr>
       <w:pBdr/>
@@ -11190,9 +10207,9 @@
       </w:tcPr>
     </w:tblStylePr>
   </w:style>
-  <w:style w:type="table" w:styleId="43">
+  <w:style w:type="table" w:styleId="44">
     <w:name w:val="Grid Table 4 - Accent 4"/>
-    <w:basedOn w:val="661"/>
+    <w:basedOn w:val="665"/>
     <w:uiPriority w:val="59"/>
     <w:pPr>
       <w:pBdr/>
@@ -11423,9 +10440,9 @@
       </w:tcPr>
     </w:tblStylePr>
   </w:style>
-  <w:style w:type="table" w:styleId="44">
+  <w:style w:type="table" w:styleId="45">
     <w:name w:val="Grid Table 4 - Accent 5"/>
-    <w:basedOn w:val="661"/>
+    <w:basedOn w:val="665"/>
     <w:uiPriority w:val="59"/>
     <w:pPr>
       <w:pBdr/>
@@ -11656,9 +10673,9 @@
       </w:tcPr>
     </w:tblStylePr>
   </w:style>
-  <w:style w:type="table" w:styleId="45">
+  <w:style w:type="table" w:styleId="46">
     <w:name w:val="Grid Table 4 - Accent 6"/>
-    <w:basedOn w:val="661"/>
+    <w:basedOn w:val="665"/>
     <w:uiPriority w:val="59"/>
     <w:pPr>
       <w:pBdr/>
@@ -11889,9 +10906,9 @@
       </w:tcPr>
     </w:tblStylePr>
   </w:style>
-  <w:style w:type="table" w:styleId="46">
+  <w:style w:type="table" w:styleId="47">
     <w:name w:val="Grid Table 5 Dark"/>
-    <w:basedOn w:val="661"/>
+    <w:basedOn w:val="665"/>
     <w:uiPriority w:val="99"/>
     <w:pPr>
       <w:pBdr/>
@@ -12117,9 +11134,9 @@
       </w:tcPr>
     </w:tblStylePr>
   </w:style>
-  <w:style w:type="table" w:styleId="47">
+  <w:style w:type="table" w:styleId="48">
     <w:name w:val="Grid Table 5 Dark- Accent 1"/>
-    <w:basedOn w:val="661"/>
+    <w:basedOn w:val="665"/>
     <w:uiPriority w:val="99"/>
     <w:pPr>
       <w:pBdr/>
@@ -12345,9 +11362,9 @@
       </w:tcPr>
     </w:tblStylePr>
   </w:style>
-  <w:style w:type="table" w:styleId="48">
+  <w:style w:type="table" w:styleId="49">
     <w:name w:val="Grid Table 5 Dark - Accent 2"/>
-    <w:basedOn w:val="661"/>
+    <w:basedOn w:val="665"/>
     <w:uiPriority w:val="99"/>
     <w:pPr>
       <w:pBdr/>
@@ -12573,9 +11590,9 @@
       </w:tcPr>
     </w:tblStylePr>
   </w:style>
-  <w:style w:type="table" w:styleId="49">
+  <w:style w:type="table" w:styleId="50">
     <w:name w:val="Grid Table 5 Dark - Accent 3"/>
-    <w:basedOn w:val="661"/>
+    <w:basedOn w:val="665"/>
     <w:uiPriority w:val="99"/>
     <w:pPr>
       <w:pBdr/>
@@ -12801,9 +11818,9 @@
       </w:tcPr>
     </w:tblStylePr>
   </w:style>
-  <w:style w:type="table" w:styleId="50">
+  <w:style w:type="table" w:styleId="51">
     <w:name w:val="Grid Table 5 Dark- Accent 4"/>
-    <w:basedOn w:val="661"/>
+    <w:basedOn w:val="665"/>
     <w:uiPriority w:val="99"/>
     <w:pPr>
       <w:pBdr/>
@@ -13029,9 +12046,9 @@
       </w:tcPr>
     </w:tblStylePr>
   </w:style>
-  <w:style w:type="table" w:styleId="51">
+  <w:style w:type="table" w:styleId="52">
     <w:name w:val="Grid Table 5 Dark - Accent 5"/>
-    <w:basedOn w:val="661"/>
+    <w:basedOn w:val="665"/>
     <w:uiPriority w:val="99"/>
     <w:pPr>
       <w:pBdr/>
@@ -13257,9 +12274,9 @@
       </w:tcPr>
     </w:tblStylePr>
   </w:style>
-  <w:style w:type="table" w:styleId="52">
+  <w:style w:type="table" w:styleId="53">
     <w:name w:val="Grid Table 5 Dark - Accent 6"/>
-    <w:basedOn w:val="661"/>
+    <w:basedOn w:val="665"/>
     <w:uiPriority w:val="99"/>
     <w:pPr>
       <w:pBdr/>
@@ -13485,9 +12502,9 @@
       </w:tcPr>
     </w:tblStylePr>
   </w:style>
-  <w:style w:type="table" w:styleId="53">
+  <w:style w:type="table" w:styleId="54">
     <w:name w:val="Grid Table 6 Colorful"/>
-    <w:basedOn w:val="661"/>
+    <w:basedOn w:val="665"/>
     <w:uiPriority w:val="99"/>
     <w:pPr>
       <w:pBdr/>
@@ -13715,9 +12732,9 @@
       </w:tcPr>
     </w:tblStylePr>
   </w:style>
-  <w:style w:type="table" w:styleId="54">
+  <w:style w:type="table" w:styleId="55">
     <w:name w:val="Grid Table 6 Colorful - Accent 1"/>
-    <w:basedOn w:val="661"/>
+    <w:basedOn w:val="665"/>
     <w:uiPriority w:val="99"/>
     <w:pPr>
       <w:pBdr/>
@@ -13945,9 +12962,9 @@
       </w:tcPr>
     </w:tblStylePr>
   </w:style>
-  <w:style w:type="table" w:styleId="55">
+  <w:style w:type="table" w:styleId="56">
     <w:name w:val="Grid Table 6 Colorful - Accent 2"/>
-    <w:basedOn w:val="661"/>
+    <w:basedOn w:val="665"/>
     <w:uiPriority w:val="99"/>
     <w:pPr>
       <w:pBdr/>
@@ -14037,7 +13054,7 @@
     <w:tblStylePr w:type="firstCol">
       <w:rPr>
         <w:b/>
-        <w:color w:val="ca5d12" w:themeColor="accent2" w:themeTint="97" w:themeShade="95"/>
+        <w:color w:val="cb5d12" w:themeColor="accent2" w:themeTint="97" w:themeShade="95"/>
       </w:rPr>
       <w:pPr>
         <w:pBdr/>
@@ -14054,7 +13071,7 @@
     <w:tblStylePr w:type="firstRow">
       <w:rPr>
         <w:b/>
-        <w:color w:val="ca5d12" w:themeColor="accent2" w:themeTint="97" w:themeShade="95"/>
+        <w:color w:val="cb5d12" w:themeColor="accent2" w:themeTint="97" w:themeShade="95"/>
       </w:rPr>
       <w:pPr>
         <w:pBdr/>
@@ -14073,7 +13090,7 @@
     <w:tblStylePr w:type="lastCol">
       <w:rPr>
         <w:b/>
-        <w:color w:val="ca5d12" w:themeColor="accent2" w:themeTint="97" w:themeShade="95"/>
+        <w:color w:val="cb5d12" w:themeColor="accent2" w:themeTint="97" w:themeShade="95"/>
       </w:rPr>
       <w:pPr>
         <w:pBdr/>
@@ -14090,7 +13107,7 @@
     <w:tblStylePr w:type="lastRow">
       <w:rPr>
         <w:b/>
-        <w:color w:val="ca5d12" w:themeColor="accent2" w:themeTint="97" w:themeShade="95"/>
+        <w:color w:val="cb5d12" w:themeColor="accent2" w:themeTint="97" w:themeShade="95"/>
       </w:rPr>
       <w:pPr>
         <w:pBdr/>
@@ -14175,9 +13192,9 @@
       </w:tcPr>
     </w:tblStylePr>
   </w:style>
-  <w:style w:type="table" w:styleId="56">
+  <w:style w:type="table" w:styleId="57">
     <w:name w:val="Grid Table 6 Colorful - Accent 3"/>
-    <w:basedOn w:val="661"/>
+    <w:basedOn w:val="665"/>
     <w:uiPriority w:val="99"/>
     <w:pPr>
       <w:pBdr/>
@@ -14267,7 +13284,7 @@
     <w:tblStylePr w:type="firstCol">
       <w:rPr>
         <w:b/>
-        <w:color w:val="606060" w:themeColor="accent3" w:themeTint="FE" w:themeShade="95"/>
+        <w:color w:val="616161" w:themeColor="accent3" w:themeTint="FE" w:themeShade="95"/>
       </w:rPr>
       <w:pPr>
         <w:pBdr/>
@@ -14284,7 +13301,7 @@
     <w:tblStylePr w:type="firstRow">
       <w:rPr>
         <w:b/>
-        <w:color w:val="606060" w:themeColor="accent3" w:themeTint="FE" w:themeShade="95"/>
+        <w:color w:val="616161" w:themeColor="accent3" w:themeTint="FE" w:themeShade="95"/>
       </w:rPr>
       <w:pPr>
         <w:pBdr/>
@@ -14303,7 +13320,7 @@
     <w:tblStylePr w:type="lastCol">
       <w:rPr>
         <w:b/>
-        <w:color w:val="606060" w:themeColor="accent3" w:themeTint="FE" w:themeShade="95"/>
+        <w:color w:val="616161" w:themeColor="accent3" w:themeTint="FE" w:themeShade="95"/>
       </w:rPr>
       <w:pPr>
         <w:pBdr/>
@@ -14320,7 +13337,7 @@
     <w:tblStylePr w:type="lastRow">
       <w:rPr>
         <w:b/>
-        <w:color w:val="606060" w:themeColor="accent3" w:themeTint="FE" w:themeShade="95"/>
+        <w:color w:val="616161" w:themeColor="accent3" w:themeTint="FE" w:themeShade="95"/>
       </w:rPr>
       <w:pPr>
         <w:pBdr/>
@@ -14405,9 +13422,9 @@
       </w:tcPr>
     </w:tblStylePr>
   </w:style>
-  <w:style w:type="table" w:styleId="57">
+  <w:style w:type="table" w:styleId="58">
     <w:name w:val="Grid Table 6 Colorful - Accent 4"/>
-    <w:basedOn w:val="661"/>
+    <w:basedOn w:val="665"/>
     <w:uiPriority w:val="99"/>
     <w:pPr>
       <w:pBdr/>
@@ -14635,9 +13652,9 @@
       </w:tcPr>
     </w:tblStylePr>
   </w:style>
-  <w:style w:type="table" w:styleId="58">
+  <w:style w:type="table" w:styleId="59">
     <w:name w:val="Grid Table 6 Colorful - Accent 5"/>
-    <w:basedOn w:val="661"/>
+    <w:basedOn w:val="665"/>
     <w:uiPriority w:val="99"/>
     <w:pPr>
       <w:pBdr/>
@@ -14865,9 +13882,9 @@
       </w:tcPr>
     </w:tblStylePr>
   </w:style>
-  <w:style w:type="table" w:styleId="59">
+  <w:style w:type="table" w:styleId="60">
     <w:name w:val="Grid Table 6 Colorful - Accent 6"/>
-    <w:basedOn w:val="661"/>
+    <w:basedOn w:val="665"/>
     <w:uiPriority w:val="99"/>
     <w:pPr>
       <w:pBdr/>
@@ -15095,9 +14112,9 @@
       </w:tcPr>
     </w:tblStylePr>
   </w:style>
-  <w:style w:type="table" w:styleId="60">
+  <w:style w:type="table" w:styleId="61">
     <w:name w:val="Grid Table 7 Colorful"/>
-    <w:basedOn w:val="661"/>
+    <w:basedOn w:val="665"/>
     <w:uiPriority w:val="99"/>
     <w:pPr>
       <w:pBdr/>
@@ -15349,9 +14366,9 @@
       </w:tcPr>
     </w:tblStylePr>
   </w:style>
-  <w:style w:type="table" w:styleId="61">
+  <w:style w:type="table" w:styleId="62">
     <w:name w:val="Grid Table 7 Colorful - Accent 1"/>
-    <w:basedOn w:val="661"/>
+    <w:basedOn w:val="665"/>
     <w:uiPriority w:val="99"/>
     <w:pPr>
       <w:pBdr/>
@@ -15603,9 +14620,9 @@
       </w:tcPr>
     </w:tblStylePr>
   </w:style>
-  <w:style w:type="table" w:styleId="62">
+  <w:style w:type="table" w:styleId="63">
     <w:name w:val="Grid Table 7 Colorful - Accent 2"/>
-    <w:basedOn w:val="661"/>
+    <w:basedOn w:val="665"/>
     <w:uiPriority w:val="99"/>
     <w:pPr>
       <w:pBdr/>
@@ -15629,7 +14646,7 @@
     <w:tblStylePr w:type="band1Horz">
       <w:rPr>
         <w:rFonts w:ascii="Arial" w:hAnsi="Arial"/>
-        <w:color w:val="ca5d12" w:themeColor="accent2" w:themeTint="97" w:themeShade="95"/>
+        <w:color w:val="cb5d12" w:themeColor="accent2" w:themeTint="97" w:themeShade="95"/>
         <w:sz w:val="22"/>
       </w:rPr>
       <w:pPr>
@@ -15662,7 +14679,7 @@
     <w:tblStylePr w:type="band2Horz">
       <w:rPr>
         <w:rFonts w:ascii="Arial" w:hAnsi="Arial"/>
-        <w:color w:val="ca5d12" w:themeColor="accent2" w:themeTint="97" w:themeShade="95"/>
+        <w:color w:val="cb5d12" w:themeColor="accent2" w:themeTint="97" w:themeShade="95"/>
         <w:sz w:val="22"/>
       </w:rPr>
       <w:pPr>
@@ -15694,7 +14711,7 @@
       <w:rPr>
         <w:rFonts w:ascii="Arial" w:hAnsi="Arial"/>
         <w:i/>
-        <w:color w:val="ca5d12" w:themeColor="accent2" w:themeTint="97" w:themeShade="95"/>
+        <w:color w:val="cb5d12" w:themeColor="accent2" w:themeTint="97" w:themeShade="95"/>
         <w:sz w:val="22"/>
       </w:rPr>
       <w:pPr>
@@ -15720,7 +14737,7 @@
       <w:rPr>
         <w:rFonts w:ascii="Arial" w:hAnsi="Arial"/>
         <w:b/>
-        <w:color w:val="ca5d12" w:themeColor="accent2" w:themeTint="97" w:themeShade="95"/>
+        <w:color w:val="cb5d12" w:themeColor="accent2" w:themeTint="97" w:themeShade="95"/>
         <w:sz w:val="22"/>
       </w:rPr>
       <w:pPr>
@@ -15745,7 +14762,7 @@
       <w:rPr>
         <w:rFonts w:ascii="Arial" w:hAnsi="Arial"/>
         <w:i/>
-        <w:color w:val="ca5d12" w:themeColor="accent2" w:themeTint="97" w:themeShade="95"/>
+        <w:color w:val="cb5d12" w:themeColor="accent2" w:themeTint="97" w:themeShade="95"/>
         <w:sz w:val="22"/>
       </w:rPr>
       <w:pPr>
@@ -15770,7 +14787,7 @@
       <w:rPr>
         <w:rFonts w:ascii="Arial" w:hAnsi="Arial"/>
         <w:b/>
-        <w:color w:val="ca5d12" w:themeColor="accent2" w:themeTint="97" w:themeShade="95"/>
+        <w:color w:val="cb5d12" w:themeColor="accent2" w:themeTint="97" w:themeShade="95"/>
         <w:sz w:val="22"/>
       </w:rPr>
       <w:pPr>
@@ -15857,9 +14874,9 @@
       </w:tcPr>
     </w:tblStylePr>
   </w:style>
-  <w:style w:type="table" w:styleId="63">
+  <w:style w:type="table" w:styleId="64">
     <w:name w:val="Grid Table 7 Colorful - Accent 3"/>
-    <w:basedOn w:val="661"/>
+    <w:basedOn w:val="665"/>
     <w:uiPriority w:val="99"/>
     <w:pPr>
       <w:pBdr/>
@@ -15883,7 +14900,7 @@
     <w:tblStylePr w:type="band1Horz">
       <w:rPr>
         <w:rFonts w:ascii="Arial" w:hAnsi="Arial"/>
-        <w:color w:val="606060" w:themeColor="accent3" w:themeTint="FE" w:themeShade="95"/>
+        <w:color w:val="616161" w:themeColor="accent3" w:themeTint="FE" w:themeShade="95"/>
         <w:sz w:val="22"/>
       </w:rPr>
       <w:pPr>
@@ -15916,7 +14933,7 @@
     <w:tblStylePr w:type="band2Horz">
       <w:rPr>
         <w:rFonts w:ascii="Arial" w:hAnsi="Arial"/>
-        <w:color w:val="606060" w:themeColor="accent3" w:themeTint="FE" w:themeShade="95"/>
+        <w:color w:val="616161" w:themeColor="accent3" w:themeTint="FE" w:themeShade="95"/>
         <w:sz w:val="22"/>
       </w:rPr>
       <w:pPr>
@@ -15948,7 +14965,7 @@
       <w:rPr>
         <w:rFonts w:ascii="Arial" w:hAnsi="Arial"/>
         <w:i/>
-        <w:color w:val="606060" w:themeColor="accent3" w:themeTint="FE" w:themeShade="95"/>
+        <w:color w:val="616161" w:themeColor="accent3" w:themeTint="FE" w:themeShade="95"/>
         <w:sz w:val="22"/>
       </w:rPr>
       <w:pPr>
@@ -15974,7 +14991,7 @@
       <w:rPr>
         <w:rFonts w:ascii="Arial" w:hAnsi="Arial"/>
         <w:b/>
-        <w:color w:val="606060" w:themeColor="accent3" w:themeTint="FE" w:themeShade="95"/>
+        <w:color w:val="616161" w:themeColor="accent3" w:themeTint="FE" w:themeShade="95"/>
         <w:sz w:val="22"/>
       </w:rPr>
       <w:pPr>
@@ -15999,7 +15016,7 @@
       <w:rPr>
         <w:rFonts w:ascii="Arial" w:hAnsi="Arial"/>
         <w:i/>
-        <w:color w:val="606060" w:themeColor="accent3" w:themeTint="FE" w:themeShade="95"/>
+        <w:color w:val="616161" w:themeColor="accent3" w:themeTint="FE" w:themeShade="95"/>
         <w:sz w:val="22"/>
       </w:rPr>
       <w:pPr>
@@ -16024,7 +15041,7 @@
       <w:rPr>
         <w:rFonts w:ascii="Arial" w:hAnsi="Arial"/>
         <w:b/>
-        <w:color w:val="606060" w:themeColor="accent3" w:themeTint="FE" w:themeShade="95"/>
+        <w:color w:val="616161" w:themeColor="accent3" w:themeTint="FE" w:themeShade="95"/>
         <w:sz w:val="22"/>
       </w:rPr>
       <w:pPr>
@@ -16111,9 +15128,9 @@
       </w:tcPr>
     </w:tblStylePr>
   </w:style>
-  <w:style w:type="table" w:styleId="64">
+  <w:style w:type="table" w:styleId="65">
     <w:name w:val="Grid Table 7 Colorful - Accent 4"/>
-    <w:basedOn w:val="661"/>
+    <w:basedOn w:val="665"/>
     <w:uiPriority w:val="99"/>
     <w:pPr>
       <w:pBdr/>
@@ -16365,9 +15382,9 @@
       </w:tcPr>
     </w:tblStylePr>
   </w:style>
-  <w:style w:type="table" w:styleId="65">
+  <w:style w:type="table" w:styleId="66">
     <w:name w:val="Grid Table 7 Colorful - Accent 5"/>
-    <w:basedOn w:val="661"/>
+    <w:basedOn w:val="665"/>
     <w:uiPriority w:val="99"/>
     <w:pPr>
       <w:pBdr/>
@@ -16619,9 +15636,9 @@
       </w:tcPr>
     </w:tblStylePr>
   </w:style>
-  <w:style w:type="table" w:styleId="66">
+  <w:style w:type="table" w:styleId="67">
     <w:name w:val="Grid Table 7 Colorful - Accent 6"/>
-    <w:basedOn w:val="661"/>
+    <w:basedOn w:val="665"/>
     <w:uiPriority w:val="99"/>
     <w:pPr>
       <w:pBdr/>
@@ -16873,9 +15890,9 @@
       </w:tcPr>
     </w:tblStylePr>
   </w:style>
-  <w:style w:type="table" w:styleId="67">
+  <w:style w:type="table" w:styleId="68">
     <w:name w:val="List Table 1 Light"/>
-    <w:basedOn w:val="661"/>
+    <w:basedOn w:val="665"/>
     <w:uiPriority w:val="99"/>
     <w:pPr>
       <w:pBdr/>
@@ -17089,9 +16106,9 @@
       </w:tcPr>
     </w:tblStylePr>
   </w:style>
-  <w:style w:type="table" w:styleId="68">
+  <w:style w:type="table" w:styleId="69">
     <w:name w:val="List Table 1 Light - Accent 1"/>
-    <w:basedOn w:val="661"/>
+    <w:basedOn w:val="665"/>
     <w:uiPriority w:val="99"/>
     <w:pPr>
       <w:pBdr/>
@@ -17305,9 +16322,9 @@
       </w:tcPr>
     </w:tblStylePr>
   </w:style>
-  <w:style w:type="table" w:styleId="69">
+  <w:style w:type="table" w:styleId="70">
     <w:name w:val="List Table 1 Light - Accent 2"/>
-    <w:basedOn w:val="661"/>
+    <w:basedOn w:val="665"/>
     <w:uiPriority w:val="99"/>
     <w:pPr>
       <w:pBdr/>
@@ -17521,9 +16538,9 @@
       </w:tcPr>
     </w:tblStylePr>
   </w:style>
-  <w:style w:type="table" w:styleId="70">
+  <w:style w:type="table" w:styleId="71">
     <w:name w:val="List Table 1 Light - Accent 3"/>
-    <w:basedOn w:val="661"/>
+    <w:basedOn w:val="665"/>
     <w:uiPriority w:val="99"/>
     <w:pPr>
       <w:pBdr/>
@@ -17737,9 +16754,9 @@
       </w:tcPr>
     </w:tblStylePr>
   </w:style>
-  <w:style w:type="table" w:styleId="71">
+  <w:style w:type="table" w:styleId="72">
     <w:name w:val="List Table 1 Light - Accent 4"/>
-    <w:basedOn w:val="661"/>
+    <w:basedOn w:val="665"/>
     <w:uiPriority w:val="99"/>
     <w:pPr>
       <w:pBdr/>
@@ -17953,9 +16970,9 @@
       </w:tcPr>
     </w:tblStylePr>
   </w:style>
-  <w:style w:type="table" w:styleId="72">
+  <w:style w:type="table" w:styleId="73">
     <w:name w:val="List Table 1 Light - Accent 5"/>
-    <w:basedOn w:val="661"/>
+    <w:basedOn w:val="665"/>
     <w:uiPriority w:val="99"/>
     <w:pPr>
       <w:pBdr/>
@@ -18169,9 +17186,9 @@
       </w:tcPr>
     </w:tblStylePr>
   </w:style>
-  <w:style w:type="table" w:styleId="73">
+  <w:style w:type="table" w:styleId="74">
     <w:name w:val="List Table 1 Light - Accent 6"/>
-    <w:basedOn w:val="661"/>
+    <w:basedOn w:val="665"/>
     <w:uiPriority w:val="99"/>
     <w:pPr>
       <w:pBdr/>
@@ -18385,9 +17402,9 @@
       </w:tcPr>
     </w:tblStylePr>
   </w:style>
-  <w:style w:type="table" w:styleId="74">
+  <w:style w:type="table" w:styleId="75">
     <w:name w:val="List Table 2"/>
-    <w:basedOn w:val="661"/>
+    <w:basedOn w:val="665"/>
     <w:uiPriority w:val="99"/>
     <w:pPr>
       <w:pBdr/>
@@ -18623,9 +17640,9 @@
       </w:tcPr>
     </w:tblStylePr>
   </w:style>
-  <w:style w:type="table" w:styleId="75">
+  <w:style w:type="table" w:styleId="76">
     <w:name w:val="List Table 2 - Accent 1"/>
-    <w:basedOn w:val="661"/>
+    <w:basedOn w:val="665"/>
     <w:uiPriority w:val="99"/>
     <w:pPr>
       <w:pBdr/>
@@ -18861,9 +17878,9 @@
       </w:tcPr>
     </w:tblStylePr>
   </w:style>
-  <w:style w:type="table" w:styleId="76">
+  <w:style w:type="table" w:styleId="77">
     <w:name w:val="List Table 2 - Accent 2"/>
-    <w:basedOn w:val="661"/>
+    <w:basedOn w:val="665"/>
     <w:uiPriority w:val="99"/>
     <w:pPr>
       <w:pBdr/>
@@ -19099,9 +18116,9 @@
       </w:tcPr>
     </w:tblStylePr>
   </w:style>
-  <w:style w:type="table" w:styleId="77">
+  <w:style w:type="table" w:styleId="78">
     <w:name w:val="List Table 2 - Accent 3"/>
-    <w:basedOn w:val="661"/>
+    <w:basedOn w:val="665"/>
     <w:uiPriority w:val="99"/>
     <w:pPr>
       <w:pBdr/>
@@ -19337,9 +18354,9 @@
       </w:tcPr>
     </w:tblStylePr>
   </w:style>
-  <w:style w:type="table" w:styleId="78">
+  <w:style w:type="table" w:styleId="79">
     <w:name w:val="List Table 2 - Accent 4"/>
-    <w:basedOn w:val="661"/>
+    <w:basedOn w:val="665"/>
     <w:uiPriority w:val="99"/>
     <w:pPr>
       <w:pBdr/>
@@ -19575,9 +18592,9 @@
       </w:tcPr>
     </w:tblStylePr>
   </w:style>
-  <w:style w:type="table" w:styleId="79">
+  <w:style w:type="table" w:styleId="80">
     <w:name w:val="List Table 2 - Accent 5"/>
-    <w:basedOn w:val="661"/>
+    <w:basedOn w:val="665"/>
     <w:uiPriority w:val="99"/>
     <w:pPr>
       <w:pBdr/>
@@ -19813,9 +18830,9 @@
       </w:tcPr>
     </w:tblStylePr>
   </w:style>
-  <w:style w:type="table" w:styleId="80">
+  <w:style w:type="table" w:styleId="81">
     <w:name w:val="List Table 2 - Accent 6"/>
-    <w:basedOn w:val="661"/>
+    <w:basedOn w:val="665"/>
     <w:uiPriority w:val="99"/>
     <w:pPr>
       <w:pBdr/>
@@ -20051,9 +19068,9 @@
       </w:tcPr>
     </w:tblStylePr>
   </w:style>
-  <w:style w:type="table" w:styleId="81">
+  <w:style w:type="table" w:styleId="82">
     <w:name w:val="List Table 3"/>
-    <w:basedOn w:val="661"/>
+    <w:basedOn w:val="665"/>
     <w:uiPriority w:val="99"/>
     <w:pPr>
       <w:pBdr/>
@@ -20279,9 +19296,9 @@
       </w:tcPr>
     </w:tblStylePr>
   </w:style>
-  <w:style w:type="table" w:styleId="82">
+  <w:style w:type="table" w:styleId="83">
     <w:name w:val="List Table 3 - Accent 1"/>
-    <w:basedOn w:val="661"/>
+    <w:basedOn w:val="665"/>
     <w:uiPriority w:val="99"/>
     <w:pPr>
       <w:pBdr/>
@@ -20507,9 +19524,9 @@
       </w:tcPr>
     </w:tblStylePr>
   </w:style>
-  <w:style w:type="table" w:styleId="83">
+  <w:style w:type="table" w:styleId="84">
     <w:name w:val="List Table 3 - Accent 2"/>
-    <w:basedOn w:val="661"/>
+    <w:basedOn w:val="665"/>
     <w:uiPriority w:val="99"/>
     <w:pPr>
       <w:pBdr/>
@@ -20735,9 +19752,9 @@
       </w:tcPr>
     </w:tblStylePr>
   </w:style>
-  <w:style w:type="table" w:styleId="84">
+  <w:style w:type="table" w:styleId="85">
     <w:name w:val="List Table 3 - Accent 3"/>
-    <w:basedOn w:val="661"/>
+    <w:basedOn w:val="665"/>
     <w:uiPriority w:val="99"/>
     <w:pPr>
       <w:pBdr/>
@@ -20963,9 +19980,9 @@
       </w:tcPr>
     </w:tblStylePr>
   </w:style>
-  <w:style w:type="table" w:styleId="85">
+  <w:style w:type="table" w:styleId="86">
     <w:name w:val="List Table 3 - Accent 4"/>
-    <w:basedOn w:val="661"/>
+    <w:basedOn w:val="665"/>
     <w:uiPriority w:val="99"/>
     <w:pPr>
       <w:pBdr/>
@@ -21191,9 +20208,9 @@
       </w:tcPr>
     </w:tblStylePr>
   </w:style>
-  <w:style w:type="table" w:styleId="86">
+  <w:style w:type="table" w:styleId="87">
     <w:name w:val="List Table 3 - Accent 5"/>
-    <w:basedOn w:val="661"/>
+    <w:basedOn w:val="665"/>
     <w:uiPriority w:val="99"/>
     <w:pPr>
       <w:pBdr/>
@@ -21419,9 +20436,9 @@
       </w:tcPr>
     </w:tblStylePr>
   </w:style>
-  <w:style w:type="table" w:styleId="87">
+  <w:style w:type="table" w:styleId="88">
     <w:name w:val="List Table 3 - Accent 6"/>
-    <w:basedOn w:val="661"/>
+    <w:basedOn w:val="665"/>
     <w:uiPriority w:val="99"/>
     <w:pPr>
       <w:pBdr/>
@@ -21647,9 +20664,9 @@
       </w:tcPr>
     </w:tblStylePr>
   </w:style>
-  <w:style w:type="table" w:styleId="88">
+  <w:style w:type="table" w:styleId="89">
     <w:name w:val="List Table 4"/>
-    <w:basedOn w:val="661"/>
+    <w:basedOn w:val="665"/>
     <w:uiPriority w:val="99"/>
     <w:pPr>
       <w:pBdr/>
@@ -21872,9 +20889,9 @@
       </w:tcPr>
     </w:tblStylePr>
   </w:style>
-  <w:style w:type="table" w:styleId="89">
+  <w:style w:type="table" w:styleId="90">
     <w:name w:val="List Table 4 - Accent 1"/>
-    <w:basedOn w:val="661"/>
+    <w:basedOn w:val="665"/>
     <w:uiPriority w:val="99"/>
     <w:pPr>
       <w:pBdr/>
@@ -22097,9 +21114,9 @@
       </w:tcPr>
     </w:tblStylePr>
   </w:style>
-  <w:style w:type="table" w:styleId="90">
+  <w:style w:type="table" w:styleId="91">
     <w:name w:val="List Table 4 - Accent 2"/>
-    <w:basedOn w:val="661"/>
+    <w:basedOn w:val="665"/>
     <w:uiPriority w:val="99"/>
     <w:pPr>
       <w:pBdr/>
@@ -22322,9 +21339,9 @@
       </w:tcPr>
     </w:tblStylePr>
   </w:style>
-  <w:style w:type="table" w:styleId="91">
+  <w:style w:type="table" w:styleId="92">
     <w:name w:val="List Table 4 - Accent 3"/>
-    <w:basedOn w:val="661"/>
+    <w:basedOn w:val="665"/>
     <w:uiPriority w:val="99"/>
     <w:pPr>
       <w:pBdr/>
@@ -22547,9 +21564,9 @@
       </w:tcPr>
     </w:tblStylePr>
   </w:style>
-  <w:style w:type="table" w:styleId="92">
+  <w:style w:type="table" w:styleId="93">
     <w:name w:val="List Table 4 - Accent 4"/>
-    <w:basedOn w:val="661"/>
+    <w:basedOn w:val="665"/>
     <w:uiPriority w:val="99"/>
     <w:pPr>
       <w:pBdr/>
@@ -22772,9 +21789,9 @@
       </w:tcPr>
     </w:tblStylePr>
   </w:style>
-  <w:style w:type="table" w:styleId="93">
+  <w:style w:type="table" w:styleId="94">
     <w:name w:val="List Table 4 - Accent 5"/>
-    <w:basedOn w:val="661"/>
+    <w:basedOn w:val="665"/>
     <w:uiPriority w:val="99"/>
     <w:pPr>
       <w:pBdr/>
@@ -22997,9 +22014,9 @@
       </w:tcPr>
     </w:tblStylePr>
   </w:style>
-  <w:style w:type="table" w:styleId="94">
+  <w:style w:type="table" w:styleId="95">
     <w:name w:val="List Table 4 - Accent 6"/>
-    <w:basedOn w:val="661"/>
+    <w:basedOn w:val="665"/>
     <w:uiPriority w:val="99"/>
     <w:pPr>
       <w:pBdr/>
@@ -23222,9 +22239,9 @@
       </w:tcPr>
     </w:tblStylePr>
   </w:style>
-  <w:style w:type="table" w:styleId="95">
+  <w:style w:type="table" w:styleId="96">
     <w:name w:val="List Table 5 Dark"/>
-    <w:basedOn w:val="661"/>
+    <w:basedOn w:val="665"/>
     <w:uiPriority w:val="99"/>
     <w:pPr>
       <w:pBdr/>
@@ -23464,9 +22481,9 @@
       </w:tcPr>
     </w:tblStylePr>
   </w:style>
-  <w:style w:type="table" w:styleId="96">
+  <w:style w:type="table" w:styleId="97">
     <w:name w:val="List Table 5 Dark - Accent 1"/>
-    <w:basedOn w:val="661"/>
+    <w:basedOn w:val="665"/>
     <w:uiPriority w:val="99"/>
     <w:pPr>
       <w:pBdr/>
@@ -23706,9 +22723,9 @@
       </w:tcPr>
     </w:tblStylePr>
   </w:style>
-  <w:style w:type="table" w:styleId="97">
+  <w:style w:type="table" w:styleId="98">
     <w:name w:val="List Table 5 Dark - Accent 2"/>
-    <w:basedOn w:val="661"/>
+    <w:basedOn w:val="665"/>
     <w:uiPriority w:val="99"/>
     <w:pPr>
       <w:pBdr/>
@@ -23948,9 +22965,9 @@
       </w:tcPr>
     </w:tblStylePr>
   </w:style>
-  <w:style w:type="table" w:styleId="98">
+  <w:style w:type="table" w:styleId="99">
     <w:name w:val="List Table 5 Dark - Accent 3"/>
-    <w:basedOn w:val="661"/>
+    <w:basedOn w:val="665"/>
     <w:uiPriority w:val="99"/>
     <w:pPr>
       <w:pBdr/>
@@ -24190,9 +23207,9 @@
       </w:tcPr>
     </w:tblStylePr>
   </w:style>
-  <w:style w:type="table" w:styleId="99">
+  <w:style w:type="table" w:styleId="100">
     <w:name w:val="List Table 5 Dark - Accent 4"/>
-    <w:basedOn w:val="661"/>
+    <w:basedOn w:val="665"/>
     <w:uiPriority w:val="99"/>
     <w:pPr>
       <w:pBdr/>
@@ -24432,9 +23449,9 @@
       </w:tcPr>
     </w:tblStylePr>
   </w:style>
-  <w:style w:type="table" w:styleId="100">
+  <w:style w:type="table" w:styleId="101">
     <w:name w:val="List Table 5 Dark - Accent 5"/>
-    <w:basedOn w:val="661"/>
+    <w:basedOn w:val="665"/>
     <w:uiPriority w:val="99"/>
     <w:pPr>
       <w:pBdr/>
@@ -24674,9 +23691,9 @@
       </w:tcPr>
     </w:tblStylePr>
   </w:style>
-  <w:style w:type="table" w:styleId="101">
+  <w:style w:type="table" w:styleId="102">
     <w:name w:val="List Table 5 Dark - Accent 6"/>
-    <w:basedOn w:val="661"/>
+    <w:basedOn w:val="665"/>
     <w:uiPriority w:val="99"/>
     <w:pPr>
       <w:pBdr/>
@@ -24916,9 +23933,9 @@
       </w:tcPr>
     </w:tblStylePr>
   </w:style>
-  <w:style w:type="table" w:styleId="102">
+  <w:style w:type="table" w:styleId="103">
     <w:name w:val="List Table 6 Colorful"/>
-    <w:basedOn w:val="661"/>
+    <w:basedOn w:val="665"/>
     <w:uiPriority w:val="99"/>
     <w:pPr>
       <w:pBdr/>
@@ -25139,9 +24156,9 @@
       </w:tcPr>
     </w:tblStylePr>
   </w:style>
-  <w:style w:type="table" w:styleId="103">
+  <w:style w:type="table" w:styleId="104">
     <w:name w:val="List Table 6 Colorful - Accent 1"/>
-    <w:basedOn w:val="661"/>
+    <w:basedOn w:val="665"/>
     <w:uiPriority w:val="99"/>
     <w:pPr>
       <w:pBdr/>
@@ -25362,9 +24379,9 @@
       </w:tcPr>
     </w:tblStylePr>
   </w:style>
-  <w:style w:type="table" w:styleId="104">
+  <w:style w:type="table" w:styleId="105">
     <w:name w:val="List Table 6 Colorful - Accent 2"/>
-    <w:basedOn w:val="661"/>
+    <w:basedOn w:val="665"/>
     <w:uiPriority w:val="99"/>
     <w:pPr>
       <w:pBdr/>
@@ -25450,7 +24467,7 @@
     <w:tblStylePr w:type="firstCol">
       <w:rPr>
         <w:b/>
-        <w:color w:val="ca5d12" w:themeColor="accent2" w:themeTint="97" w:themeShade="95"/>
+        <w:color w:val="cb5d12" w:themeColor="accent2" w:themeTint="97" w:themeShade="95"/>
       </w:rPr>
       <w:pPr>
         <w:pBdr/>
@@ -25467,7 +24484,7 @@
     <w:tblStylePr w:type="firstRow">
       <w:rPr>
         <w:b/>
-        <w:color w:val="ca5d12" w:themeColor="accent2" w:themeTint="97" w:themeShade="95"/>
+        <w:color w:val="cb5d12" w:themeColor="accent2" w:themeTint="97" w:themeShade="95"/>
       </w:rPr>
       <w:pPr>
         <w:pBdr/>
@@ -25486,7 +24503,7 @@
     <w:tblStylePr w:type="lastCol">
       <w:rPr>
         <w:b/>
-        <w:color w:val="ca5d12" w:themeColor="accent2" w:themeTint="97" w:themeShade="95"/>
+        <w:color w:val="cb5d12" w:themeColor="accent2" w:themeTint="97" w:themeShade="95"/>
       </w:rPr>
       <w:pPr>
         <w:pBdr/>
@@ -25503,7 +24520,7 @@
     <w:tblStylePr w:type="lastRow">
       <w:rPr>
         <w:b/>
-        <w:color w:val="ca5d12" w:themeColor="accent2" w:themeTint="97" w:themeShade="95"/>
+        <w:color w:val="cb5d12" w:themeColor="accent2" w:themeTint="97" w:themeShade="95"/>
       </w:rPr>
       <w:pPr>
         <w:pBdr/>
@@ -25585,9 +24602,9 @@
       </w:tcPr>
     </w:tblStylePr>
   </w:style>
-  <w:style w:type="table" w:styleId="105">
+  <w:style w:type="table" w:styleId="106">
     <w:name w:val="List Table 6 Colorful - Accent 3"/>
-    <w:basedOn w:val="661"/>
+    <w:basedOn w:val="665"/>
     <w:uiPriority w:val="99"/>
     <w:pPr>
       <w:pBdr/>
@@ -25673,7 +24690,7 @@
     <w:tblStylePr w:type="firstCol">
       <w:rPr>
         <w:b/>
-        <w:color w:val="757575" w:themeColor="accent3" w:themeTint="98" w:themeShade="95"/>
+        <w:color w:val="767676" w:themeColor="accent3" w:themeTint="98" w:themeShade="95"/>
       </w:rPr>
       <w:pPr>
         <w:pBdr/>
@@ -25690,7 +24707,7 @@
     <w:tblStylePr w:type="firstRow">
       <w:rPr>
         <w:b/>
-        <w:color w:val="757575" w:themeColor="accent3" w:themeTint="98" w:themeShade="95"/>
+        <w:color w:val="767676" w:themeColor="accent3" w:themeTint="98" w:themeShade="95"/>
       </w:rPr>
       <w:pPr>
         <w:pBdr/>
@@ -25709,7 +24726,7 @@
     <w:tblStylePr w:type="lastCol">
       <w:rPr>
         <w:b/>
-        <w:color w:val="757575" w:themeColor="accent3" w:themeTint="98" w:themeShade="95"/>
+        <w:color w:val="767676" w:themeColor="accent3" w:themeTint="98" w:themeShade="95"/>
       </w:rPr>
       <w:pPr>
         <w:pBdr/>
@@ -25726,7 +24743,7 @@
     <w:tblStylePr w:type="lastRow">
       <w:rPr>
         <w:b/>
-        <w:color w:val="757575" w:themeColor="accent3" w:themeTint="98" w:themeShade="95"/>
+        <w:color w:val="767676" w:themeColor="accent3" w:themeTint="98" w:themeShade="95"/>
       </w:rPr>
       <w:pPr>
         <w:pBdr/>
@@ -25808,9 +24825,9 @@
       </w:tcPr>
     </w:tblStylePr>
   </w:style>
-  <w:style w:type="table" w:styleId="106">
+  <w:style w:type="table" w:styleId="107">
     <w:name w:val="List Table 6 Colorful - Accent 4"/>
-    <w:basedOn w:val="661"/>
+    <w:basedOn w:val="665"/>
     <w:uiPriority w:val="99"/>
     <w:pPr>
       <w:pBdr/>
@@ -26031,9 +25048,9 @@
       </w:tcPr>
     </w:tblStylePr>
   </w:style>
-  <w:style w:type="table" w:styleId="107">
+  <w:style w:type="table" w:styleId="108">
     <w:name w:val="List Table 6 Colorful - Accent 5"/>
-    <w:basedOn w:val="661"/>
+    <w:basedOn w:val="665"/>
     <w:uiPriority w:val="99"/>
     <w:pPr>
       <w:pBdr/>
@@ -26119,7 +25136,7 @@
     <w:tblStylePr w:type="firstCol">
       <w:rPr>
         <w:b/>
-        <w:color w:val="335ba0" w:themeColor="accent5" w:themeTint="9A" w:themeShade="95"/>
+        <w:color w:val="335aa1" w:themeColor="accent5" w:themeTint="9A" w:themeShade="95"/>
       </w:rPr>
       <w:pPr>
         <w:pBdr/>
@@ -26136,7 +25153,7 @@
     <w:tblStylePr w:type="firstRow">
       <w:rPr>
         <w:b/>
-        <w:color w:val="335ba0" w:themeColor="accent5" w:themeTint="9A" w:themeShade="95"/>
+        <w:color w:val="335aa1" w:themeColor="accent5" w:themeTint="9A" w:themeShade="95"/>
       </w:rPr>
       <w:pPr>
         <w:pBdr/>
@@ -26155,7 +25172,7 @@
     <w:tblStylePr w:type="lastCol">
       <w:rPr>
         <w:b/>
-        <w:color w:val="335ba0" w:themeColor="accent5" w:themeTint="9A" w:themeShade="95"/>
+        <w:color w:val="335aa1" w:themeColor="accent5" w:themeTint="9A" w:themeShade="95"/>
       </w:rPr>
       <w:pPr>
         <w:pBdr/>
@@ -26172,7 +25189,7 @@
     <w:tblStylePr w:type="lastRow">
       <w:rPr>
         <w:b/>
-        <w:color w:val="335ba0" w:themeColor="accent5" w:themeTint="9A" w:themeShade="95"/>
+        <w:color w:val="335aa1" w:themeColor="accent5" w:themeTint="9A" w:themeShade="95"/>
       </w:rPr>
       <w:pPr>
         <w:pBdr/>
@@ -26254,9 +25271,9 @@
       </w:tcPr>
     </w:tblStylePr>
   </w:style>
-  <w:style w:type="table" w:styleId="108">
+  <w:style w:type="table" w:styleId="109">
     <w:name w:val="List Table 6 Colorful - Accent 6"/>
-    <w:basedOn w:val="661"/>
+    <w:basedOn w:val="665"/>
     <w:uiPriority w:val="99"/>
     <w:pPr>
       <w:pBdr/>
@@ -26477,9 +25494,9 @@
       </w:tcPr>
     </w:tblStylePr>
   </w:style>
-  <w:style w:type="table" w:styleId="109">
+  <w:style w:type="table" w:styleId="110">
     <w:name w:val="List Table 7 Colorful"/>
-    <w:basedOn w:val="661"/>
+    <w:basedOn w:val="665"/>
     <w:uiPriority w:val="99"/>
     <w:pPr>
       <w:pBdr/>
@@ -26733,9 +25750,9 @@
       </w:tcPr>
     </w:tblStylePr>
   </w:style>
-  <w:style w:type="table" w:styleId="110">
+  <w:style w:type="table" w:styleId="111">
     <w:name w:val="List Table 7 Colorful - Accent 1"/>
-    <w:basedOn w:val="661"/>
+    <w:basedOn w:val="665"/>
     <w:uiPriority w:val="99"/>
     <w:pPr>
       <w:pBdr/>
@@ -26989,9 +26006,9 @@
       </w:tcPr>
     </w:tblStylePr>
   </w:style>
-  <w:style w:type="table" w:styleId="111">
+  <w:style w:type="table" w:styleId="112">
     <w:name w:val="List Table 7 Colorful - Accent 2"/>
-    <w:basedOn w:val="661"/>
+    <w:basedOn w:val="665"/>
     <w:uiPriority w:val="99"/>
     <w:pPr>
       <w:pBdr/>
@@ -27012,7 +26029,7 @@
     <w:tblStylePr w:type="band1Horz">
       <w:rPr>
         <w:rFonts w:ascii="Arial" w:hAnsi="Arial"/>
-        <w:color w:val="ca5d12" w:themeColor="accent2" w:themeTint="97" w:themeShade="95"/>
+        <w:color w:val="cb5d12" w:themeColor="accent2" w:themeTint="97" w:themeShade="95"/>
         <w:sz w:val="22"/>
       </w:rPr>
       <w:pPr>
@@ -27045,7 +26062,7 @@
     <w:tblStylePr w:type="band2Horz">
       <w:rPr>
         <w:rFonts w:ascii="Arial" w:hAnsi="Arial"/>
-        <w:color w:val="ca5d12" w:themeColor="accent2" w:themeTint="97" w:themeShade="95"/>
+        <w:color w:val="cb5d12" w:themeColor="accent2" w:themeTint="97" w:themeShade="95"/>
         <w:sz w:val="22"/>
       </w:rPr>
       <w:pPr>
@@ -27077,7 +26094,7 @@
       <w:rPr>
         <w:rFonts w:ascii="Arial" w:hAnsi="Arial"/>
         <w:i/>
-        <w:color w:val="ca5d12" w:themeColor="accent2" w:themeTint="97" w:themeShade="95"/>
+        <w:color w:val="cb5d12" w:themeColor="accent2" w:themeTint="97" w:themeShade="95"/>
         <w:sz w:val="22"/>
       </w:rPr>
       <w:pPr>
@@ -27103,7 +26120,7 @@
       <w:rPr>
         <w:rFonts w:ascii="Arial" w:hAnsi="Arial"/>
         <w:i/>
-        <w:color w:val="ca5d12" w:themeColor="accent2" w:themeTint="97" w:themeShade="95"/>
+        <w:color w:val="cb5d12" w:themeColor="accent2" w:themeTint="97" w:themeShade="95"/>
         <w:sz w:val="22"/>
       </w:rPr>
       <w:pPr>
@@ -27128,7 +26145,7 @@
       <w:rPr>
         <w:rFonts w:ascii="Arial" w:hAnsi="Arial"/>
         <w:i/>
-        <w:color w:val="ca5d12" w:themeColor="accent2" w:themeTint="97" w:themeShade="95"/>
+        <w:color w:val="cb5d12" w:themeColor="accent2" w:themeTint="97" w:themeShade="95"/>
         <w:sz w:val="22"/>
       </w:rPr>
       <w:pPr>
@@ -27153,7 +26170,7 @@
       <w:rPr>
         <w:rFonts w:ascii="Arial" w:hAnsi="Arial"/>
         <w:i/>
-        <w:color w:val="ca5d12" w:themeColor="accent2" w:themeTint="97" w:themeShade="95"/>
+        <w:color w:val="cb5d12" w:themeColor="accent2" w:themeTint="97" w:themeShade="95"/>
         <w:sz w:val="22"/>
       </w:rPr>
       <w:pPr>
@@ -27229,7 +26246,7 @@
     <w:tblStylePr w:type="wholeTable">
       <w:rPr>
         <w:rFonts w:ascii="Arial" w:hAnsi="Arial"/>
-        <w:color w:val="ca5d12" w:themeColor="accent2" w:themeTint="97" w:themeShade="95"/>
+        <w:color w:val="cb5d12" w:themeColor="accent2" w:themeTint="97" w:themeShade="95"/>
         <w:sz w:val="22"/>
       </w:rPr>
       <w:pPr>
@@ -27245,9 +26262,9 @@
       </w:tcPr>
     </w:tblStylePr>
   </w:style>
-  <w:style w:type="table" w:styleId="112">
+  <w:style w:type="table" w:styleId="113">
     <w:name w:val="List Table 7 Colorful - Accent 3"/>
-    <w:basedOn w:val="661"/>
+    <w:basedOn w:val="665"/>
     <w:uiPriority w:val="99"/>
     <w:pPr>
       <w:pBdr/>
@@ -27268,7 +26285,7 @@
     <w:tblStylePr w:type="band1Horz">
       <w:rPr>
         <w:rFonts w:ascii="Arial" w:hAnsi="Arial"/>
-        <w:color w:val="757575" w:themeColor="accent3" w:themeTint="98" w:themeShade="95"/>
+        <w:color w:val="767676" w:themeColor="accent3" w:themeTint="98" w:themeShade="95"/>
         <w:sz w:val="22"/>
       </w:rPr>
       <w:pPr>
@@ -27301,7 +26318,7 @@
     <w:tblStylePr w:type="band2Horz">
       <w:rPr>
         <w:rFonts w:ascii="Arial" w:hAnsi="Arial"/>
-        <w:color w:val="757575" w:themeColor="accent3" w:themeTint="98" w:themeShade="95"/>
+        <w:color w:val="767676" w:themeColor="accent3" w:themeTint="98" w:themeShade="95"/>
         <w:sz w:val="22"/>
       </w:rPr>
       <w:pPr>
@@ -27333,7 +26350,7 @@
       <w:rPr>
         <w:rFonts w:ascii="Arial" w:hAnsi="Arial"/>
         <w:i/>
-        <w:color w:val="757575" w:themeColor="accent3" w:themeTint="98" w:themeShade="95"/>
+        <w:color w:val="767676" w:themeColor="accent3" w:themeTint="98" w:themeShade="95"/>
         <w:sz w:val="22"/>
       </w:rPr>
       <w:pPr>
@@ -27359,7 +26376,7 @@
       <w:rPr>
         <w:rFonts w:ascii="Arial" w:hAnsi="Arial"/>
         <w:i/>
-        <w:color w:val="757575" w:themeColor="accent3" w:themeTint="98" w:themeShade="95"/>
+        <w:color w:val="767676" w:themeColor="accent3" w:themeTint="98" w:themeShade="95"/>
         <w:sz w:val="22"/>
       </w:rPr>
       <w:pPr>
@@ -27384,7 +26401,7 @@
       <w:rPr>
         <w:rFonts w:ascii="Arial" w:hAnsi="Arial"/>
         <w:i/>
-        <w:color w:val="757575" w:themeColor="accent3" w:themeTint="98" w:themeShade="95"/>
+        <w:color w:val="767676" w:themeColor="accent3" w:themeTint="98" w:themeShade="95"/>
         <w:sz w:val="22"/>
       </w:rPr>
       <w:pPr>
@@ -27409,7 +26426,7 @@
       <w:rPr>
         <w:rFonts w:ascii="Arial" w:hAnsi="Arial"/>
         <w:i/>
-        <w:color w:val="757575" w:themeColor="accent3" w:themeTint="98" w:themeShade="95"/>
+        <w:color w:val="767676" w:themeColor="accent3" w:themeTint="98" w:themeShade="95"/>
         <w:sz w:val="22"/>
       </w:rPr>
       <w:pPr>
@@ -27485,7 +26502,7 @@
     <w:tblStylePr w:type="wholeTable">
       <w:rPr>
         <w:rFonts w:ascii="Arial" w:hAnsi="Arial"/>
-        <w:color w:val="757575" w:themeColor="accent3" w:themeTint="98" w:themeShade="95"/>
+        <w:color w:val="767676" w:themeColor="accent3" w:themeTint="98" w:themeShade="95"/>
         <w:sz w:val="22"/>
       </w:rPr>
       <w:pPr>
@@ -27501,9 +26518,9 @@
       </w:tcPr>
     </w:tblStylePr>
   </w:style>
-  <w:style w:type="table" w:styleId="113">
+  <w:style w:type="table" w:styleId="114">
     <w:name w:val="List Table 7 Colorful - Accent 4"/>
-    <w:basedOn w:val="661"/>
+    <w:basedOn w:val="665"/>
     <w:uiPriority w:val="99"/>
     <w:pPr>
       <w:pBdr/>
@@ -27757,9 +26774,9 @@
       </w:tcPr>
     </w:tblStylePr>
   </w:style>
-  <w:style w:type="table" w:styleId="114">
+  <w:style w:type="table" w:styleId="115">
     <w:name w:val="List Table 7 Colorful - Accent 5"/>
-    <w:basedOn w:val="661"/>
+    <w:basedOn w:val="665"/>
     <w:uiPriority w:val="99"/>
     <w:pPr>
       <w:pBdr/>
@@ -27780,7 +26797,7 @@
     <w:tblStylePr w:type="band1Horz">
       <w:rPr>
         <w:rFonts w:ascii="Arial" w:hAnsi="Arial"/>
-        <w:color w:val="335ba0" w:themeColor="accent5" w:themeTint="9A" w:themeShade="95"/>
+        <w:color w:val="335aa1" w:themeColor="accent5" w:themeTint="9A" w:themeShade="95"/>
         <w:sz w:val="22"/>
       </w:rPr>
       <w:pPr>
@@ -27813,7 +26830,7 @@
     <w:tblStylePr w:type="band2Horz">
       <w:rPr>
         <w:rFonts w:ascii="Arial" w:hAnsi="Arial"/>
-        <w:color w:val="335ba0" w:themeColor="accent5" w:themeTint="9A" w:themeShade="95"/>
+        <w:color w:val="335aa1" w:themeColor="accent5" w:themeTint="9A" w:themeShade="95"/>
         <w:sz w:val="22"/>
       </w:rPr>
       <w:pPr>
@@ -27845,7 +26862,7 @@
       <w:rPr>
         <w:rFonts w:ascii="Arial" w:hAnsi="Arial"/>
         <w:i/>
-        <w:color w:val="335ba0" w:themeColor="accent5" w:themeTint="9A" w:themeShade="95"/>
+        <w:color w:val="335aa1" w:themeColor="accent5" w:themeTint="9A" w:themeShade="95"/>
         <w:sz w:val="22"/>
       </w:rPr>
       <w:pPr>
@@ -27871,7 +26888,7 @@
       <w:rPr>
         <w:rFonts w:ascii="Arial" w:hAnsi="Arial"/>
         <w:i/>
-        <w:color w:val="335ba0" w:themeColor="accent5" w:themeTint="9A" w:themeShade="95"/>
+        <w:color w:val="335aa1" w:themeColor="accent5" w:themeTint="9A" w:themeShade="95"/>
         <w:sz w:val="22"/>
       </w:rPr>
       <w:pPr>
@@ -27896,7 +26913,7 @@
       <w:rPr>
         <w:rFonts w:ascii="Arial" w:hAnsi="Arial"/>
         <w:i/>
-        <w:color w:val="335ba0" w:themeColor="accent5" w:themeTint="9A" w:themeShade="95"/>
+        <w:color w:val="335aa1" w:themeColor="accent5" w:themeTint="9A" w:themeShade="95"/>
         <w:sz w:val="22"/>
       </w:rPr>
       <w:pPr>
@@ -27921,7 +26938,7 @@
       <w:rPr>
         <w:rFonts w:ascii="Arial" w:hAnsi="Arial"/>
         <w:i/>
-        <w:color w:val="335ba0" w:themeColor="accent5" w:themeTint="9A" w:themeShade="95"/>
+        <w:color w:val="335aa1" w:themeColor="accent5" w:themeTint="9A" w:themeShade="95"/>
         <w:sz w:val="22"/>
       </w:rPr>
       <w:pPr>
@@ -27997,7 +27014,7 @@
     <w:tblStylePr w:type="wholeTable">
       <w:rPr>
         <w:rFonts w:ascii="Arial" w:hAnsi="Arial"/>
-        <w:color w:val="335ba0" w:themeColor="accent5" w:themeTint="9A" w:themeShade="95"/>
+        <w:color w:val="335aa1" w:themeColor="accent5" w:themeTint="9A" w:themeShade="95"/>
         <w:sz w:val="22"/>
       </w:rPr>
       <w:pPr>
@@ -28013,9 +27030,9 @@
       </w:tcPr>
     </w:tblStylePr>
   </w:style>
-  <w:style w:type="table" w:styleId="115">
+  <w:style w:type="table" w:styleId="116">
     <w:name w:val="List Table 7 Colorful - Accent 6"/>
-    <w:basedOn w:val="661"/>
+    <w:basedOn w:val="665"/>
     <w:uiPriority w:val="99"/>
     <w:pPr>
       <w:pBdr/>
@@ -28269,9 +27286,9 @@
       </w:tcPr>
     </w:tblStylePr>
   </w:style>
-  <w:style w:type="table" w:styleId="116">
+  <w:style w:type="table" w:styleId="117">
     <w:name w:val="Lined - Accent"/>
-    <w:basedOn w:val="661"/>
+    <w:basedOn w:val="665"/>
     <w:uiPriority w:val="99"/>
     <w:pPr>
       <w:pBdr/>
@@ -28506,9 +27523,9 @@
       </w:tcPr>
     </w:tblStylePr>
   </w:style>
-  <w:style w:type="table" w:styleId="117">
+  <w:style w:type="table" w:styleId="118">
     <w:name w:val="Lined - Accent 1"/>
-    <w:basedOn w:val="661"/>
+    <w:basedOn w:val="665"/>
     <w:uiPriority w:val="99"/>
     <w:pPr>
       <w:pBdr/>
@@ -28743,9 +27760,9 @@
       </w:tcPr>
     </w:tblStylePr>
   </w:style>
-  <w:style w:type="table" w:styleId="118">
+  <w:style w:type="table" w:styleId="119">
     <w:name w:val="Lined - Accent 2"/>
-    <w:basedOn w:val="661"/>
+    <w:basedOn w:val="665"/>
     <w:uiPriority w:val="99"/>
     <w:pPr>
       <w:pBdr/>
@@ -28980,9 +27997,9 @@
       </w:tcPr>
     </w:tblStylePr>
   </w:style>
-  <w:style w:type="table" w:styleId="119">
+  <w:style w:type="table" w:styleId="120">
     <w:name w:val="Lined - Accent 3"/>
-    <w:basedOn w:val="661"/>
+    <w:basedOn w:val="665"/>
     <w:uiPriority w:val="99"/>
     <w:pPr>
       <w:pBdr/>
@@ -29217,9 +28234,9 @@
       </w:tcPr>
     </w:tblStylePr>
   </w:style>
-  <w:style w:type="table" w:styleId="120">
+  <w:style w:type="table" w:styleId="121">
     <w:name w:val="Lined - Accent 4"/>
-    <w:basedOn w:val="661"/>
+    <w:basedOn w:val="665"/>
     <w:uiPriority w:val="99"/>
     <w:pPr>
       <w:pBdr/>
@@ -29454,9 +28471,9 @@
       </w:tcPr>
     </w:tblStylePr>
   </w:style>
-  <w:style w:type="table" w:styleId="121">
+  <w:style w:type="table" w:styleId="122">
     <w:name w:val="Lined - Accent 5"/>
-    <w:basedOn w:val="661"/>
+    <w:basedOn w:val="665"/>
     <w:uiPriority w:val="99"/>
     <w:pPr>
       <w:pBdr/>
@@ -29691,9 +28708,9 @@
       </w:tcPr>
     </w:tblStylePr>
   </w:style>
-  <w:style w:type="table" w:styleId="122">
+  <w:style w:type="table" w:styleId="123">
     <w:name w:val="Lined - Accent 6"/>
-    <w:basedOn w:val="661"/>
+    <w:basedOn w:val="665"/>
     <w:uiPriority w:val="99"/>
     <w:pPr>
       <w:pBdr/>
@@ -29928,9 +28945,9 @@
       </w:tcPr>
     </w:tblStylePr>
   </w:style>
-  <w:style w:type="table" w:styleId="123">
+  <w:style w:type="table" w:styleId="124">
     <w:name w:val="Bordered &amp; Lined - Accent"/>
-    <w:basedOn w:val="661"/>
+    <w:basedOn w:val="665"/>
     <w:uiPriority w:val="99"/>
     <w:pPr>
       <w:pBdr/>
@@ -30172,9 +29189,9 @@
       </w:tcPr>
     </w:tblStylePr>
   </w:style>
-  <w:style w:type="table" w:styleId="124">
+  <w:style w:type="table" w:styleId="125">
     <w:name w:val="Bordered &amp; Lined - Accent 1"/>
-    <w:basedOn w:val="661"/>
+    <w:basedOn w:val="665"/>
     <w:uiPriority w:val="99"/>
     <w:pPr>
       <w:pBdr/>
@@ -30416,9 +29433,9 @@
       </w:tcPr>
     </w:tblStylePr>
   </w:style>
-  <w:style w:type="table" w:styleId="125">
+  <w:style w:type="table" w:styleId="126">
     <w:name w:val="Bordered &amp; Lined - Accent 2"/>
-    <w:basedOn w:val="661"/>
+    <w:basedOn w:val="665"/>
     <w:uiPriority w:val="99"/>
     <w:pPr>
       <w:pBdr/>
@@ -30660,9 +29677,9 @@
       </w:tcPr>
     </w:tblStylePr>
   </w:style>
-  <w:style w:type="table" w:styleId="126">
+  <w:style w:type="table" w:styleId="127">
     <w:name w:val="Bordered &amp; Lined - Accent 3"/>
-    <w:basedOn w:val="661"/>
+    <w:basedOn w:val="665"/>
     <w:uiPriority w:val="99"/>
     <w:pPr>
       <w:pBdr/>
@@ -30904,9 +29921,9 @@
       </w:tcPr>
     </w:tblStylePr>
   </w:style>
-  <w:style w:type="table" w:styleId="127">
+  <w:style w:type="table" w:styleId="128">
     <w:name w:val="Bordered &amp; Lined - Accent 4"/>
-    <w:basedOn w:val="661"/>
+    <w:basedOn w:val="665"/>
     <w:uiPriority w:val="99"/>
     <w:pPr>
       <w:pBdr/>
@@ -31148,9 +30165,9 @@
       </w:tcPr>
     </w:tblStylePr>
   </w:style>
-  <w:style w:type="table" w:styleId="128">
+  <w:style w:type="table" w:styleId="129">
     <w:name w:val="Bordered &amp; Lined - Accent 5"/>
-    <w:basedOn w:val="661"/>
+    <w:basedOn w:val="665"/>
     <w:uiPriority w:val="99"/>
     <w:pPr>
       <w:pBdr/>
@@ -31392,9 +30409,9 @@
       </w:tcPr>
     </w:tblStylePr>
   </w:style>
-  <w:style w:type="table" w:styleId="129">
+  <w:style w:type="table" w:styleId="130">
     <w:name w:val="Bordered &amp; Lined - Accent 6"/>
-    <w:basedOn w:val="661"/>
+    <w:basedOn w:val="665"/>
     <w:uiPriority w:val="99"/>
     <w:pPr>
       <w:pBdr/>
@@ -31636,9 +30653,9 @@
       </w:tcPr>
     </w:tblStylePr>
   </w:style>
-  <w:style w:type="table" w:styleId="130">
+  <w:style w:type="table" w:styleId="131">
     <w:name w:val="Bordered"/>
-    <w:basedOn w:val="661"/>
+    <w:basedOn w:val="665"/>
     <w:uiPriority w:val="99"/>
     <w:pPr>
       <w:pBdr/>
@@ -31867,9 +30884,9 @@
       </w:tcPr>
     </w:tblStylePr>
   </w:style>
-  <w:style w:type="table" w:styleId="131">
+  <w:style w:type="table" w:styleId="132">
     <w:name w:val="Bordered - Accent 1"/>
-    <w:basedOn w:val="661"/>
+    <w:basedOn w:val="665"/>
     <w:uiPriority w:val="99"/>
     <w:pPr>
       <w:pBdr/>
@@ -32098,9 +31115,9 @@
       </w:tcPr>
     </w:tblStylePr>
   </w:style>
-  <w:style w:type="table" w:styleId="132">
+  <w:style w:type="table" w:styleId="133">
     <w:name w:val="Bordered - Accent 2"/>
-    <w:basedOn w:val="661"/>
+    <w:basedOn w:val="665"/>
     <w:uiPriority w:val="99"/>
     <w:pPr>
       <w:pBdr/>
@@ -32329,9 +31346,9 @@
       </w:tcPr>
     </w:tblStylePr>
   </w:style>
-  <w:style w:type="table" w:styleId="133">
+  <w:style w:type="table" w:styleId="134">
     <w:name w:val="Bordered - Accent 3"/>
-    <w:basedOn w:val="661"/>
+    <w:basedOn w:val="665"/>
     <w:uiPriority w:val="99"/>
     <w:pPr>
       <w:pBdr/>
@@ -32560,9 +31577,9 @@
       </w:tcPr>
     </w:tblStylePr>
   </w:style>
-  <w:style w:type="table" w:styleId="134">
+  <w:style w:type="table" w:styleId="135">
     <w:name w:val="Bordered - Accent 4"/>
-    <w:basedOn w:val="661"/>
+    <w:basedOn w:val="665"/>
     <w:uiPriority w:val="99"/>
     <w:pPr>
       <w:pBdr/>
@@ -32791,9 +31808,9 @@
       </w:tcPr>
     </w:tblStylePr>
   </w:style>
-  <w:style w:type="table" w:styleId="135">
+  <w:style w:type="table" w:styleId="136">
     <w:name w:val="Bordered - Accent 5"/>
-    <w:basedOn w:val="661"/>
+    <w:basedOn w:val="665"/>
     <w:uiPriority w:val="99"/>
     <w:pPr>
       <w:pBdr/>
@@ -33022,9 +32039,9 @@
       </w:tcPr>
     </w:tblStylePr>
   </w:style>
-  <w:style w:type="table" w:styleId="136">
+  <w:style w:type="table" w:styleId="137">
     <w:name w:val="Bordered - Accent 6"/>
-    <w:basedOn w:val="661"/>
+    <w:basedOn w:val="665"/>
     <w:uiPriority w:val="99"/>
     <w:pPr>
       <w:pBdr/>
@@ -33253,11 +32270,11 @@
       </w:tcPr>
     </w:tblStylePr>
   </w:style>
-  <w:style w:type="paragraph" w:styleId="138">
+  <w:style w:type="paragraph" w:styleId="139">
     <w:name w:val="Heading 1"/>
-    <w:basedOn w:val="660"/>
-    <w:next w:val="660"/>
-    <w:link w:val="149"/>
+    <w:basedOn w:val="664"/>
+    <w:next w:val="664"/>
+    <w:link w:val="150"/>
     <w:uiPriority w:val="9"/>
     <w:qFormat/>
     <w:pPr>
@@ -33275,11 +32292,11 @@
       <w:szCs w:val="40"/>
     </w:rPr>
   </w:style>
-  <w:style w:type="paragraph" w:styleId="139">
+  <w:style w:type="paragraph" w:styleId="140">
     <w:name w:val="Heading 2"/>
-    <w:basedOn w:val="660"/>
-    <w:next w:val="660"/>
-    <w:link w:val="150"/>
+    <w:basedOn w:val="664"/>
+    <w:next w:val="664"/>
+    <w:link w:val="151"/>
     <w:uiPriority w:val="9"/>
     <w:unhideWhenUsed/>
     <w:qFormat/>
@@ -33298,11 +32315,11 @@
       <w:szCs w:val="32"/>
     </w:rPr>
   </w:style>
-  <w:style w:type="paragraph" w:styleId="140">
+  <w:style w:type="paragraph" w:styleId="141">
     <w:name w:val="Heading 3"/>
-    <w:basedOn w:val="660"/>
-    <w:next w:val="660"/>
-    <w:link w:val="151"/>
+    <w:basedOn w:val="664"/>
+    <w:next w:val="664"/>
+    <w:link w:val="152"/>
     <w:uiPriority w:val="9"/>
     <w:unhideWhenUsed/>
     <w:qFormat/>
@@ -33321,11 +32338,11 @@
       <w:szCs w:val="28"/>
     </w:rPr>
   </w:style>
-  <w:style w:type="paragraph" w:styleId="141">
+  <w:style w:type="paragraph" w:styleId="142">
     <w:name w:val="Heading 4"/>
-    <w:basedOn w:val="660"/>
-    <w:next w:val="660"/>
-    <w:link w:val="152"/>
+    <w:basedOn w:val="664"/>
+    <w:next w:val="664"/>
+    <w:link w:val="153"/>
     <w:uiPriority w:val="9"/>
     <w:unhideWhenUsed/>
     <w:qFormat/>
@@ -33344,11 +32361,11 @@
       <w:color w:val="0f4761" w:themeColor="accent1" w:themeShade="BF"/>
     </w:rPr>
   </w:style>
-  <w:style w:type="paragraph" w:styleId="142">
+  <w:style w:type="paragraph" w:styleId="143">
     <w:name w:val="Heading 5"/>
-    <w:basedOn w:val="660"/>
-    <w:next w:val="660"/>
-    <w:link w:val="153"/>
+    <w:basedOn w:val="664"/>
+    <w:next w:val="664"/>
+    <w:link w:val="154"/>
     <w:uiPriority w:val="9"/>
     <w:unhideWhenUsed/>
     <w:qFormat/>
@@ -33365,11 +32382,11 @@
       <w:color w:val="0f4761" w:themeColor="accent1" w:themeShade="BF"/>
     </w:rPr>
   </w:style>
-  <w:style w:type="paragraph" w:styleId="143">
+  <w:style w:type="paragraph" w:styleId="144">
     <w:name w:val="Heading 6"/>
-    <w:basedOn w:val="660"/>
-    <w:next w:val="660"/>
-    <w:link w:val="154"/>
+    <w:basedOn w:val="664"/>
+    <w:next w:val="664"/>
+    <w:link w:val="155"/>
     <w:uiPriority w:val="9"/>
     <w:unhideWhenUsed/>
     <w:qFormat/>
@@ -33388,11 +32405,11 @@
       <w:color w:val="595959" w:themeColor="text1" w:themeTint="A6"/>
     </w:rPr>
   </w:style>
-  <w:style w:type="paragraph" w:styleId="144">
+  <w:style w:type="paragraph" w:styleId="145">
     <w:name w:val="Heading 7"/>
-    <w:basedOn w:val="660"/>
-    <w:next w:val="660"/>
-    <w:link w:val="155"/>
+    <w:basedOn w:val="664"/>
+    <w:next w:val="664"/>
+    <w:link w:val="156"/>
     <w:uiPriority w:val="9"/>
     <w:unhideWhenUsed/>
     <w:qFormat/>
@@ -33409,11 +32426,11 @@
       <w:color w:val="595959" w:themeColor="text1" w:themeTint="A6"/>
     </w:rPr>
   </w:style>
-  <w:style w:type="paragraph" w:styleId="145">
+  <w:style w:type="paragraph" w:styleId="146">
     <w:name w:val="Heading 8"/>
-    <w:basedOn w:val="660"/>
-    <w:next w:val="660"/>
-    <w:link w:val="156"/>
+    <w:basedOn w:val="664"/>
+    <w:next w:val="664"/>
+    <w:link w:val="157"/>
     <w:uiPriority w:val="9"/>
     <w:unhideWhenUsed/>
     <w:qFormat/>
@@ -33432,11 +32449,11 @@
       <w:color w:val="272727" w:themeColor="text1" w:themeTint="D8"/>
     </w:rPr>
   </w:style>
-  <w:style w:type="paragraph" w:styleId="146">
+  <w:style w:type="paragraph" w:styleId="147">
     <w:name w:val="Heading 9"/>
-    <w:basedOn w:val="660"/>
-    <w:next w:val="660"/>
-    <w:link w:val="157"/>
+    <w:basedOn w:val="664"/>
+    <w:next w:val="664"/>
+    <w:link w:val="158"/>
     <w:uiPriority w:val="9"/>
     <w:unhideWhenUsed/>
     <w:qFormat/>
@@ -33455,7 +32472,7 @@
       <w:color w:val="272727" w:themeColor="text1" w:themeTint="D8"/>
     </w:rPr>
   </w:style>
-  <w:style w:type="character" w:styleId="147" w:default="1">
+  <w:style w:type="character" w:styleId="148" w:default="1">
     <w:name w:val="Default Paragraph Font"/>
     <w:uiPriority w:val="1"/>
     <w:semiHidden/>
@@ -33466,10 +32483,10 @@
       <w:ind/>
     </w:pPr>
   </w:style>
-  <w:style w:type="character" w:styleId="149">
+  <w:style w:type="character" w:styleId="150">
     <w:name w:val="Heading 1 Char"/>
-    <w:basedOn w:val="147"/>
-    <w:link w:val="138"/>
+    <w:basedOn w:val="148"/>
+    <w:link w:val="139"/>
     <w:uiPriority w:val="9"/>
     <w:pPr>
       <w:pBdr/>
@@ -33483,10 +32500,10 @@
       <w:szCs w:val="40"/>
     </w:rPr>
   </w:style>
-  <w:style w:type="character" w:styleId="150">
+  <w:style w:type="character" w:styleId="151">
     <w:name w:val="Heading 2 Char"/>
-    <w:basedOn w:val="147"/>
-    <w:link w:val="139"/>
+    <w:basedOn w:val="148"/>
+    <w:link w:val="140"/>
     <w:uiPriority w:val="9"/>
     <w:pPr>
       <w:pBdr/>
@@ -33500,10 +32517,10 @@
       <w:szCs w:val="32"/>
     </w:rPr>
   </w:style>
-  <w:style w:type="character" w:styleId="151">
+  <w:style w:type="character" w:styleId="152">
     <w:name w:val="Heading 3 Char"/>
-    <w:basedOn w:val="147"/>
-    <w:link w:val="140"/>
+    <w:basedOn w:val="148"/>
+    <w:link w:val="141"/>
     <w:uiPriority w:val="9"/>
     <w:pPr>
       <w:pBdr/>
@@ -33517,10 +32534,10 @@
       <w:szCs w:val="28"/>
     </w:rPr>
   </w:style>
-  <w:style w:type="character" w:styleId="152">
+  <w:style w:type="character" w:styleId="153">
     <w:name w:val="Heading 4 Char"/>
-    <w:basedOn w:val="147"/>
-    <w:link w:val="141"/>
+    <w:basedOn w:val="148"/>
+    <w:link w:val="142"/>
     <w:uiPriority w:val="9"/>
     <w:pPr>
       <w:pBdr/>
@@ -33534,10 +32551,10 @@
       <w:color w:val="0f4761" w:themeColor="accent1" w:themeShade="BF"/>
     </w:rPr>
   </w:style>
-  <w:style w:type="character" w:styleId="153">
+  <w:style w:type="character" w:styleId="154">
     <w:name w:val="Heading 5 Char"/>
-    <w:basedOn w:val="147"/>
-    <w:link w:val="142"/>
+    <w:basedOn w:val="148"/>
+    <w:link w:val="143"/>
     <w:uiPriority w:val="9"/>
     <w:pPr>
       <w:pBdr/>
@@ -33549,10 +32566,10 @@
       <w:color w:val="0f4761" w:themeColor="accent1" w:themeShade="BF"/>
     </w:rPr>
   </w:style>
-  <w:style w:type="character" w:styleId="154">
+  <w:style w:type="character" w:styleId="155">
     <w:name w:val="Heading 6 Char"/>
-    <w:basedOn w:val="147"/>
-    <w:link w:val="143"/>
+    <w:basedOn w:val="148"/>
+    <w:link w:val="144"/>
     <w:uiPriority w:val="9"/>
     <w:pPr>
       <w:pBdr/>
@@ -33566,10 +32583,10 @@
       <w:color w:val="595959" w:themeColor="text1" w:themeTint="A6"/>
     </w:rPr>
   </w:style>
-  <w:style w:type="character" w:styleId="155">
+  <w:style w:type="character" w:styleId="156">
     <w:name w:val="Heading 7 Char"/>
-    <w:basedOn w:val="147"/>
-    <w:link w:val="144"/>
+    <w:basedOn w:val="148"/>
+    <w:link w:val="145"/>
     <w:uiPriority w:val="9"/>
     <w:pPr>
       <w:pBdr/>
@@ -33581,26 +32598,9 @@
       <w:color w:val="595959" w:themeColor="text1" w:themeTint="A6"/>
     </w:rPr>
   </w:style>
-  <w:style w:type="character" w:styleId="156">
+  <w:style w:type="character" w:styleId="157">
     <w:name w:val="Heading 8 Char"/>
-    <w:basedOn w:val="147"/>
-    <w:link w:val="145"/>
-    <w:uiPriority w:val="9"/>
-    <w:pPr>
-      <w:pBdr/>
-      <w:spacing/>
-      <w:ind/>
-    </w:pPr>
-    <w:rPr>
-      <w:rFonts w:ascii="Arial" w:hAnsi="Arial" w:eastAsia="Arial" w:cs="Arial"/>
-      <w:i/>
-      <w:iCs/>
-      <w:color w:val="272727" w:themeColor="text1" w:themeTint="D8"/>
-    </w:rPr>
-  </w:style>
-  <w:style w:type="character" w:styleId="157">
-    <w:name w:val="Heading 9 Char"/>
-    <w:basedOn w:val="147"/>
+    <w:basedOn w:val="148"/>
     <w:link w:val="146"/>
     <w:uiPriority w:val="9"/>
     <w:pPr>
@@ -33615,11 +32615,28 @@
       <w:color w:val="272727" w:themeColor="text1" w:themeTint="D8"/>
     </w:rPr>
   </w:style>
-  <w:style w:type="paragraph" w:styleId="158">
+  <w:style w:type="character" w:styleId="158">
+    <w:name w:val="Heading 9 Char"/>
+    <w:basedOn w:val="148"/>
+    <w:link w:val="147"/>
+    <w:uiPriority w:val="9"/>
+    <w:pPr>
+      <w:pBdr/>
+      <w:spacing/>
+      <w:ind/>
+    </w:pPr>
+    <w:rPr>
+      <w:rFonts w:ascii="Arial" w:hAnsi="Arial" w:eastAsia="Arial" w:cs="Arial"/>
+      <w:i/>
+      <w:iCs/>
+      <w:color w:val="272727" w:themeColor="text1" w:themeTint="D8"/>
+    </w:rPr>
+  </w:style>
+  <w:style w:type="paragraph" w:styleId="159">
     <w:name w:val="Title"/>
-    <w:basedOn w:val="660"/>
-    <w:next w:val="660"/>
-    <w:link w:val="159"/>
+    <w:basedOn w:val="664"/>
+    <w:next w:val="664"/>
+    <w:link w:val="160"/>
     <w:uiPriority w:val="10"/>
     <w:qFormat/>
     <w:pPr>
@@ -33635,10 +32652,10 @@
       <w:szCs w:val="56"/>
     </w:rPr>
   </w:style>
-  <w:style w:type="character" w:styleId="159">
+  <w:style w:type="character" w:styleId="160">
     <w:name w:val="Title Char"/>
-    <w:basedOn w:val="147"/>
-    <w:link w:val="158"/>
+    <w:basedOn w:val="148"/>
+    <w:link w:val="159"/>
     <w:uiPriority w:val="10"/>
     <w:pPr>
       <w:pBdr/>
@@ -33652,11 +32669,11 @@
       <w:szCs w:val="56"/>
     </w:rPr>
   </w:style>
-  <w:style w:type="paragraph" w:styleId="160">
+  <w:style w:type="paragraph" w:styleId="161">
     <w:name w:val="Subtitle"/>
-    <w:basedOn w:val="660"/>
-    <w:next w:val="660"/>
-    <w:link w:val="161"/>
+    <w:basedOn w:val="664"/>
+    <w:next w:val="664"/>
+    <w:link w:val="162"/>
     <w:uiPriority w:val="11"/>
     <w:qFormat/>
     <w:pPr>
@@ -33674,10 +32691,10 @@
       <w:szCs w:val="28"/>
     </w:rPr>
   </w:style>
-  <w:style w:type="character" w:styleId="161">
+  <w:style w:type="character" w:styleId="162">
     <w:name w:val="Subtitle Char"/>
-    <w:basedOn w:val="147"/>
-    <w:link w:val="160"/>
+    <w:basedOn w:val="148"/>
+    <w:link w:val="161"/>
     <w:uiPriority w:val="11"/>
     <w:pPr>
       <w:pBdr/>
@@ -33691,11 +32708,11 @@
       <w:szCs w:val="28"/>
     </w:rPr>
   </w:style>
-  <w:style w:type="paragraph" w:styleId="162">
+  <w:style w:type="paragraph" w:styleId="163">
     <w:name w:val="Quote"/>
-    <w:basedOn w:val="660"/>
-    <w:next w:val="660"/>
-    <w:link w:val="163"/>
+    <w:basedOn w:val="664"/>
+    <w:next w:val="664"/>
+    <w:link w:val="164"/>
     <w:uiPriority w:val="29"/>
     <w:qFormat/>
     <w:pPr>
@@ -33710,10 +32727,10 @@
       <w:color w:val="404040" w:themeColor="text1" w:themeTint="BF"/>
     </w:rPr>
   </w:style>
-  <w:style w:type="character" w:styleId="163">
+  <w:style w:type="character" w:styleId="164">
     <w:name w:val="Quote Char"/>
-    <w:basedOn w:val="147"/>
-    <w:link w:val="162"/>
+    <w:basedOn w:val="148"/>
+    <w:link w:val="163"/>
     <w:uiPriority w:val="29"/>
     <w:pPr>
       <w:pBdr/>
@@ -33726,9 +32743,9 @@
       <w:color w:val="404040" w:themeColor="text1" w:themeTint="BF"/>
     </w:rPr>
   </w:style>
-  <w:style w:type="character" w:styleId="165">
+  <w:style w:type="character" w:styleId="166">
     <w:name w:val="Intense Emphasis"/>
-    <w:basedOn w:val="147"/>
+    <w:basedOn w:val="148"/>
     <w:uiPriority w:val="21"/>
     <w:qFormat/>
     <w:pPr>
@@ -33742,11 +32759,11 @@
       <w:color w:val="0f4761" w:themeColor="accent1" w:themeShade="BF"/>
     </w:rPr>
   </w:style>
-  <w:style w:type="paragraph" w:styleId="166">
+  <w:style w:type="paragraph" w:styleId="167">
     <w:name w:val="Intense Quote"/>
-    <w:basedOn w:val="660"/>
-    <w:next w:val="660"/>
-    <w:link w:val="167"/>
+    <w:basedOn w:val="664"/>
+    <w:next w:val="664"/>
+    <w:link w:val="168"/>
     <w:uiPriority w:val="30"/>
     <w:qFormat/>
     <w:pPr>
@@ -33764,10 +32781,10 @@
       <w:color w:val="0f4761" w:themeColor="accent1" w:themeShade="BF"/>
     </w:rPr>
   </w:style>
-  <w:style w:type="character" w:styleId="167">
+  <w:style w:type="character" w:styleId="168">
     <w:name w:val="Intense Quote Char"/>
-    <w:basedOn w:val="147"/>
-    <w:link w:val="166"/>
+    <w:basedOn w:val="148"/>
+    <w:link w:val="167"/>
     <w:uiPriority w:val="30"/>
     <w:pPr>
       <w:pBdr/>
@@ -33780,9 +32797,9 @@
       <w:color w:val="0f4761" w:themeColor="accent1" w:themeShade="BF"/>
     </w:rPr>
   </w:style>
-  <w:style w:type="character" w:styleId="168">
+  <w:style w:type="character" w:styleId="169">
     <w:name w:val="Intense Reference"/>
-    <w:basedOn w:val="147"/>
+    <w:basedOn w:val="148"/>
     <w:uiPriority w:val="32"/>
     <w:qFormat/>
     <w:pPr>
@@ -33798,9 +32815,9 @@
       <w:spacing w:val="5"/>
     </w:rPr>
   </w:style>
-  <w:style w:type="character" w:styleId="170">
+  <w:style w:type="character" w:styleId="171">
     <w:name w:val="Subtle Emphasis"/>
-    <w:basedOn w:val="147"/>
+    <w:basedOn w:val="148"/>
     <w:uiPriority w:val="19"/>
     <w:qFormat/>
     <w:pPr>
@@ -33814,9 +32831,9 @@
       <w:color w:val="404040" w:themeColor="text1" w:themeTint="BF"/>
     </w:rPr>
   </w:style>
-  <w:style w:type="character" w:styleId="171">
+  <w:style w:type="character" w:styleId="172">
     <w:name w:val="Emphasis"/>
-    <w:basedOn w:val="147"/>
+    <w:basedOn w:val="148"/>
     <w:uiPriority w:val="20"/>
     <w:qFormat/>
     <w:pPr>
@@ -33829,9 +32846,9 @@
       <w:iCs/>
     </w:rPr>
   </w:style>
-  <w:style w:type="character" w:styleId="172">
+  <w:style w:type="character" w:styleId="173">
     <w:name w:val="Strong"/>
-    <w:basedOn w:val="147"/>
+    <w:basedOn w:val="148"/>
     <w:uiPriority w:val="22"/>
     <w:qFormat/>
     <w:pPr>
@@ -33844,9 +32861,9 @@
       <w:bCs/>
     </w:rPr>
   </w:style>
-  <w:style w:type="character" w:styleId="173">
+  <w:style w:type="character" w:styleId="174">
     <w:name w:val="Subtle Reference"/>
-    <w:basedOn w:val="147"/>
+    <w:basedOn w:val="148"/>
     <w:uiPriority w:val="31"/>
     <w:qFormat/>
     <w:pPr>
@@ -33859,9 +32876,9 @@
       <w:color w:val="5a5a5a" w:themeColor="text1" w:themeTint="A5"/>
     </w:rPr>
   </w:style>
-  <w:style w:type="character" w:styleId="174">
+  <w:style w:type="character" w:styleId="175">
     <w:name w:val="Book Title"/>
-    <w:basedOn w:val="147"/>
+    <w:basedOn w:val="148"/>
     <w:uiPriority w:val="33"/>
     <w:qFormat/>
     <w:pPr>
@@ -33877,10 +32894,10 @@
       <w:spacing w:val="5"/>
     </w:rPr>
   </w:style>
-  <w:style w:type="paragraph" w:styleId="175">
+  <w:style w:type="paragraph" w:styleId="176">
     <w:name w:val="Header"/>
-    <w:basedOn w:val="660"/>
-    <w:link w:val="176"/>
+    <w:basedOn w:val="664"/>
+    <w:link w:val="177"/>
     <w:uiPriority w:val="99"/>
     <w:unhideWhenUsed/>
     <w:pPr>
@@ -33893,10 +32910,10 @@
       <w:ind/>
     </w:pPr>
   </w:style>
-  <w:style w:type="character" w:styleId="176">
+  <w:style w:type="character" w:styleId="177">
     <w:name w:val="Header Char"/>
-    <w:basedOn w:val="147"/>
-    <w:link w:val="175"/>
+    <w:basedOn w:val="148"/>
+    <w:link w:val="176"/>
     <w:uiPriority w:val="99"/>
     <w:pPr>
       <w:pBdr/>
@@ -33904,10 +32921,10 @@
       <w:ind/>
     </w:pPr>
   </w:style>
-  <w:style w:type="paragraph" w:styleId="177">
+  <w:style w:type="paragraph" w:styleId="178">
     <w:name w:val="Footer"/>
-    <w:basedOn w:val="660"/>
-    <w:link w:val="178"/>
+    <w:basedOn w:val="664"/>
+    <w:link w:val="179"/>
     <w:uiPriority w:val="99"/>
     <w:unhideWhenUsed/>
     <w:pPr>
@@ -33920,10 +32937,10 @@
       <w:ind/>
     </w:pPr>
   </w:style>
-  <w:style w:type="character" w:styleId="178">
+  <w:style w:type="character" w:styleId="179">
     <w:name w:val="Footer Char"/>
-    <w:basedOn w:val="147"/>
-    <w:link w:val="177"/>
+    <w:basedOn w:val="148"/>
+    <w:link w:val="178"/>
     <w:uiPriority w:val="99"/>
     <w:pPr>
       <w:pBdr/>
@@ -33931,10 +32948,10 @@
       <w:ind/>
     </w:pPr>
   </w:style>
-  <w:style w:type="paragraph" w:styleId="179">
+  <w:style w:type="paragraph" w:styleId="180">
     <w:name w:val="Caption"/>
-    <w:basedOn w:val="660"/>
-    <w:next w:val="660"/>
+    <w:basedOn w:val="664"/>
+    <w:next w:val="664"/>
     <w:uiPriority w:val="35"/>
     <w:unhideWhenUsed/>
     <w:qFormat/>
@@ -33951,10 +32968,10 @@
       <w:szCs w:val="18"/>
     </w:rPr>
   </w:style>
-  <w:style w:type="paragraph" w:styleId="180">
+  <w:style w:type="paragraph" w:styleId="181">
     <w:name w:val="footnote text"/>
-    <w:basedOn w:val="660"/>
-    <w:link w:val="181"/>
+    <w:basedOn w:val="664"/>
+    <w:link w:val="182"/>
     <w:uiPriority w:val="99"/>
     <w:semiHidden/>
     <w:unhideWhenUsed/>
@@ -33968,10 +32985,10 @@
       <w:szCs w:val="20"/>
     </w:rPr>
   </w:style>
-  <w:style w:type="character" w:styleId="181">
+  <w:style w:type="character" w:styleId="182">
     <w:name w:val="Footnote Text Char"/>
-    <w:basedOn w:val="147"/>
-    <w:link w:val="180"/>
+    <w:basedOn w:val="148"/>
+    <w:link w:val="181"/>
     <w:uiPriority w:val="99"/>
     <w:semiHidden/>
     <w:pPr>
@@ -33984,9 +33001,9 @@
       <w:szCs w:val="20"/>
     </w:rPr>
   </w:style>
-  <w:style w:type="character" w:styleId="182">
+  <w:style w:type="character" w:styleId="183">
     <w:name w:val="footnote reference"/>
-    <w:basedOn w:val="147"/>
+    <w:basedOn w:val="148"/>
     <w:uiPriority w:val="99"/>
     <w:semiHidden/>
     <w:unhideWhenUsed/>
@@ -33999,10 +33016,10 @@
       <w:vertAlign w:val="superscript"/>
     </w:rPr>
   </w:style>
-  <w:style w:type="paragraph" w:styleId="183">
+  <w:style w:type="paragraph" w:styleId="184">
     <w:name w:val="endnote text"/>
-    <w:basedOn w:val="660"/>
-    <w:link w:val="184"/>
+    <w:basedOn w:val="664"/>
+    <w:link w:val="185"/>
     <w:uiPriority w:val="99"/>
     <w:semiHidden/>
     <w:unhideWhenUsed/>
@@ -34016,10 +33033,10 @@
       <w:szCs w:val="20"/>
     </w:rPr>
   </w:style>
-  <w:style w:type="character" w:styleId="184">
+  <w:style w:type="character" w:styleId="185">
     <w:name w:val="Endnote Text Char"/>
-    <w:basedOn w:val="147"/>
-    <w:link w:val="183"/>
+    <w:basedOn w:val="148"/>
+    <w:link w:val="184"/>
     <w:uiPriority w:val="99"/>
     <w:semiHidden/>
     <w:pPr>
@@ -34032,9 +33049,9 @@
       <w:szCs w:val="20"/>
     </w:rPr>
   </w:style>
-  <w:style w:type="character" w:styleId="185">
+  <w:style w:type="character" w:styleId="186">
     <w:name w:val="endnote reference"/>
-    <w:basedOn w:val="147"/>
+    <w:basedOn w:val="148"/>
     <w:uiPriority w:val="99"/>
     <w:semiHidden/>
     <w:unhideWhenUsed/>
@@ -34047,9 +33064,9 @@
       <w:vertAlign w:val="superscript"/>
     </w:rPr>
   </w:style>
-  <w:style w:type="character" w:styleId="186">
+  <w:style w:type="character" w:styleId="187">
     <w:name w:val="Hyperlink"/>
-    <w:basedOn w:val="147"/>
+    <w:basedOn w:val="148"/>
     <w:uiPriority w:val="99"/>
     <w:unhideWhenUsed/>
     <w:pPr>
@@ -34062,9 +33079,9 @@
       <w:u w:val="single"/>
     </w:rPr>
   </w:style>
-  <w:style w:type="character" w:styleId="187">
+  <w:style w:type="character" w:styleId="188">
     <w:name w:val="FollowedHyperlink"/>
-    <w:basedOn w:val="147"/>
+    <w:basedOn w:val="148"/>
     <w:uiPriority w:val="99"/>
     <w:semiHidden/>
     <w:unhideWhenUsed/>
@@ -34078,10 +33095,10 @@
       <w:u w:val="single"/>
     </w:rPr>
   </w:style>
-  <w:style w:type="paragraph" w:styleId="188">
+  <w:style w:type="paragraph" w:styleId="189">
     <w:name w:val="toc 1"/>
-    <w:basedOn w:val="660"/>
-    <w:next w:val="660"/>
+    <w:basedOn w:val="664"/>
+    <w:next w:val="664"/>
     <w:uiPriority w:val="39"/>
     <w:unhideWhenUsed/>
     <w:pPr>
@@ -34090,10 +33107,10 @@
       <w:ind/>
     </w:pPr>
   </w:style>
-  <w:style w:type="paragraph" w:styleId="189">
+  <w:style w:type="paragraph" w:styleId="190">
     <w:name w:val="toc 2"/>
-    <w:basedOn w:val="660"/>
-    <w:next w:val="660"/>
+    <w:basedOn w:val="664"/>
+    <w:next w:val="664"/>
     <w:uiPriority w:val="39"/>
     <w:unhideWhenUsed/>
     <w:pPr>
@@ -34102,10 +33119,10 @@
       <w:ind w:left="220"/>
     </w:pPr>
   </w:style>
-  <w:style w:type="paragraph" w:styleId="190">
+  <w:style w:type="paragraph" w:styleId="191">
     <w:name w:val="toc 3"/>
-    <w:basedOn w:val="660"/>
-    <w:next w:val="660"/>
+    <w:basedOn w:val="664"/>
+    <w:next w:val="664"/>
     <w:uiPriority w:val="39"/>
     <w:unhideWhenUsed/>
     <w:pPr>
@@ -34114,10 +33131,10 @@
       <w:ind w:left="440"/>
     </w:pPr>
   </w:style>
-  <w:style w:type="paragraph" w:styleId="191">
+  <w:style w:type="paragraph" w:styleId="192">
     <w:name w:val="toc 4"/>
-    <w:basedOn w:val="660"/>
-    <w:next w:val="660"/>
+    <w:basedOn w:val="664"/>
+    <w:next w:val="664"/>
     <w:uiPriority w:val="39"/>
     <w:unhideWhenUsed/>
     <w:pPr>
@@ -34126,10 +33143,10 @@
       <w:ind w:left="660"/>
     </w:pPr>
   </w:style>
-  <w:style w:type="paragraph" w:styleId="192">
+  <w:style w:type="paragraph" w:styleId="193">
     <w:name w:val="toc 5"/>
-    <w:basedOn w:val="660"/>
-    <w:next w:val="660"/>
+    <w:basedOn w:val="664"/>
+    <w:next w:val="664"/>
     <w:uiPriority w:val="39"/>
     <w:unhideWhenUsed/>
     <w:pPr>
@@ -34138,10 +33155,10 @@
       <w:ind w:left="880"/>
     </w:pPr>
   </w:style>
-  <w:style w:type="paragraph" w:styleId="193">
+  <w:style w:type="paragraph" w:styleId="194">
     <w:name w:val="toc 6"/>
-    <w:basedOn w:val="660"/>
-    <w:next w:val="660"/>
+    <w:basedOn w:val="664"/>
+    <w:next w:val="664"/>
     <w:uiPriority w:val="39"/>
     <w:unhideWhenUsed/>
     <w:pPr>
@@ -34150,10 +33167,10 @@
       <w:ind w:left="1100"/>
     </w:pPr>
   </w:style>
-  <w:style w:type="paragraph" w:styleId="194">
+  <w:style w:type="paragraph" w:styleId="195">
     <w:name w:val="toc 7"/>
-    <w:basedOn w:val="660"/>
-    <w:next w:val="660"/>
+    <w:basedOn w:val="664"/>
+    <w:next w:val="664"/>
     <w:uiPriority w:val="39"/>
     <w:unhideWhenUsed/>
     <w:pPr>
@@ -34162,10 +33179,10 @@
       <w:ind w:left="1320"/>
     </w:pPr>
   </w:style>
-  <w:style w:type="paragraph" w:styleId="195">
+  <w:style w:type="paragraph" w:styleId="196">
     <w:name w:val="toc 8"/>
-    <w:basedOn w:val="660"/>
-    <w:next w:val="660"/>
+    <w:basedOn w:val="664"/>
+    <w:next w:val="664"/>
     <w:uiPriority w:val="39"/>
     <w:unhideWhenUsed/>
     <w:pPr>
@@ -34174,10 +33191,10 @@
       <w:ind w:left="1540"/>
     </w:pPr>
   </w:style>
-  <w:style w:type="paragraph" w:styleId="196">
+  <w:style w:type="paragraph" w:styleId="197">
     <w:name w:val="toc 9"/>
-    <w:basedOn w:val="660"/>
-    <w:next w:val="660"/>
+    <w:basedOn w:val="664"/>
+    <w:next w:val="664"/>
     <w:uiPriority w:val="39"/>
     <w:unhideWhenUsed/>
     <w:pPr>
@@ -34186,7 +33203,21 @@
       <w:ind w:left="1760"/>
     </w:pPr>
   </w:style>
-  <w:style w:type="paragraph" w:styleId="206">
+  <w:style w:type="character" w:styleId="198">
+    <w:name w:val="Placeholder Text"/>
+    <w:basedOn w:val="148"/>
+    <w:uiPriority w:val="99"/>
+    <w:semiHidden/>
+    <w:pPr>
+      <w:pBdr/>
+      <w:spacing/>
+      <w:ind/>
+    </w:pPr>
+    <w:rPr>
+      <w:color w:val="666666"/>
+    </w:rPr>
+  </w:style>
+  <w:style w:type="paragraph" w:styleId="208">
     <w:name w:val="TOC Heading"/>
     <w:uiPriority w:val="39"/>
     <w:unhideWhenUsed/>
@@ -34196,10 +33227,10 @@
       <w:ind/>
     </w:pPr>
   </w:style>
-  <w:style w:type="paragraph" w:styleId="207">
+  <w:style w:type="paragraph" w:styleId="209">
     <w:name w:val="table of figures"/>
-    <w:basedOn w:val="660"/>
-    <w:next w:val="660"/>
+    <w:basedOn w:val="664"/>
+    <w:next w:val="664"/>
     <w:uiPriority w:val="99"/>
     <w:unhideWhenUsed/>
     <w:pPr>
@@ -34208,7 +33239,7 @@
       <w:ind/>
     </w:pPr>
   </w:style>
-  <w:style w:type="paragraph" w:styleId="660" w:default="1">
+  <w:style w:type="paragraph" w:styleId="664" w:default="1">
     <w:name w:val="Normal"/>
     <w:qFormat/>
     <w:pPr>
@@ -34217,7 +33248,7 @@
       <w:ind/>
     </w:pPr>
   </w:style>
-  <w:style w:type="table" w:styleId="661" w:default="1">
+  <w:style w:type="table" w:styleId="665" w:default="1">
     <w:name w:val="Normal Table"/>
     <w:uiPriority w:val="99"/>
     <w:semiHidden/>
@@ -34229,13 +33260,13 @@
     </w:pPr>
     <w:tblPr>
       <w:tblInd w:w="0" w:type="dxa"/>
-      <w:tblBorders/>
       <w:tblCellMar>
         <w:left w:w="108" w:type="dxa"/>
         <w:top w:w="0" w:type="dxa"/>
         <w:right w:w="108" w:type="dxa"/>
         <w:bottom w:w="0" w:type="dxa"/>
       </w:tblCellMar>
+      <w:tblBorders/>
     </w:tblPr>
     <w:tcPr>
       <w:tcBorders/>
@@ -34410,7 +33441,7 @@
       </w:tcPr>
     </w:tblStylePr>
   </w:style>
-  <w:style w:type="numbering" w:styleId="662" w:default="1">
+  <w:style w:type="numbering" w:styleId="666" w:default="1">
     <w:name w:val="No List"/>
     <w:uiPriority w:val="99"/>
     <w:semiHidden/>
@@ -34421,9 +33452,9 @@
       <w:ind/>
     </w:pPr>
   </w:style>
-  <w:style w:type="paragraph" w:styleId="663">
+  <w:style w:type="paragraph" w:styleId="667">
     <w:name w:val="No Spacing"/>
-    <w:basedOn w:val="660"/>
+    <w:basedOn w:val="664"/>
     <w:uiPriority w:val="1"/>
     <w:qFormat/>
     <w:pPr>
@@ -34432,9 +33463,9 @@
       <w:ind/>
     </w:pPr>
   </w:style>
-  <w:style w:type="paragraph" w:styleId="664">
+  <w:style w:type="paragraph" w:styleId="668">
     <w:name w:val="List Paragraph"/>
-    <w:basedOn w:val="660"/>
+    <w:basedOn w:val="664"/>
     <w:uiPriority w:val="34"/>
     <w:qFormat/>
     <w:pPr>
